--- a/public/templates/admin-recruitment/offer-letter.docx
+++ b/public/templates/admin-recruitment/offer-letter.docx
@@ -206,7 +206,7 @@
     </w:p>
     <w:tbl>
       <w:tblPr>
-        <w:tblW w:w="0" w:type="auto"/>
+        <w:tblW w:w="5600" w:type="dxa"/>
         <w:tblCellSpacing w:w="15" w:type="dxa"/>
         <w:tblCellMar>
           <w:top w:w="15" w:type="dxa"/>
@@ -217,8 +217,8 @@
         <w:tblLook w:val="04A0" w:firstRow="1" w:lastRow="0" w:firstColumn="1" w:lastColumn="0" w:noHBand="0" w:noVBand="1"/>
       </w:tblPr>
       <w:tblGrid>
-        <w:gridCol w:w="1437"/>
-        <w:gridCol w:w="2317"/>
+        <w:gridCol w:w="2400"/>
+        <w:gridCol w:w="3200"/>
       </w:tblGrid>
       <w:tr>
         <w:trPr>
@@ -227,25 +227,25 @@
         </w:trPr>
         <w:tc>
           <w:tcPr>
-            <w:tcW w:w="0" w:type="auto"/>
+            <w:tcW w:w="2400" w:type="dxa"/>
             <w:vAlign w:val="center"/>
             <w:hideMark/>
           </w:tcPr>
           <w:p>
             <w:pPr>
-              <w:spacing w:after="160" w:line="278" w:lineRule="auto"/>
+              <w:spacing w:after="0" w:line="240" w:lineRule="auto"/>
             </w:pPr>
           </w:p>
         </w:tc>
         <w:tc>
           <w:tcPr>
-            <w:tcW w:w="0" w:type="auto"/>
+            <w:tcW w:w="3200" w:type="dxa"/>
             <w:vAlign w:val="center"/>
             <w:hideMark/>
           </w:tcPr>
           <w:p>
             <w:pPr>
-              <w:spacing w:after="160" w:line="278" w:lineRule="auto"/>
+              <w:spacing w:after="0" w:line="240" w:lineRule="auto"/>
             </w:pPr>
           </w:p>
         </w:tc>
@@ -256,13 +256,15 @@
         </w:trPr>
         <w:tc>
           <w:tcPr>
-            <w:tcW w:w="0" w:type="auto"/>
+            <w:tcW w:w="2400" w:type="dxa"/>
             <w:vAlign w:val="center"/>
             <w:hideMark/>
           </w:tcPr>
           <w:p>
             <w:pPr>
-              <w:spacing w:after="160" w:line="278" w:lineRule="auto"/>
+              <w:keepLines/>
+              <w:wordWrap w:val="0"/>
+              <w:spacing w:after="80" w:line="240" w:lineRule="auto"/>
             </w:pPr>
             <w:r>
               <w:rPr>
@@ -275,13 +277,14 @@
         </w:tc>
         <w:tc>
           <w:tcPr>
-            <w:tcW w:w="0" w:type="auto"/>
+            <w:tcW w:w="3200" w:type="dxa"/>
             <w:vAlign w:val="center"/>
             <w:hideMark/>
           </w:tcPr>
           <w:p>
             <w:pPr>
-              <w:spacing w:after="160" w:line="278" w:lineRule="auto"/>
+              <w:keepLines/>
+              <w:spacing w:after="80" w:line="240" w:lineRule="auto"/>
             </w:pPr>
             <w:r>
               <w:t>{{DESIGNATION}}</w:t>
@@ -295,13 +298,15 @@
         </w:trPr>
         <w:tc>
           <w:tcPr>
-            <w:tcW w:w="0" w:type="auto"/>
+            <w:tcW w:w="2400" w:type="dxa"/>
             <w:vAlign w:val="center"/>
             <w:hideMark/>
           </w:tcPr>
           <w:p>
             <w:pPr>
-              <w:spacing w:after="160" w:line="278" w:lineRule="auto"/>
+              <w:keepLines/>
+              <w:wordWrap w:val="0"/>
+              <w:spacing w:after="80" w:line="240" w:lineRule="auto"/>
             </w:pPr>
             <w:r>
               <w:rPr>
@@ -314,13 +319,14 @@
         </w:tc>
         <w:tc>
           <w:tcPr>
-            <w:tcW w:w="0" w:type="auto"/>
+            <w:tcW w:w="3200" w:type="dxa"/>
             <w:vAlign w:val="center"/>
             <w:hideMark/>
           </w:tcPr>
           <w:p>
             <w:pPr>
-              <w:spacing w:after="160" w:line="278" w:lineRule="auto"/>
+              <w:keepLines/>
+              <w:spacing w:after="80" w:line="240" w:lineRule="auto"/>
             </w:pPr>
             <w:r>
               <w:t>{{JOINING_DATE_LONG}}</w:t>
@@ -334,13 +340,15 @@
         </w:trPr>
         <w:tc>
           <w:tcPr>
-            <w:tcW w:w="0" w:type="auto"/>
+            <w:tcW w:w="2400" w:type="dxa"/>
             <w:vAlign w:val="center"/>
             <w:hideMark/>
           </w:tcPr>
           <w:p>
             <w:pPr>
-              <w:spacing w:after="160" w:line="278" w:lineRule="auto"/>
+              <w:keepLines/>
+              <w:wordWrap w:val="0"/>
+              <w:spacing w:after="80" w:line="240" w:lineRule="auto"/>
             </w:pPr>
             <w:r>
               <w:rPr>
@@ -353,13 +361,14 @@
         </w:tc>
         <w:tc>
           <w:tcPr>
-            <w:tcW w:w="0" w:type="auto"/>
+            <w:tcW w:w="3200" w:type="dxa"/>
             <w:vAlign w:val="center"/>
             <w:hideMark/>
           </w:tcPr>
           <w:p>
             <w:pPr>
-              <w:spacing w:after="160" w:line="278" w:lineRule="auto"/>
+              <w:keepLines/>
+              <w:spacing w:after="80" w:line="240" w:lineRule="auto"/>
             </w:pPr>
             <w:r>
               <w:t>{{LOCATION}}</w:t>
@@ -509,11 +518,18 @@
     </w:p>
     <w:p/>
     <w:p>
+      <w:pPr>
+        <w:keepNext/>
+        <w:keepLines/>
+      </w:pPr>
       <w:r>
         <w:t>I accept the above offer and confirm that I will join on [DD/MM/YYYY]</w:t>
       </w:r>
     </w:p>
     <w:p>
+      <w:pPr>
+        <w:keepLines/>
+      </w:pPr>
       <w:r>
         <w:t>Name: ____________________</w:t>
       </w:r>

--- a/public/templates/admin-recruitment/offer-letter.docx
+++ b/public/templates/admin-recruitment/offer-letter.docx
@@ -20,7 +20,7 @@
           <w:szCs w:val="24"/>
           <w:lang w:val="en-IN" w:eastAsia="en-IN"/>
         </w:rPr>
-        <w:pict w14:anchorId="5D7FF350">
+        <w:pict w14:anchorId="378B7F90">
           <v:shapetype id="_x0000_t202" coordsize="21600,21600" o:spt="202" path="m,l,21600r21600,l21600,xe">
             <v:stroke joinstyle="miter"/>
             <v:path gradientshapeok="t" o:connecttype="rect"/>
@@ -36,7 +36,7 @@
                       <w:sz w:val="24"/>
                       <w:szCs w:val="24"/>
                     </w:rPr>
-                    <w:pict w14:anchorId="4128A62D">
+                    <w:pict w14:anchorId="1C7FB7CA">
                       <v:shapetype id="_x0000_t75" coordsize="21600,21600" o:spt="75" o:preferrelative="t" path="m@4@5l@4@11@9@11@9@5xe" filled="f" stroked="f">
                         <v:stroke joinstyle="miter"/>
                         <v:formulas>
@@ -162,21 +162,10 @@
         <w:spacing w:after="160" w:line="278" w:lineRule="auto"/>
       </w:pPr>
       <w:r>
-        <w:t xml:space="preserve">We are pleased to offer you the position of </w:t>
-      </w:r>
-      <w:r>
-        <w:rPr>
-          <w:b/>
-          <w:bCs/>
-        </w:rPr>
-        <w:t>{{DESIGNATION}}</w:t>
-      </w:r>
-      <w:r>
-        <w:rPr>
-          <w:b/>
-          <w:bCs/>
-        </w:rPr>
-        <w:t>{{DEPARTMENT_CLAUSE}}</w:t>
+        <w:t xml:space="preserve">We are pleased to offer you the </w:t>
+      </w:r>
+      <w:r>
+        <w:t>position of {{DESIGNATION}}{{DEPARTMENT_CLAUSE}}</w:t>
       </w:r>
       <w:r>
         <w:rPr>
@@ -206,7 +195,7 @@
     </w:p>
     <w:tbl>
       <w:tblPr>
-        <w:tblW w:w="5600" w:type="dxa"/>
+        <w:tblW w:w="0" w:type="auto"/>
         <w:tblCellSpacing w:w="15" w:type="dxa"/>
         <w:tblCellMar>
           <w:top w:w="15" w:type="dxa"/>
@@ -217,8 +206,8 @@
         <w:tblLook w:val="04A0" w:firstRow="1" w:lastRow="0" w:firstColumn="1" w:lastColumn="0" w:noHBand="0" w:noVBand="1"/>
       </w:tblPr>
       <w:tblGrid>
-        <w:gridCol w:w="2400"/>
-        <w:gridCol w:w="3200"/>
+        <w:gridCol w:w="1437"/>
+        <w:gridCol w:w="2317"/>
       </w:tblGrid>
       <w:tr>
         <w:trPr>
@@ -227,25 +216,25 @@
         </w:trPr>
         <w:tc>
           <w:tcPr>
-            <w:tcW w:w="2400" w:type="dxa"/>
+            <w:tcW w:w="0" w:type="auto"/>
             <w:vAlign w:val="center"/>
             <w:hideMark/>
           </w:tcPr>
           <w:p>
             <w:pPr>
-              <w:spacing w:after="0" w:line="240" w:lineRule="auto"/>
-            </w:pPr>
-          </w:p>
-        </w:tc>
-        <w:tc>
-          <w:tcPr>
-            <w:tcW w:w="3200" w:type="dxa"/>
+              <w:spacing w:after="160" w:line="278" w:lineRule="auto"/>
+            </w:pPr>
+          </w:p>
+        </w:tc>
+        <w:tc>
+          <w:tcPr>
+            <w:tcW w:w="0" w:type="auto"/>
             <w:vAlign w:val="center"/>
             <w:hideMark/>
           </w:tcPr>
           <w:p>
             <w:pPr>
-              <w:spacing w:after="0" w:line="240" w:lineRule="auto"/>
+              <w:spacing w:after="160" w:line="278" w:lineRule="auto"/>
             </w:pPr>
           </w:p>
         </w:tc>
@@ -256,15 +245,13 @@
         </w:trPr>
         <w:tc>
           <w:tcPr>
-            <w:tcW w:w="2400" w:type="dxa"/>
+            <w:tcW w:w="0" w:type="auto"/>
             <w:vAlign w:val="center"/>
             <w:hideMark/>
           </w:tcPr>
           <w:p>
             <w:pPr>
-              <w:keepLines/>
-              <w:wordWrap w:val="0"/>
-              <w:spacing w:after="80" w:line="240" w:lineRule="auto"/>
+              <w:spacing w:after="160" w:line="278" w:lineRule="auto"/>
             </w:pPr>
             <w:r>
               <w:rPr>
@@ -277,17 +264,16 @@
         </w:tc>
         <w:tc>
           <w:tcPr>
-            <w:tcW w:w="3200" w:type="dxa"/>
+            <w:tcW w:w="0" w:type="auto"/>
             <w:vAlign w:val="center"/>
             <w:hideMark/>
           </w:tcPr>
           <w:p>
             <w:pPr>
-              <w:keepLines/>
-              <w:spacing w:after="80" w:line="240" w:lineRule="auto"/>
-            </w:pPr>
-            <w:r>
-              <w:t>{{DESIGNATION}}</w:t>
+              <w:spacing w:after="160" w:line="278" w:lineRule="auto"/>
+            </w:pPr>
+            <w:r>
+              <w:t>{{DESIGNATION_PLAIN}}</w:t>
             </w:r>
           </w:p>
         </w:tc>
@@ -298,15 +284,13 @@
         </w:trPr>
         <w:tc>
           <w:tcPr>
-            <w:tcW w:w="2400" w:type="dxa"/>
+            <w:tcW w:w="0" w:type="auto"/>
             <w:vAlign w:val="center"/>
             <w:hideMark/>
           </w:tcPr>
           <w:p>
             <w:pPr>
-              <w:keepLines/>
-              <w:wordWrap w:val="0"/>
-              <w:spacing w:after="80" w:line="240" w:lineRule="auto"/>
+              <w:spacing w:after="160" w:line="278" w:lineRule="auto"/>
             </w:pPr>
             <w:r>
               <w:rPr>
@@ -319,14 +303,13 @@
         </w:tc>
         <w:tc>
           <w:tcPr>
-            <w:tcW w:w="3200" w:type="dxa"/>
+            <w:tcW w:w="0" w:type="auto"/>
             <w:vAlign w:val="center"/>
             <w:hideMark/>
           </w:tcPr>
           <w:p>
             <w:pPr>
-              <w:keepLines/>
-              <w:spacing w:after="80" w:line="240" w:lineRule="auto"/>
+              <w:spacing w:after="160" w:line="278" w:lineRule="auto"/>
             </w:pPr>
             <w:r>
               <w:t>{{JOINING_DATE_LONG}}</w:t>
@@ -340,15 +323,13 @@
         </w:trPr>
         <w:tc>
           <w:tcPr>
-            <w:tcW w:w="2400" w:type="dxa"/>
+            <w:tcW w:w="0" w:type="auto"/>
             <w:vAlign w:val="center"/>
             <w:hideMark/>
           </w:tcPr>
           <w:p>
             <w:pPr>
-              <w:keepLines/>
-              <w:wordWrap w:val="0"/>
-              <w:spacing w:after="80" w:line="240" w:lineRule="auto"/>
+              <w:spacing w:after="160" w:line="278" w:lineRule="auto"/>
             </w:pPr>
             <w:r>
               <w:rPr>
@@ -361,14 +342,13 @@
         </w:tc>
         <w:tc>
           <w:tcPr>
-            <w:tcW w:w="3200" w:type="dxa"/>
+            <w:tcW w:w="0" w:type="auto"/>
             <w:vAlign w:val="center"/>
             <w:hideMark/>
           </w:tcPr>
           <w:p>
             <w:pPr>
-              <w:keepLines/>
-              <w:spacing w:after="80" w:line="240" w:lineRule="auto"/>
+              <w:spacing w:after="160" w:line="278" w:lineRule="auto"/>
             </w:pPr>
             <w:r>
               <w:t>{{LOCATION}}</w:t>
@@ -434,6 +414,28 @@
         <w:t>)</w:t>
       </w:r>
       <w:r>
+        <w:t>.</w:t>
+      </w:r>
+    </w:p>
+    <w:p>
+      <w:r>
+        <w:rPr>
+          <w:lang w:val="en-IN"/>
+        </w:rPr>
+        <w:t xml:space="preserve">A detailed salary breakup is below as </w:t>
+      </w:r>
+      <w:r>
+        <w:rPr>
+          <w:b/>
+          <w:bCs/>
+          <w:lang w:val="en-IN"/>
+        </w:rPr>
+        <w:t>Annexure A</w:t>
+      </w:r>
+      <w:r>
+        <w:rPr>
+          <w:lang w:val="en-IN"/>
+        </w:rPr>
         <w:t>.</w:t>
       </w:r>
     </w:p>
@@ -478,9 +480,9 @@
           <w:b/>
           <w:bCs/>
         </w:rPr>
-        <w:pict w14:anchorId="10A62207">
+        <w:pict w14:anchorId="7DA989A8">
           <v:shape id="Picture 3" o:spid="_x0000_i1027" type="#_x0000_t75" style="width:77.25pt;height:35.25pt;visibility:visible">
-            <v:imagedata r:id="rId8" o:title="" chromakey="#c9cabc"/>
+            <v:imagedata r:id="rId8" o:title=""/>
           </v:shape>
         </w:pict>
       </w:r>
@@ -516,31 +518,2099 @@
         <w:t>{{COMPANY_NAME}}</w:t>
       </w:r>
     </w:p>
+    <w:p>
+      <w:r>
+        <w:t>I accept the above offer and confirm that I will join on [DD/MM/YYYY]</w:t>
+      </w:r>
+    </w:p>
+    <w:p>
+      <w:r>
+        <w:t>Name: ____________________</w:t>
+      </w:r>
+      <w:r>
+        <w:br/>
+        <w:t>Signature: ____________________</w:t>
+      </w:r>
+      <w:r>
+        <w:br/>
+        <w:t>Date: ____________</w:t>
+      </w:r>
+    </w:p>
+    <w:p/>
+    <w:p/>
+    <w:p/>
     <w:p/>
     <w:p>
       <w:pPr>
-        <w:keepNext/>
-        <w:keepLines/>
-      </w:pPr>
-      <w:r>
-        <w:t>I accept the above offer and confirm that I will join on [DD/MM/YYYY]</w:t>
+        <w:jc w:val="center"/>
+        <w:rPr>
+          <w:b/>
+          <w:bCs/>
+          <w:sz w:val="28"/>
+          <w:szCs w:val="28"/>
+          <w:lang w:val="en-IN"/>
+        </w:rPr>
+      </w:pPr>
+      <w:r>
+        <w:rPr>
+          <w:b/>
+          <w:bCs/>
+          <w:sz w:val="28"/>
+          <w:szCs w:val="28"/>
+          <w:lang w:val="en-IN"/>
+        </w:rPr>
+        <w:t>Annexure A</w:t>
       </w:r>
     </w:p>
     <w:p>
       <w:pPr>
-        <w:keepLines/>
-      </w:pPr>
-      <w:r>
-        <w:t>Name: ____________________</w:t>
-      </w:r>
-      <w:r>
-        <w:br/>
-        <w:t>Signature: ____________________</w:t>
-      </w:r>
-      <w:r>
-        <w:br/>
-        <w:t>Date: ____________</w:t>
-      </w:r>
+        <w:jc w:val="center"/>
+        <w:rPr>
+          <w:b/>
+          <w:bCs/>
+          <w:lang w:val="en-IN"/>
+        </w:rPr>
+      </w:pPr>
+    </w:p>
+    <w:tbl>
+      <w:tblPr>
+        <w:tblW w:w="8760" w:type="dxa"/>
+        <w:jc w:val="center"/>
+        <w:tblLook w:val="04A0" w:firstRow="1" w:lastRow="0" w:firstColumn="1" w:lastColumn="0" w:noHBand="0" w:noVBand="1"/>
+      </w:tblPr>
+      <w:tblGrid>
+        <w:gridCol w:w="5191"/>
+        <w:gridCol w:w="2356"/>
+        <w:gridCol w:w="2056"/>
+      </w:tblGrid>
+      <w:tr>
+        <w:trPr>
+          <w:trHeight w:val="300"/>
+          <w:jc w:val="center"/>
+        </w:trPr>
+        <w:tc>
+          <w:tcPr>
+            <w:tcW w:w="8760" w:type="dxa"/>
+            <w:gridSpan w:val="3"/>
+            <w:tcBorders>
+              <w:top w:val="single" w:sz="8" w:space="0" w:color="auto"/>
+              <w:left w:val="single" w:sz="8" w:space="0" w:color="auto"/>
+              <w:bottom w:val="single" w:sz="8" w:space="0" w:color="auto"/>
+              <w:right w:val="nil"/>
+            </w:tcBorders>
+            <w:shd w:val="clear" w:color="000000" w:fill="D9D9D9"/>
+            <w:noWrap/>
+            <w:vAlign w:val="bottom"/>
+            <w:hideMark/>
+          </w:tcPr>
+          <w:p>
+            <w:pPr>
+              <w:spacing w:after="0" w:line="240" w:lineRule="auto"/>
+              <w:jc w:val="center"/>
+              <w:rPr>
+                <w:rFonts w:ascii="Aptos Narrow" w:hAnsi="Aptos Narrow"/>
+                <w:b/>
+                <w:bCs/>
+                <w:color w:val="000000"/>
+                <w:lang w:val="en-IN" w:eastAsia="en-IN"/>
+              </w:rPr>
+            </w:pPr>
+            <w:r>
+              <w:rPr>
+                <w:rFonts w:ascii="Aptos Narrow" w:hAnsi="Aptos Narrow"/>
+                <w:b/>
+                <w:bCs/>
+                <w:color w:val="000000"/>
+                <w:lang w:val="en-IN" w:eastAsia="en-IN"/>
+              </w:rPr>
+              <w:t>COMPENSATION SCHEME-Year {{SCHEME_YEAR}}</w:t>
+            </w:r>
+          </w:p>
+        </w:tc>
+      </w:tr>
+      <w:tr>
+        <w:trPr>
+          <w:trHeight w:val="300"/>
+          <w:jc w:val="center"/>
+        </w:trPr>
+        <w:tc>
+          <w:tcPr>
+            <w:tcW w:w="5191" w:type="dxa"/>
+            <w:tcBorders>
+              <w:top w:val="nil"/>
+              <w:left w:val="single" w:sz="8" w:space="0" w:color="auto"/>
+              <w:bottom w:val="single" w:sz="8" w:space="0" w:color="auto"/>
+              <w:right w:val="single" w:sz="4" w:space="0" w:color="auto"/>
+            </w:tcBorders>
+            <w:shd w:val="clear" w:color="000000" w:fill="D9D9D9"/>
+            <w:noWrap/>
+            <w:vAlign w:val="bottom"/>
+            <w:hideMark/>
+          </w:tcPr>
+          <w:p>
+            <w:pPr>
+              <w:spacing w:after="0" w:line="240" w:lineRule="auto"/>
+              <w:jc w:val="center"/>
+              <w:rPr>
+                <w:rFonts w:ascii="Aptos Narrow" w:hAnsi="Aptos Narrow"/>
+                <w:b/>
+                <w:bCs/>
+                <w:color w:val="000000"/>
+                <w:lang w:val="en-IN" w:eastAsia="en-IN"/>
+              </w:rPr>
+            </w:pPr>
+            <w:r>
+              <w:rPr>
+                <w:rFonts w:ascii="Aptos Narrow" w:hAnsi="Aptos Narrow"/>
+                <w:b/>
+                <w:bCs/>
+                <w:color w:val="000000"/>
+                <w:lang w:val="en-IN" w:eastAsia="en-IN"/>
+              </w:rPr>
+              <w:t>PART-A</w:t>
+            </w:r>
+          </w:p>
+        </w:tc>
+        <w:tc>
+          <w:tcPr>
+            <w:tcW w:w="2356" w:type="dxa"/>
+            <w:tcBorders>
+              <w:top w:val="nil"/>
+              <w:left w:val="nil"/>
+              <w:bottom w:val="single" w:sz="8" w:space="0" w:color="auto"/>
+              <w:right w:val="single" w:sz="4" w:space="0" w:color="auto"/>
+            </w:tcBorders>
+            <w:shd w:val="clear" w:color="000000" w:fill="D9D9D9"/>
+            <w:noWrap/>
+            <w:vAlign w:val="bottom"/>
+            <w:hideMark/>
+          </w:tcPr>
+          <w:p>
+            <w:pPr>
+              <w:spacing w:after="0" w:line="240" w:lineRule="auto"/>
+              <w:jc w:val="center"/>
+              <w:rPr>
+                <w:rFonts w:ascii="Aptos Narrow" w:hAnsi="Aptos Narrow"/>
+                <w:b/>
+                <w:bCs/>
+                <w:color w:val="000000"/>
+                <w:lang w:val="en-IN" w:eastAsia="en-IN"/>
+              </w:rPr>
+            </w:pPr>
+            <w:r>
+              <w:rPr>
+                <w:rFonts w:ascii="Aptos Narrow" w:hAnsi="Aptos Narrow"/>
+                <w:b/>
+                <w:bCs/>
+                <w:color w:val="000000"/>
+                <w:lang w:val="en-IN" w:eastAsia="en-IN"/>
+              </w:rPr>
+              <w:t>w.e.f. {{WEF_SHORT}}</w:t>
+            </w:r>
+          </w:p>
+        </w:tc>
+        <w:tc>
+          <w:tcPr>
+            <w:tcW w:w="1213" w:type="dxa"/>
+            <w:tcBorders>
+              <w:top w:val="nil"/>
+              <w:left w:val="nil"/>
+              <w:bottom w:val="single" w:sz="8" w:space="0" w:color="auto"/>
+              <w:right w:val="single" w:sz="8" w:space="0" w:color="auto"/>
+            </w:tcBorders>
+            <w:shd w:val="clear" w:color="000000" w:fill="D9D9D9"/>
+            <w:noWrap/>
+            <w:vAlign w:val="bottom"/>
+            <w:hideMark/>
+          </w:tcPr>
+          <w:p>
+            <w:pPr>
+              <w:spacing w:after="0" w:line="240" w:lineRule="auto"/>
+              <w:jc w:val="center"/>
+              <w:rPr>
+                <w:rFonts w:ascii="Aptos Narrow" w:hAnsi="Aptos Narrow"/>
+                <w:b/>
+                <w:bCs/>
+                <w:color w:val="000000"/>
+                <w:lang w:val="en-IN" w:eastAsia="en-IN"/>
+              </w:rPr>
+            </w:pPr>
+            <w:r>
+              <w:rPr>
+                <w:rFonts w:ascii="Aptos Narrow" w:hAnsi="Aptos Narrow"/>
+                <w:b/>
+                <w:bCs/>
+                <w:color w:val="000000"/>
+                <w:lang w:val="en-IN" w:eastAsia="en-IN"/>
+              </w:rPr>
+              <w:t>P.A</w:t>
+            </w:r>
+          </w:p>
+        </w:tc>
+      </w:tr>
+      <w:tr>
+        <w:trPr>
+          <w:trHeight w:val="290"/>
+          <w:jc w:val="center"/>
+        </w:trPr>
+        <w:tc>
+          <w:tcPr>
+            <w:tcW w:w="5191" w:type="dxa"/>
+            <w:tcBorders>
+              <w:top w:val="nil"/>
+              <w:left w:val="single" w:sz="8" w:space="0" w:color="auto"/>
+              <w:bottom w:val="single" w:sz="4" w:space="0" w:color="auto"/>
+              <w:right w:val="single" w:sz="4" w:space="0" w:color="auto"/>
+            </w:tcBorders>
+            <w:noWrap/>
+            <w:vAlign w:val="bottom"/>
+            <w:hideMark/>
+          </w:tcPr>
+          <w:p>
+            <w:pPr>
+              <w:spacing w:after="0" w:line="240" w:lineRule="auto"/>
+              <w:rPr>
+                <w:rFonts w:ascii="Aptos Narrow" w:hAnsi="Aptos Narrow"/>
+                <w:color w:val="000000"/>
+                <w:lang w:val="en-IN" w:eastAsia="en-IN"/>
+              </w:rPr>
+            </w:pPr>
+            <w:r>
+              <w:rPr>
+                <w:rFonts w:ascii="Aptos Narrow" w:hAnsi="Aptos Narrow"/>
+                <w:color w:val="000000"/>
+                <w:lang w:val="en-IN" w:eastAsia="en-IN"/>
+              </w:rPr>
+              <w:t>Basic</w:t>
+            </w:r>
+          </w:p>
+        </w:tc>
+        <w:tc>
+          <w:tcPr>
+            <w:tcW w:w="2356" w:type="dxa"/>
+            <w:tcBorders>
+              <w:top w:val="nil"/>
+              <w:left w:val="nil"/>
+              <w:bottom w:val="single" w:sz="4" w:space="0" w:color="auto"/>
+              <w:right w:val="single" w:sz="4" w:space="0" w:color="auto"/>
+            </w:tcBorders>
+            <w:noWrap/>
+            <w:vAlign w:val="bottom"/>
+            <w:hideMark/>
+          </w:tcPr>
+          <w:p>
+            <w:pPr>
+              <w:spacing w:after="0" w:line="240" w:lineRule="auto"/>
+              <w:jc w:val="right"/>
+              <w:rPr>
+                <w:rFonts w:ascii="Aptos Narrow" w:hAnsi="Aptos Narrow"/>
+                <w:color w:val="000000"/>
+                <w:lang w:val="en-IN" w:eastAsia="en-IN"/>
+              </w:rPr>
+            </w:pPr>
+            <w:r>
+              <w:rPr>
+                <w:rFonts w:ascii="Aptos Narrow" w:hAnsi="Aptos Narrow"/>
+                <w:color w:val="000000"/>
+                <w:lang w:val="en-IN" w:eastAsia="en-IN"/>
+              </w:rPr>
+              <w:t>{{BASIC_M}}</w:t>
+            </w:r>
+          </w:p>
+        </w:tc>
+        <w:tc>
+          <w:tcPr>
+            <w:tcW w:w="1213" w:type="dxa"/>
+            <w:tcBorders>
+              <w:top w:val="nil"/>
+              <w:left w:val="nil"/>
+              <w:bottom w:val="single" w:sz="4" w:space="0" w:color="auto"/>
+              <w:right w:val="single" w:sz="8" w:space="0" w:color="auto"/>
+            </w:tcBorders>
+            <w:noWrap/>
+            <w:vAlign w:val="bottom"/>
+            <w:hideMark/>
+          </w:tcPr>
+          <w:p>
+            <w:pPr>
+              <w:spacing w:after="0" w:line="240" w:lineRule="auto"/>
+              <w:jc w:val="right"/>
+              <w:rPr>
+                <w:rFonts w:ascii="Aptos Narrow" w:hAnsi="Aptos Narrow"/>
+                <w:color w:val="000000"/>
+                <w:lang w:val="en-IN" w:eastAsia="en-IN"/>
+              </w:rPr>
+            </w:pPr>
+            <w:r>
+              <w:rPr>
+                <w:rFonts w:ascii="Aptos Narrow" w:hAnsi="Aptos Narrow"/>
+                <w:color w:val="000000"/>
+                <w:lang w:val="en-IN" w:eastAsia="en-IN"/>
+              </w:rPr>
+              <w:t>{{BASIC_PA}}</w:t>
+            </w:r>
+          </w:p>
+        </w:tc>
+      </w:tr>
+      <w:tr>
+        <w:trPr>
+          <w:trHeight w:val="290"/>
+          <w:jc w:val="center"/>
+        </w:trPr>
+        <w:tc>
+          <w:tcPr>
+            <w:tcW w:w="5191" w:type="dxa"/>
+            <w:tcBorders>
+              <w:top w:val="nil"/>
+              <w:left w:val="single" w:sz="8" w:space="0" w:color="auto"/>
+              <w:bottom w:val="single" w:sz="4" w:space="0" w:color="auto"/>
+              <w:right w:val="single" w:sz="4" w:space="0" w:color="auto"/>
+            </w:tcBorders>
+            <w:noWrap/>
+            <w:vAlign w:val="bottom"/>
+            <w:hideMark/>
+          </w:tcPr>
+          <w:p>
+            <w:pPr>
+              <w:spacing w:after="0" w:line="240" w:lineRule="auto"/>
+              <w:rPr>
+                <w:rFonts w:ascii="Aptos Narrow" w:hAnsi="Aptos Narrow"/>
+                <w:color w:val="000000"/>
+                <w:lang w:val="en-IN" w:eastAsia="en-IN"/>
+              </w:rPr>
+            </w:pPr>
+            <w:r>
+              <w:rPr>
+                <w:rFonts w:ascii="Aptos Narrow" w:hAnsi="Aptos Narrow"/>
+                <w:color w:val="000000"/>
+                <w:lang w:val="en-IN" w:eastAsia="en-IN"/>
+              </w:rPr>
+              <w:t>HRA</w:t>
+            </w:r>
+          </w:p>
+        </w:tc>
+        <w:tc>
+          <w:tcPr>
+            <w:tcW w:w="2356" w:type="dxa"/>
+            <w:tcBorders>
+              <w:top w:val="nil"/>
+              <w:left w:val="nil"/>
+              <w:bottom w:val="single" w:sz="4" w:space="0" w:color="auto"/>
+              <w:right w:val="single" w:sz="4" w:space="0" w:color="auto"/>
+            </w:tcBorders>
+            <w:noWrap/>
+            <w:vAlign w:val="bottom"/>
+            <w:hideMark/>
+          </w:tcPr>
+          <w:p>
+            <w:pPr>
+              <w:spacing w:after="0" w:line="240" w:lineRule="auto"/>
+              <w:jc w:val="right"/>
+              <w:rPr>
+                <w:rFonts w:ascii="Aptos Narrow" w:hAnsi="Aptos Narrow"/>
+                <w:color w:val="000000"/>
+                <w:lang w:val="en-IN" w:eastAsia="en-IN"/>
+              </w:rPr>
+            </w:pPr>
+            <w:r>
+              <w:rPr>
+                <w:rFonts w:ascii="Aptos Narrow" w:hAnsi="Aptos Narrow"/>
+                <w:color w:val="000000"/>
+                <w:lang w:val="en-IN" w:eastAsia="en-IN"/>
+              </w:rPr>
+              <w:t>{{HRA_M}}</w:t>
+            </w:r>
+          </w:p>
+        </w:tc>
+        <w:tc>
+          <w:tcPr>
+            <w:tcW w:w="1213" w:type="dxa"/>
+            <w:tcBorders>
+              <w:top w:val="nil"/>
+              <w:left w:val="nil"/>
+              <w:bottom w:val="single" w:sz="4" w:space="0" w:color="auto"/>
+              <w:right w:val="single" w:sz="8" w:space="0" w:color="auto"/>
+            </w:tcBorders>
+            <w:noWrap/>
+            <w:vAlign w:val="bottom"/>
+            <w:hideMark/>
+          </w:tcPr>
+          <w:p>
+            <w:pPr>
+              <w:spacing w:after="0" w:line="240" w:lineRule="auto"/>
+              <w:jc w:val="right"/>
+              <w:rPr>
+                <w:rFonts w:ascii="Aptos Narrow" w:hAnsi="Aptos Narrow"/>
+                <w:color w:val="000000"/>
+                <w:lang w:val="en-IN" w:eastAsia="en-IN"/>
+              </w:rPr>
+            </w:pPr>
+            <w:r>
+              <w:rPr>
+                <w:rFonts w:ascii="Aptos Narrow" w:hAnsi="Aptos Narrow"/>
+                <w:color w:val="000000"/>
+                <w:lang w:val="en-IN" w:eastAsia="en-IN"/>
+              </w:rPr>
+              <w:t>{{HRA_PA}}</w:t>
+            </w:r>
+          </w:p>
+        </w:tc>
+      </w:tr>
+      <w:tr>
+        <w:trPr>
+          <w:trHeight w:val="290"/>
+          <w:jc w:val="center"/>
+        </w:trPr>
+        <w:tc>
+          <w:tcPr>
+            <w:tcW w:w="5191" w:type="dxa"/>
+            <w:tcBorders>
+              <w:top w:val="nil"/>
+              <w:left w:val="single" w:sz="8" w:space="0" w:color="auto"/>
+              <w:bottom w:val="single" w:sz="4" w:space="0" w:color="auto"/>
+              <w:right w:val="single" w:sz="4" w:space="0" w:color="auto"/>
+            </w:tcBorders>
+            <w:noWrap/>
+            <w:vAlign w:val="bottom"/>
+            <w:hideMark/>
+          </w:tcPr>
+          <w:p>
+            <w:pPr>
+              <w:spacing w:after="0" w:line="240" w:lineRule="auto"/>
+              <w:rPr>
+                <w:rFonts w:ascii="Aptos Narrow" w:hAnsi="Aptos Narrow"/>
+                <w:color w:val="000000"/>
+                <w:lang w:val="en-IN" w:eastAsia="en-IN"/>
+              </w:rPr>
+            </w:pPr>
+            <w:r>
+              <w:rPr>
+                <w:rFonts w:ascii="Aptos Narrow" w:hAnsi="Aptos Narrow"/>
+                <w:color w:val="000000"/>
+                <w:lang w:val="en-IN" w:eastAsia="en-IN"/>
+              </w:rPr>
+              <w:t>Conveyance Allowance</w:t>
+            </w:r>
+          </w:p>
+        </w:tc>
+        <w:tc>
+          <w:tcPr>
+            <w:tcW w:w="2356" w:type="dxa"/>
+            <w:tcBorders>
+              <w:top w:val="nil"/>
+              <w:left w:val="nil"/>
+              <w:bottom w:val="single" w:sz="4" w:space="0" w:color="auto"/>
+              <w:right w:val="single" w:sz="4" w:space="0" w:color="auto"/>
+            </w:tcBorders>
+            <w:noWrap/>
+            <w:vAlign w:val="bottom"/>
+            <w:hideMark/>
+          </w:tcPr>
+          <w:p>
+            <w:pPr>
+              <w:spacing w:after="0" w:line="240" w:lineRule="auto"/>
+              <w:jc w:val="right"/>
+              <w:rPr>
+                <w:rFonts w:ascii="Aptos Narrow" w:hAnsi="Aptos Narrow"/>
+                <w:color w:val="000000"/>
+                <w:lang w:val="en-IN" w:eastAsia="en-IN"/>
+              </w:rPr>
+            </w:pPr>
+            <w:r>
+              <w:rPr>
+                <w:rFonts w:ascii="Aptos Narrow" w:hAnsi="Aptos Narrow"/>
+                <w:color w:val="000000"/>
+                <w:lang w:val="en-IN" w:eastAsia="en-IN"/>
+              </w:rPr>
+              <w:t>{{CONVEYANCE_M}}</w:t>
+            </w:r>
+          </w:p>
+        </w:tc>
+        <w:tc>
+          <w:tcPr>
+            <w:tcW w:w="1213" w:type="dxa"/>
+            <w:tcBorders>
+              <w:top w:val="nil"/>
+              <w:left w:val="nil"/>
+              <w:bottom w:val="single" w:sz="4" w:space="0" w:color="auto"/>
+              <w:right w:val="single" w:sz="8" w:space="0" w:color="auto"/>
+            </w:tcBorders>
+            <w:noWrap/>
+            <w:vAlign w:val="bottom"/>
+            <w:hideMark/>
+          </w:tcPr>
+          <w:p>
+            <w:pPr>
+              <w:spacing w:after="0" w:line="240" w:lineRule="auto"/>
+              <w:jc w:val="right"/>
+              <w:rPr>
+                <w:rFonts w:ascii="Aptos Narrow" w:hAnsi="Aptos Narrow"/>
+                <w:color w:val="000000"/>
+                <w:lang w:val="en-IN" w:eastAsia="en-IN"/>
+              </w:rPr>
+            </w:pPr>
+            <w:r>
+              <w:rPr>
+                <w:rFonts w:ascii="Aptos Narrow" w:hAnsi="Aptos Narrow"/>
+                <w:color w:val="000000"/>
+                <w:lang w:val="en-IN" w:eastAsia="en-IN"/>
+              </w:rPr>
+              <w:t>{{CONVEYANCE_PA}}</w:t>
+            </w:r>
+          </w:p>
+        </w:tc>
+      </w:tr>
+      <w:tr>
+        <w:trPr>
+          <w:trHeight w:val="290"/>
+          <w:jc w:val="center"/>
+        </w:trPr>
+        <w:tc>
+          <w:tcPr>
+            <w:tcW w:w="5191" w:type="dxa"/>
+            <w:tcBorders>
+              <w:top w:val="nil"/>
+              <w:left w:val="single" w:sz="8" w:space="0" w:color="auto"/>
+              <w:bottom w:val="single" w:sz="4" w:space="0" w:color="auto"/>
+              <w:right w:val="single" w:sz="4" w:space="0" w:color="auto"/>
+            </w:tcBorders>
+            <w:noWrap/>
+            <w:vAlign w:val="bottom"/>
+            <w:hideMark/>
+          </w:tcPr>
+          <w:p>
+            <w:pPr>
+              <w:spacing w:after="0" w:line="240" w:lineRule="auto"/>
+              <w:rPr>
+                <w:rFonts w:ascii="Aptos Narrow" w:hAnsi="Aptos Narrow"/>
+                <w:color w:val="000000"/>
+                <w:lang w:val="en-IN" w:eastAsia="en-IN"/>
+              </w:rPr>
+            </w:pPr>
+            <w:r>
+              <w:rPr>
+                <w:rFonts w:ascii="Aptos Narrow" w:hAnsi="Aptos Narrow"/>
+                <w:color w:val="000000"/>
+                <w:lang w:val="en-IN" w:eastAsia="en-IN"/>
+              </w:rPr>
+              <w:t>Advance Against Statutory Bonus</w:t>
+            </w:r>
+          </w:p>
+        </w:tc>
+        <w:tc>
+          <w:tcPr>
+            <w:tcW w:w="2356" w:type="dxa"/>
+            <w:tcBorders>
+              <w:top w:val="nil"/>
+              <w:left w:val="nil"/>
+              <w:bottom w:val="single" w:sz="4" w:space="0" w:color="auto"/>
+              <w:right w:val="single" w:sz="4" w:space="0" w:color="auto"/>
+            </w:tcBorders>
+            <w:noWrap/>
+            <w:vAlign w:val="bottom"/>
+            <w:hideMark/>
+          </w:tcPr>
+          <w:p>
+            <w:pPr>
+              <w:spacing w:after="0" w:line="240" w:lineRule="auto"/>
+              <w:jc w:val="right"/>
+              <w:rPr>
+                <w:rFonts w:ascii="Aptos Narrow" w:hAnsi="Aptos Narrow"/>
+                <w:color w:val="000000"/>
+                <w:lang w:val="en-IN" w:eastAsia="en-IN"/>
+              </w:rPr>
+            </w:pPr>
+            <w:r>
+              <w:rPr>
+                <w:rFonts w:ascii="Aptos Narrow" w:hAnsi="Aptos Narrow"/>
+                <w:color w:val="000000"/>
+                <w:lang w:val="en-IN" w:eastAsia="en-IN"/>
+              </w:rPr>
+              <w:t>{{BONUS_M}}</w:t>
+            </w:r>
+          </w:p>
+        </w:tc>
+        <w:tc>
+          <w:tcPr>
+            <w:tcW w:w="1213" w:type="dxa"/>
+            <w:tcBorders>
+              <w:top w:val="nil"/>
+              <w:left w:val="nil"/>
+              <w:bottom w:val="single" w:sz="4" w:space="0" w:color="auto"/>
+              <w:right w:val="single" w:sz="8" w:space="0" w:color="auto"/>
+            </w:tcBorders>
+            <w:noWrap/>
+            <w:vAlign w:val="bottom"/>
+            <w:hideMark/>
+          </w:tcPr>
+          <w:p>
+            <w:pPr>
+              <w:spacing w:after="0" w:line="240" w:lineRule="auto"/>
+              <w:jc w:val="right"/>
+              <w:rPr>
+                <w:rFonts w:ascii="Aptos Narrow" w:hAnsi="Aptos Narrow"/>
+                <w:color w:val="000000"/>
+                <w:lang w:val="en-IN" w:eastAsia="en-IN"/>
+              </w:rPr>
+            </w:pPr>
+            <w:r>
+              <w:rPr>
+                <w:rFonts w:ascii="Aptos Narrow" w:hAnsi="Aptos Narrow"/>
+                <w:color w:val="000000"/>
+                <w:lang w:val="en-IN" w:eastAsia="en-IN"/>
+              </w:rPr>
+              <w:t>{{BONUS_PA}}</w:t>
+            </w:r>
+          </w:p>
+        </w:tc>
+      </w:tr>
+      <w:tr>
+        <w:trPr>
+          <w:trHeight w:val="300"/>
+          <w:jc w:val="center"/>
+        </w:trPr>
+        <w:tc>
+          <w:tcPr>
+            <w:tcW w:w="5191" w:type="dxa"/>
+            <w:tcBorders>
+              <w:top w:val="nil"/>
+              <w:left w:val="single" w:sz="8" w:space="0" w:color="auto"/>
+              <w:bottom w:val="single" w:sz="4" w:space="0" w:color="auto"/>
+              <w:right w:val="single" w:sz="4" w:space="0" w:color="auto"/>
+            </w:tcBorders>
+            <w:noWrap/>
+            <w:vAlign w:val="bottom"/>
+            <w:hideMark/>
+          </w:tcPr>
+          <w:p>
+            <w:pPr>
+              <w:spacing w:after="0" w:line="240" w:lineRule="auto"/>
+              <w:rPr>
+                <w:rFonts w:ascii="Aptos Narrow" w:hAnsi="Aptos Narrow"/>
+                <w:color w:val="000000"/>
+                <w:lang w:val="en-IN" w:eastAsia="en-IN"/>
+              </w:rPr>
+            </w:pPr>
+            <w:r>
+              <w:rPr>
+                <w:rFonts w:ascii="Aptos Narrow" w:hAnsi="Aptos Narrow"/>
+                <w:color w:val="000000"/>
+                <w:lang w:val="en-IN" w:eastAsia="en-IN"/>
+              </w:rPr>
+              <w:t>Medical Allowance</w:t>
+            </w:r>
+          </w:p>
+        </w:tc>
+        <w:tc>
+          <w:tcPr>
+            <w:tcW w:w="2356" w:type="dxa"/>
+            <w:tcBorders>
+              <w:top w:val="nil"/>
+              <w:left w:val="nil"/>
+              <w:bottom w:val="single" w:sz="4" w:space="0" w:color="auto"/>
+              <w:right w:val="single" w:sz="4" w:space="0" w:color="auto"/>
+            </w:tcBorders>
+            <w:noWrap/>
+            <w:vAlign w:val="bottom"/>
+            <w:hideMark/>
+          </w:tcPr>
+          <w:p>
+            <w:pPr>
+              <w:spacing w:after="0" w:line="240" w:lineRule="auto"/>
+              <w:jc w:val="right"/>
+              <w:rPr>
+                <w:rFonts w:ascii="Aptos Narrow" w:hAnsi="Aptos Narrow"/>
+                <w:color w:val="000000"/>
+                <w:lang w:val="en-IN" w:eastAsia="en-IN"/>
+              </w:rPr>
+            </w:pPr>
+            <w:r>
+              <w:rPr>
+                <w:rFonts w:ascii="Aptos Narrow" w:hAnsi="Aptos Narrow"/>
+                <w:color w:val="000000"/>
+                <w:lang w:val="en-IN" w:eastAsia="en-IN"/>
+              </w:rPr>
+              <w:t>{{MEDICAL_M}}</w:t>
+            </w:r>
+          </w:p>
+        </w:tc>
+        <w:tc>
+          <w:tcPr>
+            <w:tcW w:w="1213" w:type="dxa"/>
+            <w:tcBorders>
+              <w:top w:val="nil"/>
+              <w:left w:val="nil"/>
+              <w:bottom w:val="single" w:sz="4" w:space="0" w:color="auto"/>
+              <w:right w:val="single" w:sz="8" w:space="0" w:color="auto"/>
+            </w:tcBorders>
+            <w:noWrap/>
+            <w:vAlign w:val="bottom"/>
+            <w:hideMark/>
+          </w:tcPr>
+          <w:p>
+            <w:pPr>
+              <w:spacing w:after="0" w:line="240" w:lineRule="auto"/>
+              <w:jc w:val="right"/>
+              <w:rPr>
+                <w:rFonts w:ascii="Aptos Narrow" w:hAnsi="Aptos Narrow"/>
+                <w:color w:val="000000"/>
+                <w:lang w:val="en-IN" w:eastAsia="en-IN"/>
+              </w:rPr>
+            </w:pPr>
+            <w:r>
+              <w:rPr>
+                <w:rFonts w:ascii="Aptos Narrow" w:hAnsi="Aptos Narrow"/>
+                <w:color w:val="000000"/>
+                <w:lang w:val="en-IN" w:eastAsia="en-IN"/>
+              </w:rPr>
+              <w:t>{{MEDICAL_PA}}</w:t>
+            </w:r>
+          </w:p>
+        </w:tc>
+      </w:tr>
+      <w:tr>
+        <w:trPr>
+          <w:trHeight w:val="300"/>
+          <w:jc w:val="center"/>
+        </w:trPr>
+        <w:tc>
+          <w:tcPr>
+            <w:tcW w:w="5191" w:type="dxa"/>
+            <w:tcBorders>
+              <w:top w:val="single" w:sz="8" w:space="0" w:color="auto"/>
+              <w:left w:val="single" w:sz="8" w:space="0" w:color="auto"/>
+              <w:bottom w:val="single" w:sz="8" w:space="0" w:color="auto"/>
+              <w:right w:val="single" w:sz="4" w:space="0" w:color="auto"/>
+            </w:tcBorders>
+            <w:noWrap/>
+            <w:vAlign w:val="bottom"/>
+            <w:hideMark/>
+          </w:tcPr>
+          <w:p>
+            <w:pPr>
+              <w:spacing w:after="0" w:line="240" w:lineRule="auto"/>
+              <w:jc w:val="center"/>
+              <w:rPr>
+                <w:rFonts w:ascii="Aptos Narrow" w:hAnsi="Aptos Narrow"/>
+                <w:b/>
+                <w:bCs/>
+                <w:color w:val="000000"/>
+                <w:lang w:val="en-IN" w:eastAsia="en-IN"/>
+              </w:rPr>
+            </w:pPr>
+            <w:r>
+              <w:rPr>
+                <w:rFonts w:ascii="Aptos Narrow" w:hAnsi="Aptos Narrow"/>
+                <w:b/>
+                <w:bCs/>
+                <w:color w:val="000000"/>
+                <w:lang w:val="en-IN" w:eastAsia="en-IN"/>
+              </w:rPr>
+              <w:t>GROSS (PART A)</w:t>
+            </w:r>
+          </w:p>
+        </w:tc>
+        <w:tc>
+          <w:tcPr>
+            <w:tcW w:w="2356" w:type="dxa"/>
+            <w:tcBorders>
+              <w:top w:val="single" w:sz="8" w:space="0" w:color="auto"/>
+              <w:left w:val="nil"/>
+              <w:bottom w:val="single" w:sz="8" w:space="0" w:color="auto"/>
+              <w:right w:val="single" w:sz="4" w:space="0" w:color="auto"/>
+            </w:tcBorders>
+            <w:noWrap/>
+            <w:vAlign w:val="bottom"/>
+            <w:hideMark/>
+          </w:tcPr>
+          <w:p>
+            <w:pPr>
+              <w:spacing w:after="0" w:line="240" w:lineRule="auto"/>
+              <w:jc w:val="right"/>
+              <w:rPr>
+                <w:rFonts w:ascii="Aptos Narrow" w:hAnsi="Aptos Narrow"/>
+                <w:b/>
+                <w:bCs/>
+                <w:color w:val="000000"/>
+                <w:lang w:val="en-IN" w:eastAsia="en-IN"/>
+              </w:rPr>
+            </w:pPr>
+            <w:r>
+              <w:rPr>
+                <w:rFonts w:ascii="Aptos Narrow" w:hAnsi="Aptos Narrow"/>
+                <w:b/>
+                <w:bCs/>
+                <w:color w:val="000000"/>
+                <w:lang w:val="en-IN" w:eastAsia="en-IN"/>
+              </w:rPr>
+              <w:t>{{GROSS_M}}</w:t>
+            </w:r>
+          </w:p>
+        </w:tc>
+        <w:tc>
+          <w:tcPr>
+            <w:tcW w:w="1213" w:type="dxa"/>
+            <w:tcBorders>
+              <w:top w:val="single" w:sz="8" w:space="0" w:color="auto"/>
+              <w:left w:val="nil"/>
+              <w:bottom w:val="single" w:sz="8" w:space="0" w:color="auto"/>
+              <w:right w:val="single" w:sz="8" w:space="0" w:color="auto"/>
+            </w:tcBorders>
+            <w:noWrap/>
+            <w:vAlign w:val="bottom"/>
+            <w:hideMark/>
+          </w:tcPr>
+          <w:p>
+            <w:pPr>
+              <w:spacing w:after="0" w:line="240" w:lineRule="auto"/>
+              <w:jc w:val="right"/>
+              <w:rPr>
+                <w:rFonts w:ascii="Aptos Narrow" w:hAnsi="Aptos Narrow"/>
+                <w:b/>
+                <w:bCs/>
+                <w:color w:val="000000"/>
+                <w:lang w:val="en-IN" w:eastAsia="en-IN"/>
+              </w:rPr>
+            </w:pPr>
+            <w:r>
+              <w:rPr>
+                <w:rFonts w:ascii="Aptos Narrow" w:hAnsi="Aptos Narrow"/>
+                <w:b/>
+                <w:bCs/>
+                <w:color w:val="000000"/>
+                <w:lang w:val="en-IN" w:eastAsia="en-IN"/>
+              </w:rPr>
+              <w:t>{{GROSS_PA}}</w:t>
+            </w:r>
+          </w:p>
+        </w:tc>
+      </w:tr>
+      <w:tr>
+        <w:trPr>
+          <w:trHeight w:val="290"/>
+          <w:jc w:val="center"/>
+        </w:trPr>
+        <w:tc>
+          <w:tcPr>
+            <w:tcW w:w="5191" w:type="dxa"/>
+            <w:tcBorders>
+              <w:top w:val="nil"/>
+              <w:left w:val="single" w:sz="8" w:space="0" w:color="auto"/>
+              <w:bottom w:val="single" w:sz="4" w:space="0" w:color="auto"/>
+              <w:right w:val="single" w:sz="4" w:space="0" w:color="auto"/>
+            </w:tcBorders>
+            <w:noWrap/>
+            <w:vAlign w:val="bottom"/>
+            <w:hideMark/>
+          </w:tcPr>
+          <w:p>
+            <w:pPr>
+              <w:spacing w:after="0" w:line="240" w:lineRule="auto"/>
+              <w:rPr>
+                <w:rFonts w:ascii="Aptos Narrow" w:hAnsi="Aptos Narrow"/>
+                <w:color w:val="000000"/>
+                <w:lang w:val="en-IN" w:eastAsia="en-IN"/>
+              </w:rPr>
+            </w:pPr>
+            <w:r>
+              <w:rPr>
+                <w:rFonts w:ascii="Aptos Narrow" w:hAnsi="Aptos Narrow"/>
+                <w:color w:val="000000"/>
+                <w:lang w:val="en-IN" w:eastAsia="en-IN"/>
+              </w:rPr>
+              <w:t>Less : Employee PF</w:t>
+            </w:r>
+          </w:p>
+        </w:tc>
+        <w:tc>
+          <w:tcPr>
+            <w:tcW w:w="2356" w:type="dxa"/>
+            <w:tcBorders>
+              <w:top w:val="nil"/>
+              <w:left w:val="nil"/>
+              <w:bottom w:val="single" w:sz="4" w:space="0" w:color="auto"/>
+              <w:right w:val="single" w:sz="4" w:space="0" w:color="auto"/>
+            </w:tcBorders>
+            <w:noWrap/>
+            <w:vAlign w:val="bottom"/>
+            <w:hideMark/>
+          </w:tcPr>
+          <w:p>
+            <w:pPr>
+              <w:spacing w:after="0" w:line="240" w:lineRule="auto"/>
+              <w:jc w:val="right"/>
+              <w:rPr>
+                <w:rFonts w:ascii="Aptos Narrow" w:hAnsi="Aptos Narrow"/>
+                <w:color w:val="000000"/>
+                <w:lang w:val="en-IN" w:eastAsia="en-IN"/>
+              </w:rPr>
+            </w:pPr>
+            <w:r>
+              <w:rPr>
+                <w:rFonts w:ascii="Aptos Narrow" w:hAnsi="Aptos Narrow"/>
+                <w:color w:val="000000"/>
+                <w:lang w:val="en-IN" w:eastAsia="en-IN"/>
+              </w:rPr>
+              <w:t>{{EE_PF_M}}</w:t>
+            </w:r>
+          </w:p>
+        </w:tc>
+        <w:tc>
+          <w:tcPr>
+            <w:tcW w:w="1213" w:type="dxa"/>
+            <w:tcBorders>
+              <w:top w:val="nil"/>
+              <w:left w:val="nil"/>
+              <w:bottom w:val="single" w:sz="4" w:space="0" w:color="auto"/>
+              <w:right w:val="single" w:sz="8" w:space="0" w:color="auto"/>
+            </w:tcBorders>
+            <w:noWrap/>
+            <w:vAlign w:val="bottom"/>
+            <w:hideMark/>
+          </w:tcPr>
+          <w:p>
+            <w:pPr>
+              <w:spacing w:after="0" w:line="240" w:lineRule="auto"/>
+              <w:jc w:val="right"/>
+              <w:rPr>
+                <w:rFonts w:ascii="Aptos Narrow" w:hAnsi="Aptos Narrow"/>
+                <w:color w:val="000000"/>
+                <w:lang w:val="en-IN" w:eastAsia="en-IN"/>
+              </w:rPr>
+            </w:pPr>
+            <w:r>
+              <w:rPr>
+                <w:rFonts w:ascii="Aptos Narrow" w:hAnsi="Aptos Narrow"/>
+                <w:color w:val="000000"/>
+                <w:lang w:val="en-IN" w:eastAsia="en-IN"/>
+              </w:rPr>
+              <w:t>{{EE_PF_PA}}</w:t>
+            </w:r>
+          </w:p>
+        </w:tc>
+      </w:tr>
+      <w:tr>
+        <w:trPr>
+          <w:trHeight w:val="290"/>
+          <w:jc w:val="center"/>
+        </w:trPr>
+        <w:tc>
+          <w:tcPr>
+            <w:tcW w:w="5191" w:type="dxa"/>
+            <w:tcBorders>
+              <w:top w:val="nil"/>
+              <w:left w:val="single" w:sz="8" w:space="0" w:color="auto"/>
+              <w:bottom w:val="single" w:sz="4" w:space="0" w:color="auto"/>
+              <w:right w:val="single" w:sz="4" w:space="0" w:color="auto"/>
+            </w:tcBorders>
+            <w:noWrap/>
+            <w:vAlign w:val="bottom"/>
+            <w:hideMark/>
+          </w:tcPr>
+          <w:p>
+            <w:pPr>
+              <w:spacing w:after="0" w:line="240" w:lineRule="auto"/>
+              <w:rPr>
+                <w:rFonts w:ascii="Aptos Narrow" w:hAnsi="Aptos Narrow"/>
+                <w:color w:val="000000"/>
+                <w:lang w:val="en-IN" w:eastAsia="en-IN"/>
+              </w:rPr>
+            </w:pPr>
+            <w:r>
+              <w:rPr>
+                <w:rFonts w:ascii="Aptos Narrow" w:hAnsi="Aptos Narrow"/>
+                <w:color w:val="000000"/>
+                <w:lang w:val="en-IN" w:eastAsia="en-IN"/>
+              </w:rPr>
+              <w:t>Less : P.Tax</w:t>
+            </w:r>
+          </w:p>
+        </w:tc>
+        <w:tc>
+          <w:tcPr>
+            <w:tcW w:w="2356" w:type="dxa"/>
+            <w:tcBorders>
+              <w:top w:val="nil"/>
+              <w:left w:val="nil"/>
+              <w:bottom w:val="single" w:sz="4" w:space="0" w:color="auto"/>
+              <w:right w:val="single" w:sz="4" w:space="0" w:color="auto"/>
+            </w:tcBorders>
+            <w:noWrap/>
+            <w:vAlign w:val="bottom"/>
+            <w:hideMark/>
+          </w:tcPr>
+          <w:p>
+            <w:pPr>
+              <w:spacing w:after="0" w:line="240" w:lineRule="auto"/>
+              <w:jc w:val="right"/>
+              <w:rPr>
+                <w:rFonts w:ascii="Aptos Narrow" w:hAnsi="Aptos Narrow"/>
+                <w:color w:val="000000"/>
+                <w:lang w:val="en-IN" w:eastAsia="en-IN"/>
+              </w:rPr>
+            </w:pPr>
+            <w:r>
+              <w:rPr>
+                <w:rFonts w:ascii="Aptos Narrow" w:hAnsi="Aptos Narrow"/>
+                <w:color w:val="000000"/>
+                <w:lang w:val="en-IN" w:eastAsia="en-IN"/>
+              </w:rPr>
+              <w:t>{{PT_M}}</w:t>
+            </w:r>
+          </w:p>
+        </w:tc>
+        <w:tc>
+          <w:tcPr>
+            <w:tcW w:w="1213" w:type="dxa"/>
+            <w:tcBorders>
+              <w:top w:val="nil"/>
+              <w:left w:val="nil"/>
+              <w:bottom w:val="single" w:sz="4" w:space="0" w:color="auto"/>
+              <w:right w:val="single" w:sz="8" w:space="0" w:color="auto"/>
+            </w:tcBorders>
+            <w:noWrap/>
+            <w:vAlign w:val="bottom"/>
+            <w:hideMark/>
+          </w:tcPr>
+          <w:p>
+            <w:pPr>
+              <w:spacing w:after="0" w:line="240" w:lineRule="auto"/>
+              <w:jc w:val="right"/>
+              <w:rPr>
+                <w:rFonts w:ascii="Aptos Narrow" w:hAnsi="Aptos Narrow"/>
+                <w:color w:val="000000"/>
+                <w:lang w:val="en-IN" w:eastAsia="en-IN"/>
+              </w:rPr>
+            </w:pPr>
+            <w:r>
+              <w:rPr>
+                <w:rFonts w:ascii="Aptos Narrow" w:hAnsi="Aptos Narrow"/>
+                <w:color w:val="000000"/>
+                <w:lang w:val="en-IN" w:eastAsia="en-IN"/>
+              </w:rPr>
+              <w:t>{{PT_PA}}</w:t>
+            </w:r>
+          </w:p>
+        </w:tc>
+      </w:tr>
+      <w:tr>
+        <w:trPr>
+          <w:trHeight w:val="300"/>
+          <w:jc w:val="center"/>
+        </w:trPr>
+        <w:tc>
+          <w:tcPr>
+            <w:tcW w:w="5191" w:type="dxa"/>
+            <w:tcBorders>
+              <w:top w:val="nil"/>
+              <w:left w:val="single" w:sz="8" w:space="0" w:color="auto"/>
+              <w:bottom w:val="nil"/>
+              <w:right w:val="single" w:sz="4" w:space="0" w:color="auto"/>
+            </w:tcBorders>
+            <w:noWrap/>
+            <w:vAlign w:val="bottom"/>
+            <w:hideMark/>
+          </w:tcPr>
+          <w:p>
+            <w:pPr>
+              <w:spacing w:after="0" w:line="240" w:lineRule="auto"/>
+              <w:rPr>
+                <w:rFonts w:ascii="Aptos Narrow" w:hAnsi="Aptos Narrow"/>
+                <w:color w:val="000000"/>
+                <w:lang w:val="en-IN" w:eastAsia="en-IN"/>
+              </w:rPr>
+            </w:pPr>
+            <w:r>
+              <w:rPr>
+                <w:rFonts w:ascii="Aptos Narrow" w:hAnsi="Aptos Narrow"/>
+                <w:color w:val="000000"/>
+                <w:lang w:val="en-IN" w:eastAsia="en-IN"/>
+              </w:rPr>
+              <w:t xml:space="preserve">Less : Employee ESIC </w:t>
+            </w:r>
+          </w:p>
+        </w:tc>
+        <w:tc>
+          <w:tcPr>
+            <w:tcW w:w="2356" w:type="dxa"/>
+            <w:tcBorders>
+              <w:top w:val="nil"/>
+              <w:left w:val="nil"/>
+              <w:bottom w:val="nil"/>
+              <w:right w:val="single" w:sz="4" w:space="0" w:color="auto"/>
+            </w:tcBorders>
+            <w:noWrap/>
+            <w:vAlign w:val="bottom"/>
+            <w:hideMark/>
+          </w:tcPr>
+          <w:p>
+            <w:pPr>
+              <w:spacing w:after="0" w:line="240" w:lineRule="auto"/>
+              <w:jc w:val="right"/>
+              <w:rPr>
+                <w:rFonts w:ascii="Aptos Narrow" w:hAnsi="Aptos Narrow"/>
+                <w:color w:val="000000"/>
+                <w:lang w:val="en-IN" w:eastAsia="en-IN"/>
+              </w:rPr>
+            </w:pPr>
+            <w:r>
+              <w:rPr>
+                <w:rFonts w:ascii="Aptos Narrow" w:hAnsi="Aptos Narrow"/>
+                <w:color w:val="000000"/>
+                <w:lang w:val="en-IN" w:eastAsia="en-IN"/>
+              </w:rPr>
+              <w:t>{{EE_ESIC_M}}</w:t>
+            </w:r>
+          </w:p>
+        </w:tc>
+        <w:tc>
+          <w:tcPr>
+            <w:tcW w:w="1213" w:type="dxa"/>
+            <w:tcBorders>
+              <w:top w:val="nil"/>
+              <w:left w:val="nil"/>
+              <w:bottom w:val="nil"/>
+              <w:right w:val="single" w:sz="8" w:space="0" w:color="auto"/>
+            </w:tcBorders>
+            <w:noWrap/>
+            <w:vAlign w:val="bottom"/>
+            <w:hideMark/>
+          </w:tcPr>
+          <w:p>
+            <w:pPr>
+              <w:spacing w:after="0" w:line="240" w:lineRule="auto"/>
+              <w:jc w:val="right"/>
+              <w:rPr>
+                <w:rFonts w:ascii="Aptos Narrow" w:hAnsi="Aptos Narrow"/>
+                <w:color w:val="000000"/>
+                <w:lang w:val="en-IN" w:eastAsia="en-IN"/>
+              </w:rPr>
+            </w:pPr>
+            <w:r>
+              <w:rPr>
+                <w:rFonts w:ascii="Aptos Narrow" w:hAnsi="Aptos Narrow"/>
+                <w:color w:val="000000"/>
+                <w:lang w:val="en-IN" w:eastAsia="en-IN"/>
+              </w:rPr>
+              <w:t> </w:t>
+            </w:r>
+          </w:p>
+        </w:tc>
+      </w:tr>
+      <w:tr>
+        <w:trPr>
+          <w:trHeight w:val="300"/>
+          <w:jc w:val="center"/>
+        </w:trPr>
+        <w:tc>
+          <w:tcPr>
+            <w:tcW w:w="5191" w:type="dxa"/>
+            <w:tcBorders>
+              <w:top w:val="single" w:sz="8" w:space="0" w:color="auto"/>
+              <w:left w:val="single" w:sz="8" w:space="0" w:color="auto"/>
+              <w:bottom w:val="single" w:sz="8" w:space="0" w:color="auto"/>
+              <w:right w:val="single" w:sz="4" w:space="0" w:color="auto"/>
+            </w:tcBorders>
+            <w:noWrap/>
+            <w:vAlign w:val="bottom"/>
+            <w:hideMark/>
+          </w:tcPr>
+          <w:p>
+            <w:pPr>
+              <w:spacing w:after="0" w:line="240" w:lineRule="auto"/>
+              <w:jc w:val="center"/>
+              <w:rPr>
+                <w:rFonts w:ascii="Aptos Narrow" w:hAnsi="Aptos Narrow"/>
+                <w:b/>
+                <w:bCs/>
+                <w:color w:val="000000"/>
+                <w:lang w:val="en-IN" w:eastAsia="en-IN"/>
+              </w:rPr>
+            </w:pPr>
+            <w:r>
+              <w:rPr>
+                <w:rFonts w:ascii="Aptos Narrow" w:hAnsi="Aptos Narrow"/>
+                <w:b/>
+                <w:bCs/>
+                <w:color w:val="000000"/>
+                <w:lang w:val="en-IN" w:eastAsia="en-IN"/>
+              </w:rPr>
+              <w:t xml:space="preserve">TAKE HOME </w:t>
+            </w:r>
+          </w:p>
+        </w:tc>
+        <w:tc>
+          <w:tcPr>
+            <w:tcW w:w="2356" w:type="dxa"/>
+            <w:tcBorders>
+              <w:top w:val="single" w:sz="8" w:space="0" w:color="auto"/>
+              <w:left w:val="nil"/>
+              <w:bottom w:val="single" w:sz="8" w:space="0" w:color="auto"/>
+              <w:right w:val="single" w:sz="4" w:space="0" w:color="auto"/>
+            </w:tcBorders>
+            <w:noWrap/>
+            <w:vAlign w:val="bottom"/>
+            <w:hideMark/>
+          </w:tcPr>
+          <w:p>
+            <w:pPr>
+              <w:spacing w:after="0" w:line="240" w:lineRule="auto"/>
+              <w:jc w:val="right"/>
+              <w:rPr>
+                <w:rFonts w:ascii="Aptos Narrow" w:hAnsi="Aptos Narrow"/>
+                <w:b/>
+                <w:bCs/>
+                <w:color w:val="000000"/>
+                <w:lang w:val="en-IN" w:eastAsia="en-IN"/>
+              </w:rPr>
+            </w:pPr>
+            <w:r>
+              <w:rPr>
+                <w:rFonts w:ascii="Aptos Narrow" w:hAnsi="Aptos Narrow"/>
+                <w:b/>
+                <w:bCs/>
+                <w:color w:val="000000"/>
+                <w:lang w:val="en-IN" w:eastAsia="en-IN"/>
+              </w:rPr>
+              <w:t>{{TAKE_HOME_M}}</w:t>
+            </w:r>
+          </w:p>
+        </w:tc>
+        <w:tc>
+          <w:tcPr>
+            <w:tcW w:w="1213" w:type="dxa"/>
+            <w:tcBorders>
+              <w:top w:val="single" w:sz="8" w:space="0" w:color="auto"/>
+              <w:left w:val="nil"/>
+              <w:bottom w:val="single" w:sz="8" w:space="0" w:color="auto"/>
+              <w:right w:val="single" w:sz="8" w:space="0" w:color="auto"/>
+            </w:tcBorders>
+            <w:noWrap/>
+            <w:vAlign w:val="bottom"/>
+            <w:hideMark/>
+          </w:tcPr>
+          <w:p>
+            <w:pPr>
+              <w:spacing w:after="0" w:line="240" w:lineRule="auto"/>
+              <w:jc w:val="right"/>
+              <w:rPr>
+                <w:rFonts w:ascii="Aptos Narrow" w:hAnsi="Aptos Narrow"/>
+                <w:b/>
+                <w:bCs/>
+                <w:color w:val="000000"/>
+                <w:lang w:val="en-IN" w:eastAsia="en-IN"/>
+              </w:rPr>
+            </w:pPr>
+            <w:r>
+              <w:rPr>
+                <w:rFonts w:ascii="Aptos Narrow" w:hAnsi="Aptos Narrow"/>
+                <w:b/>
+                <w:bCs/>
+                <w:color w:val="000000"/>
+                <w:lang w:val="en-IN" w:eastAsia="en-IN"/>
+              </w:rPr>
+              <w:t>{{TAKE_HOME_PA}}</w:t>
+            </w:r>
+          </w:p>
+        </w:tc>
+      </w:tr>
+      <w:tr>
+        <w:trPr>
+          <w:trHeight w:val="290"/>
+          <w:jc w:val="center"/>
+        </w:trPr>
+        <w:tc>
+          <w:tcPr>
+            <w:tcW w:w="5191" w:type="dxa"/>
+            <w:tcBorders>
+              <w:top w:val="nil"/>
+              <w:left w:val="single" w:sz="8" w:space="0" w:color="auto"/>
+              <w:bottom w:val="single" w:sz="4" w:space="0" w:color="auto"/>
+              <w:right w:val="single" w:sz="4" w:space="0" w:color="auto"/>
+            </w:tcBorders>
+            <w:noWrap/>
+            <w:vAlign w:val="bottom"/>
+            <w:hideMark/>
+          </w:tcPr>
+          <w:p>
+            <w:pPr>
+              <w:spacing w:after="0" w:line="240" w:lineRule="auto"/>
+              <w:jc w:val="center"/>
+              <w:rPr>
+                <w:rFonts w:ascii="Aptos Narrow" w:hAnsi="Aptos Narrow"/>
+                <w:b/>
+                <w:bCs/>
+                <w:color w:val="000000"/>
+                <w:lang w:val="en-IN" w:eastAsia="en-IN"/>
+              </w:rPr>
+            </w:pPr>
+            <w:r>
+              <w:rPr>
+                <w:rFonts w:ascii="Aptos Narrow" w:hAnsi="Aptos Narrow"/>
+                <w:b/>
+                <w:bCs/>
+                <w:color w:val="000000"/>
+                <w:lang w:val="en-IN" w:eastAsia="en-IN"/>
+              </w:rPr>
+              <w:t>PART-B</w:t>
+            </w:r>
+          </w:p>
+        </w:tc>
+        <w:tc>
+          <w:tcPr>
+            <w:tcW w:w="3569" w:type="dxa"/>
+            <w:gridSpan w:val="2"/>
+            <w:tcBorders>
+              <w:top w:val="single" w:sz="8" w:space="0" w:color="auto"/>
+              <w:left w:val="nil"/>
+              <w:bottom w:val="single" w:sz="4" w:space="0" w:color="auto"/>
+              <w:right w:val="single" w:sz="8" w:space="0" w:color="000000"/>
+            </w:tcBorders>
+            <w:noWrap/>
+            <w:vAlign w:val="bottom"/>
+            <w:hideMark/>
+          </w:tcPr>
+          <w:p>
+            <w:pPr>
+              <w:spacing w:after="0" w:line="240" w:lineRule="auto"/>
+              <w:jc w:val="right"/>
+              <w:rPr>
+                <w:rFonts w:ascii="Aptos Narrow" w:hAnsi="Aptos Narrow"/>
+                <w:color w:val="000000"/>
+                <w:lang w:val="en-IN" w:eastAsia="en-IN"/>
+              </w:rPr>
+            </w:pPr>
+            <w:r>
+              <w:rPr>
+                <w:rFonts w:ascii="Aptos Narrow" w:hAnsi="Aptos Narrow"/>
+                <w:color w:val="000000"/>
+                <w:lang w:val="en-IN" w:eastAsia="en-IN"/>
+              </w:rPr>
+              <w:t xml:space="preserve"> </w:t>
+            </w:r>
+          </w:p>
+        </w:tc>
+      </w:tr>
+      <w:tr>
+        <w:trPr>
+          <w:trHeight w:val="290"/>
+          <w:jc w:val="center"/>
+        </w:trPr>
+        <w:tc>
+          <w:tcPr>
+            <w:tcW w:w="5191" w:type="dxa"/>
+            <w:tcBorders>
+              <w:top w:val="nil"/>
+              <w:left w:val="single" w:sz="8" w:space="0" w:color="auto"/>
+              <w:bottom w:val="single" w:sz="4" w:space="0" w:color="auto"/>
+              <w:right w:val="single" w:sz="4" w:space="0" w:color="auto"/>
+            </w:tcBorders>
+            <w:noWrap/>
+            <w:vAlign w:val="bottom"/>
+            <w:hideMark/>
+          </w:tcPr>
+          <w:p>
+            <w:pPr>
+              <w:spacing w:after="0" w:line="240" w:lineRule="auto"/>
+              <w:rPr>
+                <w:rFonts w:ascii="Aptos Narrow" w:hAnsi="Aptos Narrow"/>
+                <w:color w:val="000000"/>
+                <w:lang w:val="en-IN" w:eastAsia="en-IN"/>
+              </w:rPr>
+            </w:pPr>
+            <w:r>
+              <w:rPr>
+                <w:rFonts w:ascii="Aptos Narrow" w:hAnsi="Aptos Narrow"/>
+                <w:color w:val="000000"/>
+                <w:lang w:val="en-IN" w:eastAsia="en-IN"/>
+              </w:rPr>
+              <w:t>ADD : Employer PF</w:t>
+            </w:r>
+          </w:p>
+        </w:tc>
+        <w:tc>
+          <w:tcPr>
+            <w:tcW w:w="2356" w:type="dxa"/>
+            <w:tcBorders>
+              <w:top w:val="nil"/>
+              <w:left w:val="nil"/>
+              <w:bottom w:val="single" w:sz="4" w:space="0" w:color="auto"/>
+              <w:right w:val="single" w:sz="4" w:space="0" w:color="auto"/>
+            </w:tcBorders>
+            <w:noWrap/>
+            <w:vAlign w:val="bottom"/>
+            <w:hideMark/>
+          </w:tcPr>
+          <w:p>
+            <w:pPr>
+              <w:spacing w:after="0" w:line="240" w:lineRule="auto"/>
+              <w:jc w:val="right"/>
+              <w:rPr>
+                <w:rFonts w:ascii="Aptos Narrow" w:hAnsi="Aptos Narrow"/>
+                <w:color w:val="000000"/>
+                <w:lang w:val="en-IN" w:eastAsia="en-IN"/>
+              </w:rPr>
+            </w:pPr>
+            <w:r>
+              <w:rPr>
+                <w:rFonts w:ascii="Aptos Narrow" w:hAnsi="Aptos Narrow"/>
+                <w:color w:val="000000"/>
+                <w:lang w:val="en-IN" w:eastAsia="en-IN"/>
+              </w:rPr>
+              <w:t>{{ER_PF_M}}</w:t>
+            </w:r>
+          </w:p>
+        </w:tc>
+        <w:tc>
+          <w:tcPr>
+            <w:tcW w:w="1213" w:type="dxa"/>
+            <w:tcBorders>
+              <w:top w:val="nil"/>
+              <w:left w:val="nil"/>
+              <w:bottom w:val="single" w:sz="4" w:space="0" w:color="auto"/>
+              <w:right w:val="single" w:sz="8" w:space="0" w:color="auto"/>
+            </w:tcBorders>
+            <w:noWrap/>
+            <w:vAlign w:val="bottom"/>
+            <w:hideMark/>
+          </w:tcPr>
+          <w:p>
+            <w:pPr>
+              <w:spacing w:after="0" w:line="240" w:lineRule="auto"/>
+              <w:jc w:val="right"/>
+              <w:rPr>
+                <w:rFonts w:ascii="Aptos Narrow" w:hAnsi="Aptos Narrow"/>
+                <w:color w:val="000000"/>
+                <w:lang w:val="en-IN" w:eastAsia="en-IN"/>
+              </w:rPr>
+            </w:pPr>
+            <w:r>
+              <w:rPr>
+                <w:rFonts w:ascii="Aptos Narrow" w:hAnsi="Aptos Narrow"/>
+                <w:color w:val="000000"/>
+                <w:lang w:val="en-IN" w:eastAsia="en-IN"/>
+              </w:rPr>
+              <w:t>{{ER_PF_PA}}</w:t>
+            </w:r>
+          </w:p>
+        </w:tc>
+      </w:tr>
+      <w:tr>
+        <w:trPr>
+          <w:trHeight w:val="290"/>
+          <w:jc w:val="center"/>
+        </w:trPr>
+        <w:tc>
+          <w:tcPr>
+            <w:tcW w:w="5191" w:type="dxa"/>
+            <w:tcBorders>
+              <w:top w:val="nil"/>
+              <w:left w:val="single" w:sz="8" w:space="0" w:color="auto"/>
+              <w:bottom w:val="single" w:sz="4" w:space="0" w:color="auto"/>
+              <w:right w:val="single" w:sz="4" w:space="0" w:color="auto"/>
+            </w:tcBorders>
+            <w:noWrap/>
+            <w:vAlign w:val="bottom"/>
+            <w:hideMark/>
+          </w:tcPr>
+          <w:p>
+            <w:pPr>
+              <w:spacing w:after="0" w:line="240" w:lineRule="auto"/>
+              <w:rPr>
+                <w:rFonts w:ascii="Aptos Narrow" w:hAnsi="Aptos Narrow"/>
+                <w:color w:val="000000"/>
+                <w:lang w:val="en-IN" w:eastAsia="en-IN"/>
+              </w:rPr>
+            </w:pPr>
+            <w:r>
+              <w:rPr>
+                <w:rFonts w:ascii="Aptos Narrow" w:hAnsi="Aptos Narrow"/>
+                <w:color w:val="000000"/>
+                <w:lang w:val="en-IN" w:eastAsia="en-IN"/>
+              </w:rPr>
+              <w:t xml:space="preserve">ADD:Employer ESIC </w:t>
+            </w:r>
+          </w:p>
+        </w:tc>
+        <w:tc>
+          <w:tcPr>
+            <w:tcW w:w="2356" w:type="dxa"/>
+            <w:tcBorders>
+              <w:top w:val="nil"/>
+              <w:left w:val="nil"/>
+              <w:bottom w:val="single" w:sz="4" w:space="0" w:color="auto"/>
+              <w:right w:val="single" w:sz="4" w:space="0" w:color="auto"/>
+            </w:tcBorders>
+            <w:noWrap/>
+            <w:vAlign w:val="bottom"/>
+            <w:hideMark/>
+          </w:tcPr>
+          <w:p>
+            <w:pPr>
+              <w:spacing w:after="0" w:line="240" w:lineRule="auto"/>
+              <w:jc w:val="right"/>
+              <w:rPr>
+                <w:rFonts w:ascii="Aptos Narrow" w:hAnsi="Aptos Narrow"/>
+                <w:lang w:val="en-IN" w:eastAsia="en-IN"/>
+              </w:rPr>
+            </w:pPr>
+            <w:r>
+              <w:rPr>
+                <w:rFonts w:ascii="Aptos Narrow" w:hAnsi="Aptos Narrow"/>
+                <w:lang w:val="en-IN" w:eastAsia="en-IN"/>
+              </w:rPr>
+              <w:t>{{ER_ESIC_M}}</w:t>
+            </w:r>
+          </w:p>
+        </w:tc>
+        <w:tc>
+          <w:tcPr>
+            <w:tcW w:w="1213" w:type="dxa"/>
+            <w:tcBorders>
+              <w:top w:val="nil"/>
+              <w:left w:val="nil"/>
+              <w:bottom w:val="single" w:sz="4" w:space="0" w:color="auto"/>
+              <w:right w:val="single" w:sz="8" w:space="0" w:color="auto"/>
+            </w:tcBorders>
+            <w:noWrap/>
+            <w:vAlign w:val="bottom"/>
+            <w:hideMark/>
+          </w:tcPr>
+          <w:p>
+            <w:pPr>
+              <w:spacing w:after="0" w:line="240" w:lineRule="auto"/>
+              <w:jc w:val="right"/>
+              <w:rPr>
+                <w:rFonts w:ascii="Aptos Narrow" w:hAnsi="Aptos Narrow"/>
+                <w:color w:val="000000"/>
+                <w:lang w:val="en-IN" w:eastAsia="en-IN"/>
+              </w:rPr>
+            </w:pPr>
+            <w:r>
+              <w:rPr>
+                <w:rFonts w:ascii="Aptos Narrow" w:hAnsi="Aptos Narrow"/>
+                <w:color w:val="000000"/>
+                <w:lang w:val="en-IN" w:eastAsia="en-IN"/>
+              </w:rPr>
+              <w:t>{{ER_ESIC_PA}}</w:t>
+            </w:r>
+          </w:p>
+        </w:tc>
+      </w:tr>
+      <w:tr>
+        <w:trPr>
+          <w:trHeight w:val="290"/>
+          <w:jc w:val="center"/>
+        </w:trPr>
+        <w:tc>
+          <w:tcPr>
+            <w:tcW w:w="5191" w:type="dxa"/>
+            <w:tcBorders>
+              <w:top w:val="nil"/>
+              <w:left w:val="single" w:sz="8" w:space="0" w:color="auto"/>
+              <w:bottom w:val="single" w:sz="4" w:space="0" w:color="auto"/>
+              <w:right w:val="single" w:sz="4" w:space="0" w:color="auto"/>
+            </w:tcBorders>
+            <w:noWrap/>
+            <w:vAlign w:val="bottom"/>
+            <w:hideMark/>
+          </w:tcPr>
+          <w:p>
+            <w:pPr>
+              <w:spacing w:after="0" w:line="240" w:lineRule="auto"/>
+              <w:rPr>
+                <w:rFonts w:ascii="Aptos Narrow" w:hAnsi="Aptos Narrow"/>
+                <w:color w:val="000000"/>
+                <w:lang w:val="en-IN" w:eastAsia="en-IN"/>
+              </w:rPr>
+            </w:pPr>
+            <w:r>
+              <w:rPr>
+                <w:rFonts w:ascii="Aptos Narrow" w:hAnsi="Aptos Narrow"/>
+                <w:color w:val="000000"/>
+                <w:lang w:val="en-IN" w:eastAsia="en-IN"/>
+              </w:rPr>
+              <w:t xml:space="preserve">ADD:Gratuity </w:t>
+            </w:r>
+            <w:r>
+              <w:rPr>
+                <w:rFonts w:ascii="Aptos Narrow" w:hAnsi="Aptos Narrow"/>
+                <w:b/>
+                <w:bCs/>
+                <w:color w:val="000000"/>
+                <w:lang w:val="en-IN" w:eastAsia="en-IN"/>
+              </w:rPr>
+              <w:t>(As per Govt. Rules)</w:t>
+            </w:r>
+          </w:p>
+        </w:tc>
+        <w:tc>
+          <w:tcPr>
+            <w:tcW w:w="2356" w:type="dxa"/>
+            <w:tcBorders>
+              <w:top w:val="nil"/>
+              <w:left w:val="nil"/>
+              <w:bottom w:val="single" w:sz="4" w:space="0" w:color="auto"/>
+              <w:right w:val="single" w:sz="4" w:space="0" w:color="auto"/>
+            </w:tcBorders>
+            <w:noWrap/>
+            <w:vAlign w:val="bottom"/>
+            <w:hideMark/>
+          </w:tcPr>
+          <w:p>
+            <w:pPr>
+              <w:spacing w:after="0" w:line="240" w:lineRule="auto"/>
+              <w:jc w:val="right"/>
+              <w:rPr>
+                <w:rFonts w:ascii="Aptos Narrow" w:hAnsi="Aptos Narrow"/>
+                <w:lang w:val="en-IN" w:eastAsia="en-IN"/>
+              </w:rPr>
+            </w:pPr>
+            <w:r>
+              <w:rPr>
+                <w:rFonts w:ascii="Aptos Narrow" w:hAnsi="Aptos Narrow"/>
+                <w:lang w:val="en-IN" w:eastAsia="en-IN"/>
+              </w:rPr>
+              <w:t>{{GRATUITY_M}}</w:t>
+            </w:r>
+          </w:p>
+        </w:tc>
+        <w:tc>
+          <w:tcPr>
+            <w:tcW w:w="1213" w:type="dxa"/>
+            <w:tcBorders>
+              <w:top w:val="nil"/>
+              <w:left w:val="nil"/>
+              <w:bottom w:val="single" w:sz="4" w:space="0" w:color="auto"/>
+              <w:right w:val="single" w:sz="8" w:space="0" w:color="auto"/>
+            </w:tcBorders>
+            <w:noWrap/>
+            <w:vAlign w:val="bottom"/>
+            <w:hideMark/>
+          </w:tcPr>
+          <w:p>
+            <w:pPr>
+              <w:spacing w:after="0" w:line="240" w:lineRule="auto"/>
+              <w:jc w:val="right"/>
+              <w:rPr>
+                <w:rFonts w:ascii="Aptos Narrow" w:hAnsi="Aptos Narrow"/>
+                <w:color w:val="000000"/>
+                <w:lang w:val="en-IN" w:eastAsia="en-IN"/>
+              </w:rPr>
+            </w:pPr>
+            <w:r>
+              <w:rPr>
+                <w:rFonts w:ascii="Aptos Narrow" w:hAnsi="Aptos Narrow"/>
+                <w:color w:val="000000"/>
+                <w:lang w:val="en-IN" w:eastAsia="en-IN"/>
+              </w:rPr>
+              <w:t>{{GRATUITY_PA}}</w:t>
+            </w:r>
+          </w:p>
+        </w:tc>
+      </w:tr>
+      <w:tr>
+        <w:trPr>
+          <w:trHeight w:val="290"/>
+          <w:jc w:val="center"/>
+        </w:trPr>
+        <w:tc>
+          <w:tcPr>
+            <w:tcW w:w="5191" w:type="dxa"/>
+            <w:tcBorders>
+              <w:top w:val="nil"/>
+              <w:left w:val="single" w:sz="8" w:space="0" w:color="auto"/>
+              <w:bottom w:val="nil"/>
+              <w:right w:val="single" w:sz="4" w:space="0" w:color="auto"/>
+            </w:tcBorders>
+            <w:noWrap/>
+            <w:vAlign w:val="bottom"/>
+            <w:hideMark/>
+          </w:tcPr>
+          <w:p>
+            <w:pPr>
+              <w:spacing w:after="0" w:line="240" w:lineRule="auto"/>
+              <w:rPr>
+                <w:rFonts w:ascii="Aptos Narrow" w:hAnsi="Aptos Narrow"/>
+                <w:color w:val="000000"/>
+                <w:lang w:val="en-IN" w:eastAsia="en-IN"/>
+              </w:rPr>
+            </w:pPr>
+            <w:r>
+              <w:rPr>
+                <w:rFonts w:ascii="Aptos Narrow" w:hAnsi="Aptos Narrow"/>
+                <w:color w:val="000000"/>
+                <w:lang w:val="en-IN" w:eastAsia="en-IN"/>
+              </w:rPr>
+              <w:t>ADD: Ex Gratia</w:t>
+            </w:r>
+          </w:p>
+        </w:tc>
+        <w:tc>
+          <w:tcPr>
+            <w:tcW w:w="2356" w:type="dxa"/>
+            <w:tcBorders>
+              <w:top w:val="nil"/>
+              <w:left w:val="nil"/>
+              <w:bottom w:val="nil"/>
+              <w:right w:val="single" w:sz="4" w:space="0" w:color="auto"/>
+            </w:tcBorders>
+            <w:noWrap/>
+            <w:vAlign w:val="bottom"/>
+            <w:hideMark/>
+          </w:tcPr>
+          <w:p>
+            <w:pPr>
+              <w:spacing w:after="0" w:line="240" w:lineRule="auto"/>
+              <w:jc w:val="right"/>
+              <w:rPr>
+                <w:rFonts w:ascii="Aptos Narrow" w:hAnsi="Aptos Narrow"/>
+                <w:lang w:val="en-IN" w:eastAsia="en-IN"/>
+              </w:rPr>
+            </w:pPr>
+            <w:r>
+              <w:rPr>
+                <w:rFonts w:ascii="Aptos Narrow" w:hAnsi="Aptos Narrow"/>
+                <w:lang w:val="en-IN" w:eastAsia="en-IN"/>
+              </w:rPr>
+              <w:t>{{EX_GRATIA_M}}</w:t>
+            </w:r>
+          </w:p>
+        </w:tc>
+        <w:tc>
+          <w:tcPr>
+            <w:tcW w:w="1213" w:type="dxa"/>
+            <w:tcBorders>
+              <w:top w:val="nil"/>
+              <w:left w:val="nil"/>
+              <w:bottom w:val="single" w:sz="4" w:space="0" w:color="auto"/>
+              <w:right w:val="single" w:sz="8" w:space="0" w:color="auto"/>
+            </w:tcBorders>
+            <w:noWrap/>
+            <w:vAlign w:val="bottom"/>
+            <w:hideMark/>
+          </w:tcPr>
+          <w:p>
+            <w:pPr>
+              <w:spacing w:after="0" w:line="240" w:lineRule="auto"/>
+              <w:jc w:val="right"/>
+              <w:rPr>
+                <w:rFonts w:ascii="Aptos Narrow" w:hAnsi="Aptos Narrow"/>
+                <w:color w:val="000000"/>
+                <w:lang w:val="en-IN" w:eastAsia="en-IN"/>
+              </w:rPr>
+            </w:pPr>
+            <w:r>
+              <w:rPr>
+                <w:rFonts w:ascii="Aptos Narrow" w:hAnsi="Aptos Narrow"/>
+                <w:color w:val="000000"/>
+                <w:lang w:val="en-IN" w:eastAsia="en-IN"/>
+              </w:rPr>
+              <w:t>{{EX_GRATIA_PA}}</w:t>
+            </w:r>
+          </w:p>
+        </w:tc>
+      </w:tr>
+      <w:tr>
+        <w:trPr>
+          <w:trHeight w:val="290"/>
+          <w:jc w:val="center"/>
+        </w:trPr>
+        <w:tc>
+          <w:tcPr>
+            <w:tcW w:w="5191" w:type="dxa"/>
+            <w:tcBorders>
+              <w:top w:val="single" w:sz="4" w:space="0" w:color="auto"/>
+              <w:left w:val="single" w:sz="8" w:space="0" w:color="auto"/>
+              <w:bottom w:val="single" w:sz="4" w:space="0" w:color="auto"/>
+              <w:right w:val="single" w:sz="4" w:space="0" w:color="auto"/>
+            </w:tcBorders>
+            <w:noWrap/>
+            <w:vAlign w:val="bottom"/>
+            <w:hideMark/>
+          </w:tcPr>
+          <w:p>
+            <w:pPr>
+              <w:spacing w:after="0" w:line="240" w:lineRule="auto"/>
+              <w:jc w:val="right"/>
+              <w:rPr>
+                <w:rFonts w:ascii="Aptos Narrow" w:hAnsi="Aptos Narrow"/>
+                <w:b/>
+                <w:bCs/>
+                <w:color w:val="000000"/>
+                <w:lang w:val="en-IN" w:eastAsia="en-IN"/>
+              </w:rPr>
+            </w:pPr>
+            <w:r>
+              <w:rPr>
+                <w:rFonts w:ascii="Aptos Narrow" w:hAnsi="Aptos Narrow"/>
+                <w:b/>
+                <w:bCs/>
+                <w:color w:val="000000"/>
+                <w:lang w:val="en-IN" w:eastAsia="en-IN"/>
+              </w:rPr>
+              <w:t>Total (B)</w:t>
+            </w:r>
+          </w:p>
+        </w:tc>
+        <w:tc>
+          <w:tcPr>
+            <w:tcW w:w="2356" w:type="dxa"/>
+            <w:tcBorders>
+              <w:top w:val="single" w:sz="4" w:space="0" w:color="auto"/>
+              <w:left w:val="nil"/>
+              <w:bottom w:val="single" w:sz="4" w:space="0" w:color="auto"/>
+              <w:right w:val="single" w:sz="4" w:space="0" w:color="auto"/>
+            </w:tcBorders>
+            <w:noWrap/>
+            <w:vAlign w:val="bottom"/>
+            <w:hideMark/>
+          </w:tcPr>
+          <w:p>
+            <w:pPr>
+              <w:spacing w:after="0" w:line="240" w:lineRule="auto"/>
+              <w:jc w:val="right"/>
+              <w:rPr>
+                <w:rFonts w:ascii="Aptos Narrow" w:hAnsi="Aptos Narrow"/>
+                <w:b/>
+                <w:bCs/>
+                <w:color w:val="000000"/>
+                <w:lang w:val="en-IN" w:eastAsia="en-IN"/>
+              </w:rPr>
+            </w:pPr>
+            <w:r>
+              <w:rPr>
+                <w:rFonts w:ascii="Aptos Narrow" w:hAnsi="Aptos Narrow"/>
+                <w:b/>
+                <w:bCs/>
+                <w:color w:val="000000"/>
+                <w:lang w:val="en-IN" w:eastAsia="en-IN"/>
+              </w:rPr>
+              <w:t>{{TOTAL_B_M}}</w:t>
+            </w:r>
+          </w:p>
+        </w:tc>
+        <w:tc>
+          <w:tcPr>
+            <w:tcW w:w="1213" w:type="dxa"/>
+            <w:tcBorders>
+              <w:top w:val="nil"/>
+              <w:left w:val="nil"/>
+              <w:bottom w:val="single" w:sz="4" w:space="0" w:color="auto"/>
+              <w:right w:val="single" w:sz="8" w:space="0" w:color="auto"/>
+            </w:tcBorders>
+            <w:noWrap/>
+            <w:vAlign w:val="bottom"/>
+            <w:hideMark/>
+          </w:tcPr>
+          <w:p>
+            <w:pPr>
+              <w:spacing w:after="0" w:line="240" w:lineRule="auto"/>
+              <w:jc w:val="right"/>
+              <w:rPr>
+                <w:rFonts w:ascii="Aptos Narrow" w:hAnsi="Aptos Narrow"/>
+                <w:color w:val="000000"/>
+                <w:lang w:val="en-IN" w:eastAsia="en-IN"/>
+              </w:rPr>
+            </w:pPr>
+            <w:r>
+              <w:rPr>
+                <w:rFonts w:ascii="Aptos Narrow" w:hAnsi="Aptos Narrow"/>
+                <w:color w:val="000000"/>
+                <w:lang w:val="en-IN" w:eastAsia="en-IN"/>
+              </w:rPr>
+              <w:t>{{TOTAL_B_PA}}</w:t>
+            </w:r>
+          </w:p>
+        </w:tc>
+      </w:tr>
+      <w:tr>
+        <w:trPr>
+          <w:trHeight w:val="300"/>
+          <w:jc w:val="center"/>
+        </w:trPr>
+        <w:tc>
+          <w:tcPr>
+            <w:tcW w:w="5191" w:type="dxa"/>
+            <w:tcBorders>
+              <w:top w:val="nil"/>
+              <w:left w:val="single" w:sz="8" w:space="0" w:color="auto"/>
+              <w:bottom w:val="single" w:sz="8" w:space="0" w:color="auto"/>
+              <w:right w:val="single" w:sz="4" w:space="0" w:color="auto"/>
+            </w:tcBorders>
+            <w:shd w:val="clear" w:color="000000" w:fill="D9D9D9"/>
+            <w:noWrap/>
+            <w:vAlign w:val="bottom"/>
+            <w:hideMark/>
+          </w:tcPr>
+          <w:p>
+            <w:pPr>
+              <w:spacing w:after="0" w:line="240" w:lineRule="auto"/>
+              <w:jc w:val="center"/>
+              <w:rPr>
+                <w:rFonts w:ascii="Aptos Narrow" w:hAnsi="Aptos Narrow"/>
+                <w:b/>
+                <w:bCs/>
+                <w:color w:val="000000"/>
+                <w:lang w:val="en-IN" w:eastAsia="en-IN"/>
+              </w:rPr>
+            </w:pPr>
+            <w:r>
+              <w:rPr>
+                <w:rFonts w:ascii="Aptos Narrow" w:hAnsi="Aptos Narrow"/>
+                <w:b/>
+                <w:bCs/>
+                <w:color w:val="000000"/>
+                <w:lang w:val="en-IN" w:eastAsia="en-IN"/>
+              </w:rPr>
+              <w:t>CTC (PART A + B)</w:t>
+            </w:r>
+          </w:p>
+        </w:tc>
+        <w:tc>
+          <w:tcPr>
+            <w:tcW w:w="2356" w:type="dxa"/>
+            <w:tcBorders>
+              <w:top w:val="nil"/>
+              <w:left w:val="nil"/>
+              <w:bottom w:val="single" w:sz="8" w:space="0" w:color="auto"/>
+              <w:right w:val="single" w:sz="4" w:space="0" w:color="auto"/>
+            </w:tcBorders>
+            <w:shd w:val="clear" w:color="000000" w:fill="D9D9D9"/>
+            <w:noWrap/>
+            <w:vAlign w:val="bottom"/>
+            <w:hideMark/>
+          </w:tcPr>
+          <w:p>
+            <w:pPr>
+              <w:spacing w:after="0" w:line="240" w:lineRule="auto"/>
+              <w:jc w:val="right"/>
+              <w:rPr>
+                <w:rFonts w:ascii="Aptos Narrow" w:hAnsi="Aptos Narrow"/>
+                <w:b/>
+                <w:bCs/>
+                <w:color w:val="000000"/>
+                <w:lang w:val="en-IN" w:eastAsia="en-IN"/>
+              </w:rPr>
+            </w:pPr>
+            <w:r>
+              <w:rPr>
+                <w:rFonts w:ascii="Aptos Narrow" w:hAnsi="Aptos Narrow"/>
+                <w:b/>
+                <w:bCs/>
+                <w:color w:val="000000"/>
+                <w:lang w:val="en-IN" w:eastAsia="en-IN"/>
+              </w:rPr>
+              <w:t>{{CTC_M}}</w:t>
+            </w:r>
+          </w:p>
+        </w:tc>
+        <w:tc>
+          <w:tcPr>
+            <w:tcW w:w="1213" w:type="dxa"/>
+            <w:tcBorders>
+              <w:top w:val="nil"/>
+              <w:left w:val="nil"/>
+              <w:bottom w:val="single" w:sz="8" w:space="0" w:color="auto"/>
+              <w:right w:val="single" w:sz="8" w:space="0" w:color="auto"/>
+            </w:tcBorders>
+            <w:shd w:val="clear" w:color="000000" w:fill="D9D9D9"/>
+            <w:noWrap/>
+            <w:vAlign w:val="bottom"/>
+            <w:hideMark/>
+          </w:tcPr>
+          <w:p>
+            <w:pPr>
+              <w:spacing w:after="0" w:line="240" w:lineRule="auto"/>
+              <w:jc w:val="right"/>
+              <w:rPr>
+                <w:rFonts w:ascii="Aptos Narrow" w:hAnsi="Aptos Narrow"/>
+                <w:b/>
+                <w:bCs/>
+                <w:color w:val="000000"/>
+                <w:lang w:val="en-IN" w:eastAsia="en-IN"/>
+              </w:rPr>
+            </w:pPr>
+            <w:r>
+              <w:rPr>
+                <w:rFonts w:ascii="Aptos Narrow" w:hAnsi="Aptos Narrow"/>
+                <w:b/>
+                <w:bCs/>
+                <w:color w:val="000000"/>
+                <w:lang w:val="en-IN" w:eastAsia="en-IN"/>
+              </w:rPr>
+              <w:t>{{CTC_PA}}</w:t>
+            </w:r>
+          </w:p>
+        </w:tc>
+      </w:tr>
+    </w:tbl>
+    <w:p>
+      <w:pPr>
+        <w:jc w:val="center"/>
+      </w:pPr>
+    </w:p>
+    <w:p>
+      <w:pPr>
+        <w:jc w:val="center"/>
+      </w:pPr>
+    </w:p>
+    <w:p>
+      <w:pPr>
+        <w:rPr>
+          <w:lang w:val="en-IN"/>
+        </w:rPr>
+      </w:pPr>
+      <w:r>
+        <w:rPr>
+          <w:lang w:val="en-IN"/>
+        </w:rPr>
+        <w:t xml:space="preserve">Note: </w:t>
+      </w:r>
+    </w:p>
+    <w:p>
+      <w:pPr>
+        <w:rPr>
+          <w:lang w:val="en-IN"/>
+        </w:rPr>
+      </w:pPr>
+      <w:r>
+        <w:rPr>
+          <w:lang w:val="en-IN"/>
+        </w:rPr>
+        <w:t xml:space="preserve">The Provident Fund and Gratuity mentioned above shall be paid in accordance with, and subject to, the provisions of the applicable Acts and rules, as amended from time to time. </w:t>
+      </w:r>
+    </w:p>
+    <w:p>
+      <w:pPr>
+        <w:rPr>
+          <w:lang w:val="en-IN"/>
+        </w:rPr>
+      </w:pPr>
+      <w:r>
+        <w:rPr>
+          <w:lang w:val="en-IN"/>
+        </w:rPr>
+        <w:t xml:space="preserve">The above remuneration is subject to deduction of income tax as per law. </w:t>
+      </w:r>
+    </w:p>
+    <w:p>
+      <w:pPr>
+        <w:rPr>
+          <w:lang w:val="en-IN"/>
+        </w:rPr>
+      </w:pPr>
+      <w:r>
+        <w:rPr>
+          <w:lang w:val="en-IN"/>
+        </w:rPr>
+        <w:t xml:space="preserve">The salary structure mentioned in the above remuneration package (CTC) may undergo a change in light of any new law or any change in existing law, keeping your CTC intact. </w:t>
+      </w:r>
+    </w:p>
+    <w:p>
+      <w:pPr>
+        <w:jc w:val="center"/>
+      </w:pPr>
     </w:p>
     <w:sectPr>
       <w:footerReference w:type="default" r:id="rId9"/>
@@ -592,7 +2662,7 @@
         <w:color w:val="1F497D"/>
         <w:lang w:val="en-IN" w:eastAsia="en-IN"/>
       </w:rPr>
-      <w:pict w14:anchorId="765D0548">
+      <w:pict w14:anchorId="325D856B">
         <v:shapetype id="_x0000_t32" coordsize="21600,21600" o:spt="32" o:oned="t" path="m,l21600,21600e" filled="f">
           <v:path arrowok="t" fillok="f" o:connecttype="none"/>
           <o:lock v:ext="edit" shapetype="t"/>
@@ -601,7 +2671,7 @@
       </w:pict>
     </w:r>
     <w:r>
-      <w:pict w14:anchorId="69A0948A">
+      <w:pict w14:anchorId="48D429E5">
         <v:shapetype id="_x0000_t75" coordsize="21600,21600" o:spt="75" o:preferrelative="t" path="m@4@5l@4@11@9@11@9@5xe" filled="f" stroked="f">
           <v:stroke joinstyle="miter"/>
           <v:formulas>
@@ -658,6 +2728,57 @@
 <file path=word/numbering.xml><?xml version="1.0" encoding="utf-8"?>
 <w:numbering xmlns:wpc="http://schemas.microsoft.com/office/word/2010/wordprocessingCanvas" xmlns:cx="http://schemas.microsoft.com/office/drawing/2014/chartex" xmlns:cx1="http://schemas.microsoft.com/office/drawing/2015/9/8/chartex" xmlns:cx2="http://schemas.microsoft.com/office/drawing/2015/10/21/chartex" xmlns:cx3="http://schemas.microsoft.com/office/drawing/2016/5/9/chartex" xmlns:cx4="http://schemas.microsoft.com/office/drawing/2016/5/10/chartex" xmlns:cx5="http://schemas.microsoft.com/office/drawing/2016/5/11/chartex" xmlns:cx6="http://schemas.microsoft.com/office/drawing/2016/5/12/chartex" xmlns:cx7="http://schemas.microsoft.com/office/drawing/2016/5/13/chartex" xmlns:cx8="http://schemas.microsoft.com/office/drawing/2016/5/14/chartex" xmlns:mc="http://schemas.openxmlformats.org/markup-compatibility/2006" xmlns:aink="http://schemas.microsoft.com/office/drawing/2016/ink" xmlns:am3d="http://schemas.microsoft.com/office/drawing/2017/model3d" xmlns:o="urn:schemas-microsoft-com:office:office" xmlns:oel="http://schemas.microsoft.com/office/2019/extlst" xmlns:r="http://schemas.openxmlformats.org/officeDocument/2006/relationships" xmlns:m="http://schemas.openxmlformats.org/officeDocument/2006/math" xmlns:v="urn:schemas-microsoft-com:vml" xmlns:wp14="http://schemas.microsoft.com/office/word/2010/wordprocessingDrawing" xmlns:wp="http://schemas.openxmlformats.org/drawingml/2006/wordprocessingDrawing" xmlns:w10="urn:schemas-microsoft-com:office:word" xmlns:w="http://schemas.openxmlformats.org/wordprocessingml/2006/main" xmlns:w14="http://schemas.microsoft.com/office/word/2010/wordml" xmlns:w15="http://schemas.microsoft.com/office/word/2012/wordml" xmlns:w16cex="http://schemas.microsoft.com/office/word/2018/wordml/cex" xmlns:w16cid="http://schemas.microsoft.com/office/word/2016/wordml/cid" xmlns:w16="http://schemas.microsoft.com/office/word/2018/wordml" xmlns:w16du="http://schemas.microsoft.com/office/word/2023/wordml/word16du" xmlns:w16sdtdh="http://schemas.microsoft.com/office/word/2020/wordml/sdtdatahash" xmlns:w16sdtfl="http://schemas.microsoft.com/office/word/2024/wordml/sdtformatlock" xmlns:w16se="http://schemas.microsoft.com/office/word/2015/wordml/symex" xmlns:wpg="http://schemas.microsoft.com/office/word/2010/wordprocessingGroup" xmlns:wpi="http://schemas.microsoft.com/office/word/2010/wordprocessingInk" xmlns:wne="http://schemas.microsoft.com/office/word/2006/wordml" xmlns:wps="http://schemas.microsoft.com/office/word/2010/wordprocessingShape" mc:Ignorable="w14 w15 w16se w16cid w16 w16cex w16sdtdh w16sdtfl w16du wp14">
   <w:abstractNum w:abstractNumId="0" w15:restartNumberingAfterBreak="0">
+    <w:nsid w:val="F9B50199"/>
+    <w:multiLevelType w:val="hybridMultilevel"/>
+    <w:tmpl w:val="FFFFFFFF"/>
+    <w:lvl w:ilvl="0" w:tplc="FFFFFFFF">
+      <w:start w:val="1"/>
+      <w:numFmt w:val="bullet"/>
+      <w:lvlText w:val="•"/>
+      <w:lvlJc w:val="left"/>
+    </w:lvl>
+    <w:lvl w:ilvl="1" w:tplc="FFFFFFFF">
+      <w:numFmt w:val="decimal"/>
+      <w:lvlText w:val=""/>
+      <w:lvlJc w:val="left"/>
+    </w:lvl>
+    <w:lvl w:ilvl="2" w:tplc="FFFFFFFF">
+      <w:numFmt w:val="decimal"/>
+      <w:lvlText w:val=""/>
+      <w:lvlJc w:val="left"/>
+    </w:lvl>
+    <w:lvl w:ilvl="3" w:tplc="FFFFFFFF">
+      <w:numFmt w:val="decimal"/>
+      <w:lvlText w:val=""/>
+      <w:lvlJc w:val="left"/>
+    </w:lvl>
+    <w:lvl w:ilvl="4" w:tplc="FFFFFFFF">
+      <w:numFmt w:val="decimal"/>
+      <w:lvlText w:val=""/>
+      <w:lvlJc w:val="left"/>
+    </w:lvl>
+    <w:lvl w:ilvl="5" w:tplc="FFFFFFFF">
+      <w:numFmt w:val="decimal"/>
+      <w:lvlText w:val=""/>
+      <w:lvlJc w:val="left"/>
+    </w:lvl>
+    <w:lvl w:ilvl="6" w:tplc="FFFFFFFF">
+      <w:numFmt w:val="decimal"/>
+      <w:lvlText w:val=""/>
+      <w:lvlJc w:val="left"/>
+    </w:lvl>
+    <w:lvl w:ilvl="7" w:tplc="FFFFFFFF">
+      <w:numFmt w:val="decimal"/>
+      <w:lvlText w:val=""/>
+      <w:lvlJc w:val="left"/>
+    </w:lvl>
+    <w:lvl w:ilvl="8" w:tplc="FFFFFFFF">
+      <w:numFmt w:val="decimal"/>
+      <w:lvlText w:val=""/>
+      <w:lvlJc w:val="left"/>
+    </w:lvl>
+  </w:abstractNum>
+  <w:abstractNum w:abstractNumId="1" w15:restartNumberingAfterBreak="0">
     <w:nsid w:val="00000006"/>
     <w:multiLevelType w:val="hybridMultilevel"/>
     <w:tmpl w:val="507ED7AA"/>
@@ -716,7 +2837,7 @@
       <w:lvlJc w:val="left"/>
     </w:lvl>
   </w:abstractNum>
-  <w:abstractNum w:abstractNumId="1" w15:restartNumberingAfterBreak="0">
+  <w:abstractNum w:abstractNumId="2" w15:restartNumberingAfterBreak="0">
     <w:nsid w:val="12F15A73"/>
     <w:multiLevelType w:val="hybridMultilevel"/>
     <w:tmpl w:val="66A09056"/>
@@ -805,7 +2926,7 @@
       </w:pPr>
     </w:lvl>
   </w:abstractNum>
-  <w:abstractNum w:abstractNumId="2" w15:restartNumberingAfterBreak="0">
+  <w:abstractNum w:abstractNumId="3" w15:restartNumberingAfterBreak="0">
     <w:nsid w:val="19F74800"/>
     <w:multiLevelType w:val="hybridMultilevel"/>
     <w:tmpl w:val="03F662BE"/>
@@ -918,7 +3039,7 @@
       </w:rPr>
     </w:lvl>
   </w:abstractNum>
-  <w:abstractNum w:abstractNumId="3" w15:restartNumberingAfterBreak="0">
+  <w:abstractNum w:abstractNumId="4" w15:restartNumberingAfterBreak="0">
     <w:nsid w:val="1FEE37A0"/>
     <w:multiLevelType w:val="hybridMultilevel"/>
     <w:tmpl w:val="8A0C6804"/>
@@ -1031,7 +3152,7 @@
       </w:rPr>
     </w:lvl>
   </w:abstractNum>
-  <w:abstractNum w:abstractNumId="4" w15:restartNumberingAfterBreak="0">
+  <w:abstractNum w:abstractNumId="5" w15:restartNumberingAfterBreak="0">
     <w:nsid w:val="30DA5F01"/>
     <w:multiLevelType w:val="hybridMultilevel"/>
     <w:tmpl w:val="DF22E10A"/>
@@ -1143,7 +3264,7 @@
       </w:rPr>
     </w:lvl>
   </w:abstractNum>
-  <w:abstractNum w:abstractNumId="5" w15:restartNumberingAfterBreak="0">
+  <w:abstractNum w:abstractNumId="6" w15:restartNumberingAfterBreak="0">
     <w:nsid w:val="36504A93"/>
     <w:multiLevelType w:val="hybridMultilevel"/>
     <w:tmpl w:val="F1A83C88"/>
@@ -1256,7 +3377,7 @@
       </w:rPr>
     </w:lvl>
   </w:abstractNum>
-  <w:abstractNum w:abstractNumId="6" w15:restartNumberingAfterBreak="0">
+  <w:abstractNum w:abstractNumId="7" w15:restartNumberingAfterBreak="0">
     <w:nsid w:val="41064134"/>
     <w:multiLevelType w:val="hybridMultilevel"/>
     <w:tmpl w:val="8E2CD382"/>
@@ -1346,7 +3467,7 @@
       </w:pPr>
     </w:lvl>
   </w:abstractNum>
-  <w:abstractNum w:abstractNumId="7" w15:restartNumberingAfterBreak="0">
+  <w:abstractNum w:abstractNumId="8" w15:restartNumberingAfterBreak="0">
     <w:nsid w:val="44901E3C"/>
     <w:multiLevelType w:val="hybridMultilevel"/>
     <w:tmpl w:val="1528F138"/>
@@ -1435,7 +3556,7 @@
       </w:pPr>
     </w:lvl>
   </w:abstractNum>
-  <w:abstractNum w:abstractNumId="8" w15:restartNumberingAfterBreak="0">
+  <w:abstractNum w:abstractNumId="9" w15:restartNumberingAfterBreak="0">
     <w:nsid w:val="4B7C1BB5"/>
     <w:multiLevelType w:val="hybridMultilevel"/>
     <w:tmpl w:val="529CBA20"/>
@@ -1524,7 +3645,7 @@
       </w:pPr>
     </w:lvl>
   </w:abstractNum>
-  <w:abstractNum w:abstractNumId="9" w15:restartNumberingAfterBreak="0">
+  <w:abstractNum w:abstractNumId="10" w15:restartNumberingAfterBreak="0">
     <w:nsid w:val="5FF21C48"/>
     <w:multiLevelType w:val="hybridMultilevel"/>
     <w:tmpl w:val="383CDA82"/>
@@ -1613,7 +3734,7 @@
       </w:pPr>
     </w:lvl>
   </w:abstractNum>
-  <w:abstractNum w:abstractNumId="10" w15:restartNumberingAfterBreak="0">
+  <w:abstractNum w:abstractNumId="11" w15:restartNumberingAfterBreak="0">
     <w:nsid w:val="61CC2222"/>
     <w:multiLevelType w:val="hybridMultilevel"/>
     <w:tmpl w:val="55BC69C6"/>
@@ -1699,7 +3820,7 @@
       </w:pPr>
     </w:lvl>
   </w:abstractNum>
-  <w:abstractNum w:abstractNumId="11" w15:restartNumberingAfterBreak="0">
+  <w:abstractNum w:abstractNumId="12" w15:restartNumberingAfterBreak="0">
     <w:nsid w:val="66A634D8"/>
     <w:multiLevelType w:val="hybridMultilevel"/>
     <w:tmpl w:val="E2D81EB0"/>
@@ -1785,7 +3906,7 @@
       </w:pPr>
     </w:lvl>
   </w:abstractNum>
-  <w:abstractNum w:abstractNumId="12" w15:restartNumberingAfterBreak="0">
+  <w:abstractNum w:abstractNumId="13" w15:restartNumberingAfterBreak="0">
     <w:nsid w:val="6E2F3D5B"/>
     <w:multiLevelType w:val="hybridMultilevel"/>
     <w:tmpl w:val="7ACC5F0C"/>
@@ -1874,7 +3995,7 @@
       </w:pPr>
     </w:lvl>
   </w:abstractNum>
-  <w:abstractNum w:abstractNumId="13" w15:restartNumberingAfterBreak="0">
+  <w:abstractNum w:abstractNumId="14" w15:restartNumberingAfterBreak="0">
     <w:nsid w:val="72CB2976"/>
     <w:multiLevelType w:val="hybridMultilevel"/>
     <w:tmpl w:val="A66E651E"/>
@@ -1987,7 +4108,7 @@
       </w:rPr>
     </w:lvl>
   </w:abstractNum>
-  <w:abstractNum w:abstractNumId="14" w15:restartNumberingAfterBreak="0">
+  <w:abstractNum w:abstractNumId="15" w15:restartNumberingAfterBreak="0">
     <w:nsid w:val="72D10656"/>
     <w:multiLevelType w:val="hybridMultilevel"/>
     <w:tmpl w:val="8E5E1430"/>
@@ -2100,50 +4221,53 @@
       </w:rPr>
     </w:lvl>
   </w:abstractNum>
-  <w:num w:numId="1" w16cid:durableId="1876891434">
+  <w:num w:numId="1" w16cid:durableId="1590307134">
+    <w:abstractNumId w:val="3"/>
+  </w:num>
+  <w:num w:numId="2" w16cid:durableId="1511219768">
+    <w:abstractNumId w:val="13"/>
+  </w:num>
+  <w:num w:numId="3" w16cid:durableId="926042271">
+    <w:abstractNumId w:val="9"/>
+  </w:num>
+  <w:num w:numId="4" w16cid:durableId="1033775021">
+    <w:abstractNumId w:val="6"/>
+  </w:num>
+  <w:num w:numId="5" w16cid:durableId="1665163208">
+    <w:abstractNumId w:val="12"/>
+  </w:num>
+  <w:num w:numId="6" w16cid:durableId="1453478144">
+    <w:abstractNumId w:val="10"/>
+  </w:num>
+  <w:num w:numId="7" w16cid:durableId="852954265">
+    <w:abstractNumId w:val="5"/>
+  </w:num>
+  <w:num w:numId="8" w16cid:durableId="17322081">
+    <w:abstractNumId w:val="11"/>
+  </w:num>
+  <w:num w:numId="9" w16cid:durableId="1564677157">
+    <w:abstractNumId w:val="1"/>
+  </w:num>
+  <w:num w:numId="10" w16cid:durableId="198512321">
+    <w:abstractNumId w:val="7"/>
+  </w:num>
+  <w:num w:numId="11" w16cid:durableId="1019085133">
     <w:abstractNumId w:val="2"/>
   </w:num>
-  <w:num w:numId="2" w16cid:durableId="1616017511">
-    <w:abstractNumId w:val="12"/>
+  <w:num w:numId="12" w16cid:durableId="627130048">
+    <w:abstractNumId w:val="4"/>
   </w:num>
-  <w:num w:numId="3" w16cid:durableId="1296594953">
+  <w:num w:numId="13" w16cid:durableId="390544354">
+    <w:abstractNumId w:val="15"/>
+  </w:num>
+  <w:num w:numId="14" w16cid:durableId="270555110">
     <w:abstractNumId w:val="8"/>
   </w:num>
-  <w:num w:numId="4" w16cid:durableId="1360158851">
-    <w:abstractNumId w:val="5"/>
-  </w:num>
-  <w:num w:numId="5" w16cid:durableId="972249658">
-    <w:abstractNumId w:val="11"/>
-  </w:num>
-  <w:num w:numId="6" w16cid:durableId="714886254">
-    <w:abstractNumId w:val="9"/>
-  </w:num>
-  <w:num w:numId="7" w16cid:durableId="1798840332">
-    <w:abstractNumId w:val="4"/>
-  </w:num>
-  <w:num w:numId="8" w16cid:durableId="727610453">
-    <w:abstractNumId w:val="10"/>
-  </w:num>
-  <w:num w:numId="9" w16cid:durableId="865018948">
-    <w:abstractNumId w:val="0"/>
-  </w:num>
-  <w:num w:numId="10" w16cid:durableId="2122602887">
-    <w:abstractNumId w:val="6"/>
-  </w:num>
-  <w:num w:numId="11" w16cid:durableId="1586303389">
-    <w:abstractNumId w:val="1"/>
-  </w:num>
-  <w:num w:numId="12" w16cid:durableId="1775130226">
-    <w:abstractNumId w:val="3"/>
-  </w:num>
-  <w:num w:numId="13" w16cid:durableId="224027793">
+  <w:num w:numId="15" w16cid:durableId="1735546557">
     <w:abstractNumId w:val="14"/>
   </w:num>
-  <w:num w:numId="14" w16cid:durableId="1682122152">
-    <w:abstractNumId w:val="7"/>
-  </w:num>
-  <w:num w:numId="15" w16cid:durableId="1331834320">
-    <w:abstractNumId w:val="13"/>
+  <w:num w:numId="16" w16cid:durableId="1623607165">
+    <w:abstractNumId w:val="0"/>
   </w:num>
 </w:numbering>
 </file>

--- a/public/templates/admin-recruitment/offer-letter.docx
+++ b/public/templates/admin-recruitment/offer-letter.docx
@@ -4,108 +4,14 @@
   <w:body>
     <w:p>
       <w:pPr>
-        <w:spacing w:after="0" w:line="240" w:lineRule="auto"/>
+        <w:pStyle w:val="NoSpacing"/>
         <w:jc w:val="both"/>
         <w:rPr>
-          <w:rFonts w:ascii="Times New Roman" w:hAnsi="Times New Roman"/>
-          <w:sz w:val="24"/>
-          <w:szCs w:val="24"/>
+          <w:rFonts w:ascii="Montserrat" w:hAnsi="Montserrat" w:cs="Arial"/>
+          <w:sz w:val="20"/>
+          <w:szCs w:val="20"/>
         </w:rPr>
       </w:pPr>
-      <w:r>
-        <w:rPr>
-          <w:rFonts w:ascii="Times New Roman" w:hAnsi="Times New Roman"/>
-          <w:noProof/>
-          <w:sz w:val="24"/>
-          <w:szCs w:val="24"/>
-          <w:lang w:val="en-IN" w:eastAsia="en-IN"/>
-        </w:rPr>
-        <w:pict w14:anchorId="378B7F90">
-          <v:shapetype id="_x0000_t202" coordsize="21600,21600" o:spt="202" path="m,l,21600r21600,l21600,xe">
-            <v:stroke joinstyle="miter"/>
-            <v:path gradientshapeok="t" o:connecttype="rect"/>
-          </v:shapetype>
-          <v:shape id="Text Box 2" o:spid="_x0000_s2050" type="#_x0000_t202" style="position:absolute;left:0;text-align:left;margin-left:382.5pt;margin-top:-10.05pt;width:166.4pt;height:117.4pt;z-index:251657728;visibility:visible;mso-wrap-style:none;mso-width-relative:margin;mso-height-relative:margin" filled="f" stroked="f">
-            <v:textbox style="mso-next-textbox:#Text Box 2;mso-fit-shape-to-text:t">
-              <w:txbxContent>
-                <w:p>
-                  <w:r>
-                    <w:rPr>
-                      <w:rFonts w:ascii="Times New Roman" w:hAnsi="Times New Roman"/>
-                      <w:color w:val="000000"/>
-                      <w:sz w:val="24"/>
-                      <w:szCs w:val="24"/>
-                    </w:rPr>
-                    <w:pict w14:anchorId="1C7FB7CA">
-                      <v:shapetype id="_x0000_t75" coordsize="21600,21600" o:spt="75" o:preferrelative="t" path="m@4@5l@4@11@9@11@9@5xe" filled="f" stroked="f">
-                        <v:stroke joinstyle="miter"/>
-                        <v:formulas>
-                          <v:f eqn="if lineDrawn pixelLineWidth 0"/>
-                          <v:f eqn="sum @0 1 0"/>
-                          <v:f eqn="sum 0 0 @1"/>
-                          <v:f eqn="prod @2 1 2"/>
-                          <v:f eqn="prod @3 21600 pixelWidth"/>
-                          <v:f eqn="prod @3 21600 pixelHeight"/>
-                          <v:f eqn="sum @0 0 1"/>
-                          <v:f eqn="prod @6 1 2"/>
-                          <v:f eqn="prod @7 21600 pixelWidth"/>
-                          <v:f eqn="sum @8 21600 0"/>
-                          <v:f eqn="prod @7 21600 pixelHeight"/>
-                          <v:f eqn="sum @10 21600 0"/>
-                        </v:formulas>
-                        <v:path o:extrusionok="f" gradientshapeok="t" o:connecttype="rect"/>
-                        <o:lock v:ext="edit" aspectratio="t"/>
-                      </v:shapetype>
-                      <v:shape id="_x0000_i1026" type="#_x0000_t75" style="width:152.25pt;height:98.25pt">
-                        <v:imagedata r:id="rId7" o:title="121212"/>
-                      </v:shape>
-                    </w:pict>
-                  </w:r>
-                </w:p>
-              </w:txbxContent>
-            </v:textbox>
-          </v:shape>
-        </w:pict>
-      </w:r>
-    </w:p>
-    <w:p>
-      <w:pPr>
-        <w:spacing w:after="0" w:line="240" w:lineRule="auto"/>
-        <w:jc w:val="both"/>
-        <w:rPr>
-          <w:rFonts w:ascii="Times New Roman" w:hAnsi="Times New Roman"/>
-          <w:sz w:val="24"/>
-          <w:szCs w:val="24"/>
-        </w:rPr>
-      </w:pPr>
-    </w:p>
-    <w:p>
-      <w:pPr>
-        <w:spacing w:after="0" w:line="240" w:lineRule="auto"/>
-        <w:jc w:val="both"/>
-        <w:rPr>
-          <w:rFonts w:ascii="Times New Roman" w:hAnsi="Times New Roman"/>
-          <w:sz w:val="24"/>
-          <w:szCs w:val="24"/>
-        </w:rPr>
-      </w:pPr>
-    </w:p>
-    <w:p>
-      <w:r>
-        <w:t xml:space="preserve">      </w:t>
-      </w:r>
-    </w:p>
-    <w:p/>
-    <w:p>
-      <w:pPr>
-        <w:rPr>
-          <w:b/>
-          <w:bCs/>
-        </w:rPr>
-      </w:pPr>
-      <w:r>
-        <w:t xml:space="preserve">                                                                                                        </w:t>
-      </w:r>
     </w:p>
     <w:p>
       <w:pPr>
@@ -195,7 +101,7 @@
     </w:p>
     <w:tbl>
       <w:tblPr>
-        <w:tblW w:w="0" w:type="auto"/>
+        <w:tblW w:w="5600" w:type="dxa"/>
         <w:tblCellSpacing w:w="15" w:type="dxa"/>
         <w:tblCellMar>
           <w:top w:w="15" w:type="dxa"/>
@@ -206,8 +112,8 @@
         <w:tblLook w:val="04A0" w:firstRow="1" w:lastRow="0" w:firstColumn="1" w:lastColumn="0" w:noHBand="0" w:noVBand="1"/>
       </w:tblPr>
       <w:tblGrid>
-        <w:gridCol w:w="1437"/>
-        <w:gridCol w:w="2317"/>
+        <w:gridCol w:w="2393"/>
+        <w:gridCol w:w="3207"/>
       </w:tblGrid>
       <w:tr>
         <w:trPr>
@@ -216,7 +122,7 @@
         </w:trPr>
         <w:tc>
           <w:tcPr>
-            <w:tcW w:w="0" w:type="auto"/>
+            <w:tcW w:w="2400" w:type="dxa"/>
             <w:vAlign w:val="center"/>
             <w:hideMark/>
           </w:tcPr>
@@ -228,7 +134,7 @@
         </w:tc>
         <w:tc>
           <w:tcPr>
-            <w:tcW w:w="0" w:type="auto"/>
+            <w:tcW w:w="3200" w:type="dxa"/>
             <w:vAlign w:val="center"/>
             <w:hideMark/>
           </w:tcPr>
@@ -245,13 +151,15 @@
         </w:trPr>
         <w:tc>
           <w:tcPr>
-            <w:tcW w:w="0" w:type="auto"/>
+            <w:tcW w:w="2400" w:type="dxa"/>
             <w:vAlign w:val="center"/>
             <w:hideMark/>
           </w:tcPr>
           <w:p>
             <w:pPr>
-              <w:spacing w:after="160" w:line="278" w:lineRule="auto"/>
+              <w:keepLines/>
+              <w:wordWrap w:val="0"/>
+              <w:spacing w:after="80" w:line="240" w:lineRule="auto"/>
             </w:pPr>
             <w:r>
               <w:rPr>
@@ -264,7 +172,7 @@
         </w:tc>
         <w:tc>
           <w:tcPr>
-            <w:tcW w:w="0" w:type="auto"/>
+            <w:tcW w:w="3200" w:type="dxa"/>
             <w:vAlign w:val="center"/>
             <w:hideMark/>
           </w:tcPr>
@@ -284,13 +192,15 @@
         </w:trPr>
         <w:tc>
           <w:tcPr>
-            <w:tcW w:w="0" w:type="auto"/>
+            <w:tcW w:w="2400" w:type="dxa"/>
             <w:vAlign w:val="center"/>
             <w:hideMark/>
           </w:tcPr>
           <w:p>
             <w:pPr>
-              <w:spacing w:after="160" w:line="278" w:lineRule="auto"/>
+              <w:keepLines/>
+              <w:wordWrap w:val="0"/>
+              <w:spacing w:after="80" w:line="240" w:lineRule="auto"/>
             </w:pPr>
             <w:r>
               <w:rPr>
@@ -303,7 +213,7 @@
         </w:tc>
         <w:tc>
           <w:tcPr>
-            <w:tcW w:w="0" w:type="auto"/>
+            <w:tcW w:w="3200" w:type="dxa"/>
             <w:vAlign w:val="center"/>
             <w:hideMark/>
           </w:tcPr>
@@ -323,13 +233,15 @@
         </w:trPr>
         <w:tc>
           <w:tcPr>
-            <w:tcW w:w="0" w:type="auto"/>
+            <w:tcW w:w="2400" w:type="dxa"/>
             <w:vAlign w:val="center"/>
             <w:hideMark/>
           </w:tcPr>
           <w:p>
             <w:pPr>
-              <w:spacing w:after="160" w:line="278" w:lineRule="auto"/>
+              <w:keepLines/>
+              <w:wordWrap w:val="0"/>
+              <w:spacing w:after="80" w:line="240" w:lineRule="auto"/>
             </w:pPr>
             <w:r>
               <w:rPr>
@@ -342,7 +254,7 @@
         </w:tc>
         <w:tc>
           <w:tcPr>
-            <w:tcW w:w="0" w:type="auto"/>
+            <w:tcW w:w="3200" w:type="dxa"/>
             <w:vAlign w:val="center"/>
             <w:hideMark/>
           </w:tcPr>
@@ -480,9 +392,28 @@
           <w:b/>
           <w:bCs/>
         </w:rPr>
-        <w:pict w14:anchorId="7DA989A8">
-          <v:shape id="Picture 3" o:spid="_x0000_i1027" type="#_x0000_t75" style="width:77.25pt;height:35.25pt;visibility:visible">
-            <v:imagedata r:id="rId8" o:title=""/>
+        <w:pict w14:anchorId="03172A15">
+          <v:shapetype id="_x0000_t75" coordsize="21600,21600" o:spt="75" o:preferrelative="t" path="m@4@5l@4@11@9@11@9@5xe" filled="f" stroked="f">
+            <v:stroke joinstyle="miter"/>
+            <v:formulas>
+              <v:f eqn="if lineDrawn pixelLineWidth 0"/>
+              <v:f eqn="sum @0 1 0"/>
+              <v:f eqn="sum 0 0 @1"/>
+              <v:f eqn="prod @2 1 2"/>
+              <v:f eqn="prod @3 21600 pixelWidth"/>
+              <v:f eqn="prod @3 21600 pixelHeight"/>
+              <v:f eqn="sum @0 0 1"/>
+              <v:f eqn="prod @6 1 2"/>
+              <v:f eqn="prod @7 21600 pixelWidth"/>
+              <v:f eqn="sum @8 21600 0"/>
+              <v:f eqn="prod @7 21600 pixelHeight"/>
+              <v:f eqn="sum @10 21600 0"/>
+            </v:formulas>
+            <v:path o:extrusionok="f" gradientshapeok="t" o:connecttype="rect"/>
+            <o:lock v:ext="edit" aspectratio="t"/>
+          </v:shapetype>
+          <v:shape id="Picture 3" o:spid="_x0000_i1025" type="#_x0000_t75" style="width:77.25pt;height:35.25pt;visibility:visible">
+            <v:imagedata r:id="rId7" o:title=""/>
           </v:shape>
         </w:pict>
       </w:r>
@@ -519,11 +450,18 @@
       </w:r>
     </w:p>
     <w:p>
+      <w:pPr>
+        <w:keepNext/>
+        <w:keepLines/>
+      </w:pPr>
       <w:r>
         <w:t>I accept the above offer and confirm that I will join on [DD/MM/YYYY]</w:t>
       </w:r>
     </w:p>
     <w:p>
+      <w:pPr>
+        <w:keepLines/>
+      </w:pPr>
       <w:r>
         <w:t>Name: ____________________</w:t>
       </w:r>
@@ -536,12 +474,9 @@
         <w:t>Date: ____________</w:t>
       </w:r>
     </w:p>
-    <w:p/>
-    <w:p/>
-    <w:p/>
-    <w:p/>
     <w:p>
       <w:pPr>
+        <w:pageBreakBefore/>
         <w:jc w:val="center"/>
         <w:rPr>
           <w:b/>
@@ -581,7 +516,7 @@
       <w:tblGrid>
         <w:gridCol w:w="5191"/>
         <w:gridCol w:w="2356"/>
-        <w:gridCol w:w="2056"/>
+        <w:gridCol w:w="1924"/>
       </w:tblGrid>
       <w:tr>
         <w:trPr>
@@ -1025,6 +960,36 @@
               <w:t>{{CONVEYANCE_M}}</w:t>
             </w:r>
           </w:p>
+          <w:p>
+            <w:pPr>
+              <w:spacing w:after="0" w:line="240" w:lineRule="auto"/>
+              <w:jc w:val="right"/>
+              <w:rPr>
+                <w:rFonts w:ascii="Aptos Narrow" w:hAnsi="Aptos Narrow"/>
+                <w:color w:val="000000"/>
+                <w:lang w:val="en-IN" w:eastAsia="en-IN"/>
+              </w:rPr>
+            </w:pPr>
+            <w:r>
+              <w:rPr>
+                <w:rFonts w:ascii="Aptos Narrow" w:hAnsi="Aptos Narrow"/>
+                <w:color w:val="000000"/>
+                <w:lang w:val="en-IN" w:eastAsia="en-IN"/>
+              </w:rPr>
+              <w:t>{{CONVEYANCE_PA}}</w:t>
+            </w:r>
+          </w:p>
+          <w:p>
+            <w:pPr>
+              <w:spacing w:after="0" w:line="240" w:lineRule="auto"/>
+              <w:jc w:val="right"/>
+              <w:rPr>
+                <w:rFonts w:ascii="Aptos Narrow" w:hAnsi="Aptos Narrow"/>
+                <w:color w:val="000000"/>
+                <w:lang w:val="en-IN" w:eastAsia="en-IN"/>
+              </w:rPr>
+            </w:pPr>
+          </w:p>
         </w:tc>
         <w:tc>
           <w:tcPr>
@@ -1049,14 +1014,6 @@
                 <w:lang w:val="en-IN" w:eastAsia="en-IN"/>
               </w:rPr>
             </w:pPr>
-            <w:r>
-              <w:rPr>
-                <w:rFonts w:ascii="Aptos Narrow" w:hAnsi="Aptos Narrow"/>
-                <w:color w:val="000000"/>
-                <w:lang w:val="en-IN" w:eastAsia="en-IN"/>
-              </w:rPr>
-              <w:t>{{CONVEYANCE_PA}}</w:t>
-            </w:r>
           </w:p>
         </w:tc>
       </w:tr>
@@ -1129,6 +1086,36 @@
               <w:t>{{BONUS_M}}</w:t>
             </w:r>
           </w:p>
+          <w:p>
+            <w:pPr>
+              <w:spacing w:after="0" w:line="240" w:lineRule="auto"/>
+              <w:jc w:val="right"/>
+              <w:rPr>
+                <w:rFonts w:ascii="Aptos Narrow" w:hAnsi="Aptos Narrow"/>
+                <w:color w:val="000000"/>
+                <w:lang w:val="en-IN" w:eastAsia="en-IN"/>
+              </w:rPr>
+            </w:pPr>
+            <w:r>
+              <w:rPr>
+                <w:rFonts w:ascii="Aptos Narrow" w:hAnsi="Aptos Narrow"/>
+                <w:color w:val="000000"/>
+                <w:lang w:val="en-IN" w:eastAsia="en-IN"/>
+              </w:rPr>
+              <w:t>{{BONUS_PA}}</w:t>
+            </w:r>
+          </w:p>
+          <w:p>
+            <w:pPr>
+              <w:spacing w:after="0" w:line="240" w:lineRule="auto"/>
+              <w:jc w:val="right"/>
+              <w:rPr>
+                <w:rFonts w:ascii="Aptos Narrow" w:hAnsi="Aptos Narrow"/>
+                <w:color w:val="000000"/>
+                <w:lang w:val="en-IN" w:eastAsia="en-IN"/>
+              </w:rPr>
+            </w:pPr>
+          </w:p>
         </w:tc>
         <w:tc>
           <w:tcPr>
@@ -1153,14 +1140,6 @@
                 <w:lang w:val="en-IN" w:eastAsia="en-IN"/>
               </w:rPr>
             </w:pPr>
-            <w:r>
-              <w:rPr>
-                <w:rFonts w:ascii="Aptos Narrow" w:hAnsi="Aptos Narrow"/>
-                <w:color w:val="000000"/>
-                <w:lang w:val="en-IN" w:eastAsia="en-IN"/>
-              </w:rPr>
-              <w:t>{{BONUS_PA}}</w:t>
-            </w:r>
           </w:p>
         </w:tc>
       </w:tr>
@@ -1233,6 +1212,36 @@
               <w:t>{{MEDICAL_M}}</w:t>
             </w:r>
           </w:p>
+          <w:p>
+            <w:pPr>
+              <w:spacing w:after="0" w:line="240" w:lineRule="auto"/>
+              <w:jc w:val="right"/>
+              <w:rPr>
+                <w:rFonts w:ascii="Aptos Narrow" w:hAnsi="Aptos Narrow"/>
+                <w:color w:val="000000"/>
+                <w:lang w:val="en-IN" w:eastAsia="en-IN"/>
+              </w:rPr>
+            </w:pPr>
+            <w:r>
+              <w:rPr>
+                <w:rFonts w:ascii="Aptos Narrow" w:hAnsi="Aptos Narrow"/>
+                <w:color w:val="000000"/>
+                <w:lang w:val="en-IN" w:eastAsia="en-IN"/>
+              </w:rPr>
+              <w:t>{{MEDICAL_PA}}</w:t>
+            </w:r>
+          </w:p>
+          <w:p>
+            <w:pPr>
+              <w:spacing w:after="0" w:line="240" w:lineRule="auto"/>
+              <w:jc w:val="right"/>
+              <w:rPr>
+                <w:rFonts w:ascii="Aptos Narrow" w:hAnsi="Aptos Narrow"/>
+                <w:color w:val="000000"/>
+                <w:lang w:val="en-IN" w:eastAsia="en-IN"/>
+              </w:rPr>
+            </w:pPr>
+          </w:p>
         </w:tc>
         <w:tc>
           <w:tcPr>
@@ -1257,14 +1266,6 @@
                 <w:lang w:val="en-IN" w:eastAsia="en-IN"/>
               </w:rPr>
             </w:pPr>
-            <w:r>
-              <w:rPr>
-                <w:rFonts w:ascii="Aptos Narrow" w:hAnsi="Aptos Narrow"/>
-                <w:color w:val="000000"/>
-                <w:lang w:val="en-IN" w:eastAsia="en-IN"/>
-              </w:rPr>
-              <w:t>{{MEDICAL_PA}}</w:t>
-            </w:r>
           </w:p>
         </w:tc>
       </w:tr>
@@ -1661,6 +1662,36 @@
               </w:rPr>
               <w:t>{{EE_ESIC_M}}</w:t>
             </w:r>
+          </w:p>
+          <w:p>
+            <w:pPr>
+              <w:spacing w:after="0" w:line="240" w:lineRule="auto"/>
+              <w:jc w:val="right"/>
+              <w:rPr>
+                <w:rFonts w:ascii="Aptos Narrow" w:hAnsi="Aptos Narrow"/>
+                <w:color w:val="000000"/>
+                <w:lang w:val="en-IN" w:eastAsia="en-IN"/>
+              </w:rPr>
+            </w:pPr>
+            <w:r>
+              <w:rPr>
+                <w:rFonts w:ascii="Aptos Narrow" w:hAnsi="Aptos Narrow"/>
+                <w:color w:val="000000"/>
+                <w:lang w:val="en-IN" w:eastAsia="en-IN"/>
+              </w:rPr>
+              <w:t>{{EE_ESIC_PA}}</w:t>
+            </w:r>
+          </w:p>
+          <w:p>
+            <w:pPr>
+              <w:spacing w:after="0" w:line="240" w:lineRule="auto"/>
+              <w:jc w:val="right"/>
+              <w:rPr>
+                <w:rFonts w:ascii="Aptos Narrow" w:hAnsi="Aptos Narrow"/>
+                <w:color w:val="000000"/>
+                <w:lang w:val="en-IN" w:eastAsia="en-IN"/>
+              </w:rPr>
+            </w:pPr>
           </w:p>
         </w:tc>
         <w:tc>
@@ -2062,6 +2093,33 @@
               <w:t>{{ER_ESIC_M}}</w:t>
             </w:r>
           </w:p>
+          <w:p>
+            <w:pPr>
+              <w:spacing w:after="0" w:line="240" w:lineRule="auto"/>
+              <w:jc w:val="right"/>
+              <w:rPr>
+                <w:rFonts w:ascii="Aptos Narrow" w:hAnsi="Aptos Narrow"/>
+                <w:lang w:val="en-IN" w:eastAsia="en-IN"/>
+              </w:rPr>
+            </w:pPr>
+            <w:r>
+              <w:rPr>
+                <w:rFonts w:ascii="Aptos Narrow" w:hAnsi="Aptos Narrow"/>
+                <w:lang w:val="en-IN" w:eastAsia="en-IN"/>
+              </w:rPr>
+              <w:t>{{ER_ESIC_PA}}</w:t>
+            </w:r>
+          </w:p>
+          <w:p>
+            <w:pPr>
+              <w:spacing w:after="0" w:line="240" w:lineRule="auto"/>
+              <w:jc w:val="right"/>
+              <w:rPr>
+                <w:rFonts w:ascii="Aptos Narrow" w:hAnsi="Aptos Narrow"/>
+                <w:lang w:val="en-IN" w:eastAsia="en-IN"/>
+              </w:rPr>
+            </w:pPr>
+          </w:p>
         </w:tc>
         <w:tc>
           <w:tcPr>
@@ -2086,14 +2144,6 @@
                 <w:lang w:val="en-IN" w:eastAsia="en-IN"/>
               </w:rPr>
             </w:pPr>
-            <w:r>
-              <w:rPr>
-                <w:rFonts w:ascii="Aptos Narrow" w:hAnsi="Aptos Narrow"/>
-                <w:color w:val="000000"/>
-                <w:lang w:val="en-IN" w:eastAsia="en-IN"/>
-              </w:rPr>
-              <w:t>{{ER_ESIC_PA}}</w:t>
-            </w:r>
           </w:p>
         </w:tc>
       </w:tr>
@@ -2607,15 +2657,11 @@
         <w:t xml:space="preserve">The salary structure mentioned in the above remuneration package (CTC) may undergo a change in light of any new law or any change in existing law, keeping your CTC intact. </w:t>
       </w:r>
     </w:p>
-    <w:p>
-      <w:pPr>
-        <w:jc w:val="center"/>
-      </w:pPr>
-    </w:p>
     <w:sectPr>
+      <w:headerReference w:type="default" r:id="rId8"/>
       <w:footerReference w:type="default" r:id="rId9"/>
       <w:pgSz w:w="12240" w:h="15840"/>
-      <w:pgMar w:top="426" w:right="758" w:bottom="284" w:left="993" w:header="510" w:footer="0" w:gutter="0"/>
+      <w:pgMar w:top="426" w:right="758" w:bottom="284" w:left="993" w:header="288" w:footer="0" w:gutter="0"/>
       <w:cols w:space="720"/>
       <w:docGrid w:linePitch="360"/>
     </w:sectPr>
@@ -2662,16 +2708,26 @@
         <w:color w:val="1F497D"/>
         <w:lang w:val="en-IN" w:eastAsia="en-IN"/>
       </w:rPr>
-      <w:pict w14:anchorId="325D856B">
+      <w:pict w14:anchorId="09295BF6">
+        <v:rect id="_x0000_s1032" style="position:absolute;margin-left:-49.2pt;margin-top:38.9pt;width:611.55pt;height:10.4pt;z-index:251658240" fillcolor="#c00000" strokecolor="#c00000"/>
+      </w:pict>
+    </w:r>
+    <w:r>
+      <w:rPr>
+        <w:noProof/>
+        <w:color w:val="1F497D"/>
+        <w:lang w:val="en-IN" w:eastAsia="en-IN"/>
+      </w:rPr>
+      <w:pict w14:anchorId="12B9AED5">
         <v:shapetype id="_x0000_t32" coordsize="21600,21600" o:spt="32" o:oned="t" path="m,l21600,21600e" filled="f">
           <v:path arrowok="t" fillok="f" o:connecttype="none"/>
           <o:lock v:ext="edit" shapetype="t"/>
         </v:shapetype>
-        <v:shape id="_x0000_s1031" type="#_x0000_t32" style="position:absolute;margin-left:-48.75pt;margin-top:1.65pt;width:607.5pt;height:0;z-index:251657728" o:connectortype="straight" strokecolor="#333"/>
+        <v:shape id="_x0000_s1031" type="#_x0000_t32" style="position:absolute;margin-left:-48.75pt;margin-top:1.65pt;width:607.5pt;height:0;z-index:251657216" o:connectortype="straight" strokecolor="#333"/>
       </w:pict>
     </w:r>
     <w:r>
-      <w:pict w14:anchorId="48D429E5">
+      <w:pict w14:anchorId="7874D946">
         <v:shapetype id="_x0000_t75" coordsize="21600,21600" o:spt="75" o:preferrelative="t" path="m@4@5l@4@11@9@11@9@5xe" filled="f" stroked="f">
           <v:stroke joinstyle="miter"/>
           <v:formulas>
@@ -2691,7 +2747,7 @@
           <v:path o:extrusionok="f" gradientshapeok="t" o:connecttype="rect"/>
           <o:lock v:ext="edit" aspectratio="t"/>
         </v:shapetype>
-        <v:shape id="_x0000_i1028" type="#_x0000_t75" style="width:525pt;height:38.25pt">
+        <v:shape id="_x0000_i1027" type="#_x0000_t75" style="width:525pt;height:38.25pt">
           <v:imagedata r:id="rId1" o:title="11111"/>
         </v:shape>
       </w:pict>
@@ -2725,60 +2781,52 @@
 </w:footnotes>
 </file>
 
+<file path=word/header1.xml><?xml version="1.0" encoding="utf-8"?>
+<w:hdr xmlns:wpc="http://schemas.microsoft.com/office/word/2010/wordprocessingCanvas" xmlns:cx="http://schemas.microsoft.com/office/drawing/2014/chartex" xmlns:cx1="http://schemas.microsoft.com/office/drawing/2015/9/8/chartex" xmlns:cx2="http://schemas.microsoft.com/office/drawing/2015/10/21/chartex" xmlns:cx3="http://schemas.microsoft.com/office/drawing/2016/5/9/chartex" xmlns:cx4="http://schemas.microsoft.com/office/drawing/2016/5/10/chartex" xmlns:cx5="http://schemas.microsoft.com/office/drawing/2016/5/11/chartex" xmlns:cx6="http://schemas.microsoft.com/office/drawing/2016/5/12/chartex" xmlns:cx7="http://schemas.microsoft.com/office/drawing/2016/5/13/chartex" xmlns:cx8="http://schemas.microsoft.com/office/drawing/2016/5/14/chartex" xmlns:mc="http://schemas.openxmlformats.org/markup-compatibility/2006" xmlns:aink="http://schemas.microsoft.com/office/drawing/2016/ink" xmlns:am3d="http://schemas.microsoft.com/office/drawing/2017/model3d" xmlns:o="urn:schemas-microsoft-com:office:office" xmlns:oel="http://schemas.microsoft.com/office/2019/extlst" xmlns:r="http://schemas.openxmlformats.org/officeDocument/2006/relationships" xmlns:m="http://schemas.openxmlformats.org/officeDocument/2006/math" xmlns:v="urn:schemas-microsoft-com:vml" xmlns:wp14="http://schemas.microsoft.com/office/word/2010/wordprocessingDrawing" xmlns:wp="http://schemas.openxmlformats.org/drawingml/2006/wordprocessingDrawing" xmlns:w10="urn:schemas-microsoft-com:office:word" xmlns:w="http://schemas.openxmlformats.org/wordprocessingml/2006/main" xmlns:w14="http://schemas.microsoft.com/office/word/2010/wordml" xmlns:w15="http://schemas.microsoft.com/office/word/2012/wordml" xmlns:w16cex="http://schemas.microsoft.com/office/word/2018/wordml/cex" xmlns:w16cid="http://schemas.microsoft.com/office/word/2016/wordml/cid" xmlns:w16="http://schemas.microsoft.com/office/word/2018/wordml" xmlns:w16du="http://schemas.microsoft.com/office/word/2023/wordml/word16du" xmlns:w16sdtdh="http://schemas.microsoft.com/office/word/2020/wordml/sdtdatahash" xmlns:w16sdtfl="http://schemas.microsoft.com/office/word/2024/wordml/sdtformatlock" xmlns:w16se="http://schemas.microsoft.com/office/word/2015/wordml/symex" xmlns:wpg="http://schemas.microsoft.com/office/word/2010/wordprocessingGroup" xmlns:wpi="http://schemas.microsoft.com/office/word/2010/wordprocessingInk" xmlns:wne="http://schemas.microsoft.com/office/word/2006/wordml" xmlns:wps="http://schemas.microsoft.com/office/word/2010/wordprocessingShape" mc:Ignorable="w14 w15 w16se w16cid w16 w16cex w16sdtdh w16sdtfl w16du wp14">
+  <w:p>
+    <w:pPr>
+      <w:pStyle w:val="Header"/>
+      <w:jc w:val="right"/>
+    </w:pPr>
+    <w:r>
+      <w:rPr>
+        <w:rFonts w:ascii="Times New Roman" w:hAnsi="Times New Roman"/>
+        <w:color w:val="000000"/>
+        <w:sz w:val="24"/>
+        <w:szCs w:val="24"/>
+      </w:rPr>
+      <w:pict w14:anchorId="059A3D2B">
+        <v:shapetype id="_x0000_t75" coordsize="21600,21600" o:spt="75" o:preferrelative="t" path="m@4@5l@4@11@9@11@9@5xe" filled="f" stroked="f">
+          <v:stroke joinstyle="miter"/>
+          <v:formulas>
+            <v:f eqn="if lineDrawn pixelLineWidth 0"/>
+            <v:f eqn="sum @0 1 0"/>
+            <v:f eqn="sum 0 0 @1"/>
+            <v:f eqn="prod @2 1 2"/>
+            <v:f eqn="prod @3 21600 pixelWidth"/>
+            <v:f eqn="prod @3 21600 pixelHeight"/>
+            <v:f eqn="sum @0 0 1"/>
+            <v:f eqn="prod @6 1 2"/>
+            <v:f eqn="prod @7 21600 pixelWidth"/>
+            <v:f eqn="sum @8 21600 0"/>
+            <v:f eqn="prod @7 21600 pixelHeight"/>
+            <v:f eqn="sum @10 21600 0"/>
+          </v:formulas>
+          <v:path o:extrusionok="f" gradientshapeok="t" o:connecttype="rect"/>
+          <o:lock v:ext="edit" aspectratio="t"/>
+        </v:shapetype>
+        <v:shape id="_x0000_i1026" type="#_x0000_t75" style="width:152.25pt;height:98.25pt">
+          <v:imagedata r:id="rId1" o:title="121212"/>
+        </v:shape>
+      </w:pict>
+    </w:r>
+  </w:p>
+</w:hdr>
+</file>
+
 <file path=word/numbering.xml><?xml version="1.0" encoding="utf-8"?>
 <w:numbering xmlns:wpc="http://schemas.microsoft.com/office/word/2010/wordprocessingCanvas" xmlns:cx="http://schemas.microsoft.com/office/drawing/2014/chartex" xmlns:cx1="http://schemas.microsoft.com/office/drawing/2015/9/8/chartex" xmlns:cx2="http://schemas.microsoft.com/office/drawing/2015/10/21/chartex" xmlns:cx3="http://schemas.microsoft.com/office/drawing/2016/5/9/chartex" xmlns:cx4="http://schemas.microsoft.com/office/drawing/2016/5/10/chartex" xmlns:cx5="http://schemas.microsoft.com/office/drawing/2016/5/11/chartex" xmlns:cx6="http://schemas.microsoft.com/office/drawing/2016/5/12/chartex" xmlns:cx7="http://schemas.microsoft.com/office/drawing/2016/5/13/chartex" xmlns:cx8="http://schemas.microsoft.com/office/drawing/2016/5/14/chartex" xmlns:mc="http://schemas.openxmlformats.org/markup-compatibility/2006" xmlns:aink="http://schemas.microsoft.com/office/drawing/2016/ink" xmlns:am3d="http://schemas.microsoft.com/office/drawing/2017/model3d" xmlns:o="urn:schemas-microsoft-com:office:office" xmlns:oel="http://schemas.microsoft.com/office/2019/extlst" xmlns:r="http://schemas.openxmlformats.org/officeDocument/2006/relationships" xmlns:m="http://schemas.openxmlformats.org/officeDocument/2006/math" xmlns:v="urn:schemas-microsoft-com:vml" xmlns:wp14="http://schemas.microsoft.com/office/word/2010/wordprocessingDrawing" xmlns:wp="http://schemas.openxmlformats.org/drawingml/2006/wordprocessingDrawing" xmlns:w10="urn:schemas-microsoft-com:office:word" xmlns:w="http://schemas.openxmlformats.org/wordprocessingml/2006/main" xmlns:w14="http://schemas.microsoft.com/office/word/2010/wordml" xmlns:w15="http://schemas.microsoft.com/office/word/2012/wordml" xmlns:w16cex="http://schemas.microsoft.com/office/word/2018/wordml/cex" xmlns:w16cid="http://schemas.microsoft.com/office/word/2016/wordml/cid" xmlns:w16="http://schemas.microsoft.com/office/word/2018/wordml" xmlns:w16du="http://schemas.microsoft.com/office/word/2023/wordml/word16du" xmlns:w16sdtdh="http://schemas.microsoft.com/office/word/2020/wordml/sdtdatahash" xmlns:w16sdtfl="http://schemas.microsoft.com/office/word/2024/wordml/sdtformatlock" xmlns:w16se="http://schemas.microsoft.com/office/word/2015/wordml/symex" xmlns:wpg="http://schemas.microsoft.com/office/word/2010/wordprocessingGroup" xmlns:wpi="http://schemas.microsoft.com/office/word/2010/wordprocessingInk" xmlns:wne="http://schemas.microsoft.com/office/word/2006/wordml" xmlns:wps="http://schemas.microsoft.com/office/word/2010/wordprocessingShape" mc:Ignorable="w14 w15 w16se w16cid w16 w16cex w16sdtdh w16sdtfl w16du wp14">
   <w:abstractNum w:abstractNumId="0" w15:restartNumberingAfterBreak="0">
-    <w:nsid w:val="F9B50199"/>
-    <w:multiLevelType w:val="hybridMultilevel"/>
-    <w:tmpl w:val="FFFFFFFF"/>
-    <w:lvl w:ilvl="0" w:tplc="FFFFFFFF">
-      <w:start w:val="1"/>
-      <w:numFmt w:val="bullet"/>
-      <w:lvlText w:val="•"/>
-      <w:lvlJc w:val="left"/>
-    </w:lvl>
-    <w:lvl w:ilvl="1" w:tplc="FFFFFFFF">
-      <w:numFmt w:val="decimal"/>
-      <w:lvlText w:val=""/>
-      <w:lvlJc w:val="left"/>
-    </w:lvl>
-    <w:lvl w:ilvl="2" w:tplc="FFFFFFFF">
-      <w:numFmt w:val="decimal"/>
-      <w:lvlText w:val=""/>
-      <w:lvlJc w:val="left"/>
-    </w:lvl>
-    <w:lvl w:ilvl="3" w:tplc="FFFFFFFF">
-      <w:numFmt w:val="decimal"/>
-      <w:lvlText w:val=""/>
-      <w:lvlJc w:val="left"/>
-    </w:lvl>
-    <w:lvl w:ilvl="4" w:tplc="FFFFFFFF">
-      <w:numFmt w:val="decimal"/>
-      <w:lvlText w:val=""/>
-      <w:lvlJc w:val="left"/>
-    </w:lvl>
-    <w:lvl w:ilvl="5" w:tplc="FFFFFFFF">
-      <w:numFmt w:val="decimal"/>
-      <w:lvlText w:val=""/>
-      <w:lvlJc w:val="left"/>
-    </w:lvl>
-    <w:lvl w:ilvl="6" w:tplc="FFFFFFFF">
-      <w:numFmt w:val="decimal"/>
-      <w:lvlText w:val=""/>
-      <w:lvlJc w:val="left"/>
-    </w:lvl>
-    <w:lvl w:ilvl="7" w:tplc="FFFFFFFF">
-      <w:numFmt w:val="decimal"/>
-      <w:lvlText w:val=""/>
-      <w:lvlJc w:val="left"/>
-    </w:lvl>
-    <w:lvl w:ilvl="8" w:tplc="FFFFFFFF">
-      <w:numFmt w:val="decimal"/>
-      <w:lvlText w:val=""/>
-      <w:lvlJc w:val="left"/>
-    </w:lvl>
-  </w:abstractNum>
-  <w:abstractNum w:abstractNumId="1" w15:restartNumberingAfterBreak="0">
     <w:nsid w:val="00000006"/>
     <w:multiLevelType w:val="hybridMultilevel"/>
     <w:tmpl w:val="507ED7AA"/>
@@ -2837,7 +2885,7 @@
       <w:lvlJc w:val="left"/>
     </w:lvl>
   </w:abstractNum>
-  <w:abstractNum w:abstractNumId="2" w15:restartNumberingAfterBreak="0">
+  <w:abstractNum w:abstractNumId="1" w15:restartNumberingAfterBreak="0">
     <w:nsid w:val="12F15A73"/>
     <w:multiLevelType w:val="hybridMultilevel"/>
     <w:tmpl w:val="66A09056"/>
@@ -2926,7 +2974,7 @@
       </w:pPr>
     </w:lvl>
   </w:abstractNum>
-  <w:abstractNum w:abstractNumId="3" w15:restartNumberingAfterBreak="0">
+  <w:abstractNum w:abstractNumId="2" w15:restartNumberingAfterBreak="0">
     <w:nsid w:val="19F74800"/>
     <w:multiLevelType w:val="hybridMultilevel"/>
     <w:tmpl w:val="03F662BE"/>
@@ -3039,7 +3087,7 @@
       </w:rPr>
     </w:lvl>
   </w:abstractNum>
-  <w:abstractNum w:abstractNumId="4" w15:restartNumberingAfterBreak="0">
+  <w:abstractNum w:abstractNumId="3" w15:restartNumberingAfterBreak="0">
     <w:nsid w:val="1FEE37A0"/>
     <w:multiLevelType w:val="hybridMultilevel"/>
     <w:tmpl w:val="8A0C6804"/>
@@ -3152,7 +3200,7 @@
       </w:rPr>
     </w:lvl>
   </w:abstractNum>
-  <w:abstractNum w:abstractNumId="5" w15:restartNumberingAfterBreak="0">
+  <w:abstractNum w:abstractNumId="4" w15:restartNumberingAfterBreak="0">
     <w:nsid w:val="30DA5F01"/>
     <w:multiLevelType w:val="hybridMultilevel"/>
     <w:tmpl w:val="DF22E10A"/>
@@ -3262,6 +3310,92 @@
       <w:rPr>
         <w:rFonts w:ascii="Wingdings" w:hAnsi="Wingdings" w:hint="default"/>
       </w:rPr>
+    </w:lvl>
+  </w:abstractNum>
+  <w:abstractNum w:abstractNumId="5" w15:restartNumberingAfterBreak="0">
+    <w:nsid w:val="34C9309D"/>
+    <w:multiLevelType w:val="hybridMultilevel"/>
+    <w:tmpl w:val="C8F6F7DC"/>
+    <w:lvl w:ilvl="0" w:tplc="4009000F">
+      <w:start w:val="1"/>
+      <w:numFmt w:val="decimal"/>
+      <w:lvlText w:val="%1."/>
+      <w:lvlJc w:val="left"/>
+      <w:pPr>
+        <w:ind w:left="360" w:hanging="360"/>
+      </w:pPr>
+    </w:lvl>
+    <w:lvl w:ilvl="1" w:tplc="40090019" w:tentative="1">
+      <w:start w:val="1"/>
+      <w:numFmt w:val="lowerLetter"/>
+      <w:lvlText w:val="%2."/>
+      <w:lvlJc w:val="left"/>
+      <w:pPr>
+        <w:ind w:left="1080" w:hanging="360"/>
+      </w:pPr>
+    </w:lvl>
+    <w:lvl w:ilvl="2" w:tplc="4009001B" w:tentative="1">
+      <w:start w:val="1"/>
+      <w:numFmt w:val="lowerRoman"/>
+      <w:lvlText w:val="%3."/>
+      <w:lvlJc w:val="right"/>
+      <w:pPr>
+        <w:ind w:left="1800" w:hanging="180"/>
+      </w:pPr>
+    </w:lvl>
+    <w:lvl w:ilvl="3" w:tplc="4009000F" w:tentative="1">
+      <w:start w:val="1"/>
+      <w:numFmt w:val="decimal"/>
+      <w:lvlText w:val="%4."/>
+      <w:lvlJc w:val="left"/>
+      <w:pPr>
+        <w:ind w:left="2520" w:hanging="360"/>
+      </w:pPr>
+    </w:lvl>
+    <w:lvl w:ilvl="4" w:tplc="40090019" w:tentative="1">
+      <w:start w:val="1"/>
+      <w:numFmt w:val="lowerLetter"/>
+      <w:lvlText w:val="%5."/>
+      <w:lvlJc w:val="left"/>
+      <w:pPr>
+        <w:ind w:left="3240" w:hanging="360"/>
+      </w:pPr>
+    </w:lvl>
+    <w:lvl w:ilvl="5" w:tplc="4009001B" w:tentative="1">
+      <w:start w:val="1"/>
+      <w:numFmt w:val="lowerRoman"/>
+      <w:lvlText w:val="%6."/>
+      <w:lvlJc w:val="right"/>
+      <w:pPr>
+        <w:ind w:left="3960" w:hanging="180"/>
+      </w:pPr>
+    </w:lvl>
+    <w:lvl w:ilvl="6" w:tplc="4009000F" w:tentative="1">
+      <w:start w:val="1"/>
+      <w:numFmt w:val="decimal"/>
+      <w:lvlText w:val="%7."/>
+      <w:lvlJc w:val="left"/>
+      <w:pPr>
+        <w:ind w:left="4680" w:hanging="360"/>
+      </w:pPr>
+    </w:lvl>
+    <w:lvl w:ilvl="7" w:tplc="40090019" w:tentative="1">
+      <w:start w:val="1"/>
+      <w:numFmt w:val="lowerLetter"/>
+      <w:lvlText w:val="%8."/>
+      <w:lvlJc w:val="left"/>
+      <w:pPr>
+        <w:ind w:left="5400" w:hanging="360"/>
+      </w:pPr>
+    </w:lvl>
+    <w:lvl w:ilvl="8" w:tplc="4009001B" w:tentative="1">
+      <w:start w:val="1"/>
+      <w:numFmt w:val="lowerRoman"/>
+      <w:lvlText w:val="%9."/>
+      <w:lvlJc w:val="right"/>
+      <w:pPr>
+        <w:ind w:left="6120" w:hanging="180"/>
+      </w:pPr>
     </w:lvl>
   </w:abstractNum>
   <w:abstractNum w:abstractNumId="6" w15:restartNumberingAfterBreak="0">
@@ -3468,6 +3602,95 @@
     </w:lvl>
   </w:abstractNum>
   <w:abstractNum w:abstractNumId="8" w15:restartNumberingAfterBreak="0">
+    <w:nsid w:val="4283632C"/>
+    <w:multiLevelType w:val="hybridMultilevel"/>
+    <w:tmpl w:val="32EA9062"/>
+    <w:lvl w:ilvl="0" w:tplc="4009000F">
+      <w:start w:val="1"/>
+      <w:numFmt w:val="decimal"/>
+      <w:lvlText w:val="%1."/>
+      <w:lvlJc w:val="left"/>
+      <w:pPr>
+        <w:ind w:left="720" w:hanging="360"/>
+      </w:pPr>
+      <w:rPr>
+        <w:rFonts w:hint="default"/>
+      </w:rPr>
+    </w:lvl>
+    <w:lvl w:ilvl="1" w:tplc="40090019" w:tentative="1">
+      <w:start w:val="1"/>
+      <w:numFmt w:val="lowerLetter"/>
+      <w:lvlText w:val="%2."/>
+      <w:lvlJc w:val="left"/>
+      <w:pPr>
+        <w:ind w:left="1440" w:hanging="360"/>
+      </w:pPr>
+    </w:lvl>
+    <w:lvl w:ilvl="2" w:tplc="4009001B" w:tentative="1">
+      <w:start w:val="1"/>
+      <w:numFmt w:val="lowerRoman"/>
+      <w:lvlText w:val="%3."/>
+      <w:lvlJc w:val="right"/>
+      <w:pPr>
+        <w:ind w:left="2160" w:hanging="180"/>
+      </w:pPr>
+    </w:lvl>
+    <w:lvl w:ilvl="3" w:tplc="4009000F" w:tentative="1">
+      <w:start w:val="1"/>
+      <w:numFmt w:val="decimal"/>
+      <w:lvlText w:val="%4."/>
+      <w:lvlJc w:val="left"/>
+      <w:pPr>
+        <w:ind w:left="2880" w:hanging="360"/>
+      </w:pPr>
+    </w:lvl>
+    <w:lvl w:ilvl="4" w:tplc="40090019" w:tentative="1">
+      <w:start w:val="1"/>
+      <w:numFmt w:val="lowerLetter"/>
+      <w:lvlText w:val="%5."/>
+      <w:lvlJc w:val="left"/>
+      <w:pPr>
+        <w:ind w:left="3600" w:hanging="360"/>
+      </w:pPr>
+    </w:lvl>
+    <w:lvl w:ilvl="5" w:tplc="4009001B" w:tentative="1">
+      <w:start w:val="1"/>
+      <w:numFmt w:val="lowerRoman"/>
+      <w:lvlText w:val="%6."/>
+      <w:lvlJc w:val="right"/>
+      <w:pPr>
+        <w:ind w:left="4320" w:hanging="180"/>
+      </w:pPr>
+    </w:lvl>
+    <w:lvl w:ilvl="6" w:tplc="4009000F" w:tentative="1">
+      <w:start w:val="1"/>
+      <w:numFmt w:val="decimal"/>
+      <w:lvlText w:val="%7."/>
+      <w:lvlJc w:val="left"/>
+      <w:pPr>
+        <w:ind w:left="5040" w:hanging="360"/>
+      </w:pPr>
+    </w:lvl>
+    <w:lvl w:ilvl="7" w:tplc="40090019" w:tentative="1">
+      <w:start w:val="1"/>
+      <w:numFmt w:val="lowerLetter"/>
+      <w:lvlText w:val="%8."/>
+      <w:lvlJc w:val="left"/>
+      <w:pPr>
+        <w:ind w:left="5760" w:hanging="360"/>
+      </w:pPr>
+    </w:lvl>
+    <w:lvl w:ilvl="8" w:tplc="4009001B" w:tentative="1">
+      <w:start w:val="1"/>
+      <w:numFmt w:val="lowerRoman"/>
+      <w:lvlText w:val="%9."/>
+      <w:lvlJc w:val="right"/>
+      <w:pPr>
+        <w:ind w:left="6480" w:hanging="180"/>
+      </w:pPr>
+    </w:lvl>
+  </w:abstractNum>
+  <w:abstractNum w:abstractNumId="9" w15:restartNumberingAfterBreak="0">
     <w:nsid w:val="44901E3C"/>
     <w:multiLevelType w:val="hybridMultilevel"/>
     <w:tmpl w:val="1528F138"/>
@@ -3556,7 +3779,7 @@
       </w:pPr>
     </w:lvl>
   </w:abstractNum>
-  <w:abstractNum w:abstractNumId="9" w15:restartNumberingAfterBreak="0">
+  <w:abstractNum w:abstractNumId="10" w15:restartNumberingAfterBreak="0">
     <w:nsid w:val="4B7C1BB5"/>
     <w:multiLevelType w:val="hybridMultilevel"/>
     <w:tmpl w:val="529CBA20"/>
@@ -3645,7 +3868,156 @@
       </w:pPr>
     </w:lvl>
   </w:abstractNum>
-  <w:abstractNum w:abstractNumId="10" w15:restartNumberingAfterBreak="0">
+  <w:abstractNum w:abstractNumId="11" w15:restartNumberingAfterBreak="0">
+    <w:nsid w:val="4D0C0502"/>
+    <w:multiLevelType w:val="multilevel"/>
+    <w:tmpl w:val="BB0C5028"/>
+    <w:lvl w:ilvl="0">
+      <w:start w:val="1"/>
+      <w:numFmt w:val="bullet"/>
+      <w:lvlText w:val=""/>
+      <w:lvlJc w:val="left"/>
+      <w:pPr>
+        <w:tabs>
+          <w:tab w:val="num" w:pos="720"/>
+        </w:tabs>
+        <w:ind w:left="720" w:hanging="360"/>
+      </w:pPr>
+      <w:rPr>
+        <w:rFonts w:ascii="Symbol" w:hAnsi="Symbol" w:hint="default"/>
+        <w:sz w:val="20"/>
+      </w:rPr>
+    </w:lvl>
+    <w:lvl w:ilvl="1" w:tentative="1">
+      <w:start w:val="1"/>
+      <w:numFmt w:val="bullet"/>
+      <w:lvlText w:val="o"/>
+      <w:lvlJc w:val="left"/>
+      <w:pPr>
+        <w:tabs>
+          <w:tab w:val="num" w:pos="1440"/>
+        </w:tabs>
+        <w:ind w:left="1440" w:hanging="360"/>
+      </w:pPr>
+      <w:rPr>
+        <w:rFonts w:ascii="Courier New" w:hAnsi="Courier New" w:hint="default"/>
+        <w:sz w:val="20"/>
+      </w:rPr>
+    </w:lvl>
+    <w:lvl w:ilvl="2" w:tentative="1">
+      <w:start w:val="1"/>
+      <w:numFmt w:val="bullet"/>
+      <w:lvlText w:val=""/>
+      <w:lvlJc w:val="left"/>
+      <w:pPr>
+        <w:tabs>
+          <w:tab w:val="num" w:pos="2160"/>
+        </w:tabs>
+        <w:ind w:left="2160" w:hanging="360"/>
+      </w:pPr>
+      <w:rPr>
+        <w:rFonts w:ascii="Wingdings" w:hAnsi="Wingdings" w:hint="default"/>
+        <w:sz w:val="20"/>
+      </w:rPr>
+    </w:lvl>
+    <w:lvl w:ilvl="3" w:tentative="1">
+      <w:start w:val="1"/>
+      <w:numFmt w:val="bullet"/>
+      <w:lvlText w:val=""/>
+      <w:lvlJc w:val="left"/>
+      <w:pPr>
+        <w:tabs>
+          <w:tab w:val="num" w:pos="2880"/>
+        </w:tabs>
+        <w:ind w:left="2880" w:hanging="360"/>
+      </w:pPr>
+      <w:rPr>
+        <w:rFonts w:ascii="Wingdings" w:hAnsi="Wingdings" w:hint="default"/>
+        <w:sz w:val="20"/>
+      </w:rPr>
+    </w:lvl>
+    <w:lvl w:ilvl="4" w:tentative="1">
+      <w:start w:val="1"/>
+      <w:numFmt w:val="bullet"/>
+      <w:lvlText w:val=""/>
+      <w:lvlJc w:val="left"/>
+      <w:pPr>
+        <w:tabs>
+          <w:tab w:val="num" w:pos="3600"/>
+        </w:tabs>
+        <w:ind w:left="3600" w:hanging="360"/>
+      </w:pPr>
+      <w:rPr>
+        <w:rFonts w:ascii="Wingdings" w:hAnsi="Wingdings" w:hint="default"/>
+        <w:sz w:val="20"/>
+      </w:rPr>
+    </w:lvl>
+    <w:lvl w:ilvl="5" w:tentative="1">
+      <w:start w:val="1"/>
+      <w:numFmt w:val="bullet"/>
+      <w:lvlText w:val=""/>
+      <w:lvlJc w:val="left"/>
+      <w:pPr>
+        <w:tabs>
+          <w:tab w:val="num" w:pos="4320"/>
+        </w:tabs>
+        <w:ind w:left="4320" w:hanging="360"/>
+      </w:pPr>
+      <w:rPr>
+        <w:rFonts w:ascii="Wingdings" w:hAnsi="Wingdings" w:hint="default"/>
+        <w:sz w:val="20"/>
+      </w:rPr>
+    </w:lvl>
+    <w:lvl w:ilvl="6" w:tentative="1">
+      <w:start w:val="1"/>
+      <w:numFmt w:val="bullet"/>
+      <w:lvlText w:val=""/>
+      <w:lvlJc w:val="left"/>
+      <w:pPr>
+        <w:tabs>
+          <w:tab w:val="num" w:pos="5040"/>
+        </w:tabs>
+        <w:ind w:left="5040" w:hanging="360"/>
+      </w:pPr>
+      <w:rPr>
+        <w:rFonts w:ascii="Wingdings" w:hAnsi="Wingdings" w:hint="default"/>
+        <w:sz w:val="20"/>
+      </w:rPr>
+    </w:lvl>
+    <w:lvl w:ilvl="7" w:tentative="1">
+      <w:start w:val="1"/>
+      <w:numFmt w:val="bullet"/>
+      <w:lvlText w:val=""/>
+      <w:lvlJc w:val="left"/>
+      <w:pPr>
+        <w:tabs>
+          <w:tab w:val="num" w:pos="5760"/>
+        </w:tabs>
+        <w:ind w:left="5760" w:hanging="360"/>
+      </w:pPr>
+      <w:rPr>
+        <w:rFonts w:ascii="Wingdings" w:hAnsi="Wingdings" w:hint="default"/>
+        <w:sz w:val="20"/>
+      </w:rPr>
+    </w:lvl>
+    <w:lvl w:ilvl="8" w:tentative="1">
+      <w:start w:val="1"/>
+      <w:numFmt w:val="bullet"/>
+      <w:lvlText w:val=""/>
+      <w:lvlJc w:val="left"/>
+      <w:pPr>
+        <w:tabs>
+          <w:tab w:val="num" w:pos="6480"/>
+        </w:tabs>
+        <w:ind w:left="6480" w:hanging="360"/>
+      </w:pPr>
+      <w:rPr>
+        <w:rFonts w:ascii="Wingdings" w:hAnsi="Wingdings" w:hint="default"/>
+        <w:sz w:val="20"/>
+      </w:rPr>
+    </w:lvl>
+  </w:abstractNum>
+  <w:abstractNum w:abstractNumId="12" w15:restartNumberingAfterBreak="0">
     <w:nsid w:val="5FF21C48"/>
     <w:multiLevelType w:val="hybridMultilevel"/>
     <w:tmpl w:val="383CDA82"/>
@@ -3734,7 +4106,7 @@
       </w:pPr>
     </w:lvl>
   </w:abstractNum>
-  <w:abstractNum w:abstractNumId="11" w15:restartNumberingAfterBreak="0">
+  <w:abstractNum w:abstractNumId="13" w15:restartNumberingAfterBreak="0">
     <w:nsid w:val="61CC2222"/>
     <w:multiLevelType w:val="hybridMultilevel"/>
     <w:tmpl w:val="55BC69C6"/>
@@ -3820,7 +4192,7 @@
       </w:pPr>
     </w:lvl>
   </w:abstractNum>
-  <w:abstractNum w:abstractNumId="12" w15:restartNumberingAfterBreak="0">
+  <w:abstractNum w:abstractNumId="14" w15:restartNumberingAfterBreak="0">
     <w:nsid w:val="66A634D8"/>
     <w:multiLevelType w:val="hybridMultilevel"/>
     <w:tmpl w:val="E2D81EB0"/>
@@ -3906,7 +4278,7 @@
       </w:pPr>
     </w:lvl>
   </w:abstractNum>
-  <w:abstractNum w:abstractNumId="13" w15:restartNumberingAfterBreak="0">
+  <w:abstractNum w:abstractNumId="15" w15:restartNumberingAfterBreak="0">
     <w:nsid w:val="6E2F3D5B"/>
     <w:multiLevelType w:val="hybridMultilevel"/>
     <w:tmpl w:val="7ACC5F0C"/>
@@ -3995,7 +4367,156 @@
       </w:pPr>
     </w:lvl>
   </w:abstractNum>
-  <w:abstractNum w:abstractNumId="14" w15:restartNumberingAfterBreak="0">
+  <w:abstractNum w:abstractNumId="16" w15:restartNumberingAfterBreak="0">
+    <w:nsid w:val="712B4B5A"/>
+    <w:multiLevelType w:val="multilevel"/>
+    <w:tmpl w:val="FD6A7CDE"/>
+    <w:lvl w:ilvl="0">
+      <w:start w:val="1"/>
+      <w:numFmt w:val="bullet"/>
+      <w:lvlText w:val=""/>
+      <w:lvlJc w:val="left"/>
+      <w:pPr>
+        <w:tabs>
+          <w:tab w:val="num" w:pos="720"/>
+        </w:tabs>
+        <w:ind w:left="720" w:hanging="360"/>
+      </w:pPr>
+      <w:rPr>
+        <w:rFonts w:ascii="Symbol" w:hAnsi="Symbol" w:hint="default"/>
+        <w:sz w:val="20"/>
+      </w:rPr>
+    </w:lvl>
+    <w:lvl w:ilvl="1" w:tentative="1">
+      <w:start w:val="1"/>
+      <w:numFmt w:val="bullet"/>
+      <w:lvlText w:val="o"/>
+      <w:lvlJc w:val="left"/>
+      <w:pPr>
+        <w:tabs>
+          <w:tab w:val="num" w:pos="1440"/>
+        </w:tabs>
+        <w:ind w:left="1440" w:hanging="360"/>
+      </w:pPr>
+      <w:rPr>
+        <w:rFonts w:ascii="Courier New" w:hAnsi="Courier New" w:hint="default"/>
+        <w:sz w:val="20"/>
+      </w:rPr>
+    </w:lvl>
+    <w:lvl w:ilvl="2" w:tentative="1">
+      <w:start w:val="1"/>
+      <w:numFmt w:val="bullet"/>
+      <w:lvlText w:val=""/>
+      <w:lvlJc w:val="left"/>
+      <w:pPr>
+        <w:tabs>
+          <w:tab w:val="num" w:pos="2160"/>
+        </w:tabs>
+        <w:ind w:left="2160" w:hanging="360"/>
+      </w:pPr>
+      <w:rPr>
+        <w:rFonts w:ascii="Wingdings" w:hAnsi="Wingdings" w:hint="default"/>
+        <w:sz w:val="20"/>
+      </w:rPr>
+    </w:lvl>
+    <w:lvl w:ilvl="3" w:tentative="1">
+      <w:start w:val="1"/>
+      <w:numFmt w:val="bullet"/>
+      <w:lvlText w:val=""/>
+      <w:lvlJc w:val="left"/>
+      <w:pPr>
+        <w:tabs>
+          <w:tab w:val="num" w:pos="2880"/>
+        </w:tabs>
+        <w:ind w:left="2880" w:hanging="360"/>
+      </w:pPr>
+      <w:rPr>
+        <w:rFonts w:ascii="Wingdings" w:hAnsi="Wingdings" w:hint="default"/>
+        <w:sz w:val="20"/>
+      </w:rPr>
+    </w:lvl>
+    <w:lvl w:ilvl="4" w:tentative="1">
+      <w:start w:val="1"/>
+      <w:numFmt w:val="bullet"/>
+      <w:lvlText w:val=""/>
+      <w:lvlJc w:val="left"/>
+      <w:pPr>
+        <w:tabs>
+          <w:tab w:val="num" w:pos="3600"/>
+        </w:tabs>
+        <w:ind w:left="3600" w:hanging="360"/>
+      </w:pPr>
+      <w:rPr>
+        <w:rFonts w:ascii="Wingdings" w:hAnsi="Wingdings" w:hint="default"/>
+        <w:sz w:val="20"/>
+      </w:rPr>
+    </w:lvl>
+    <w:lvl w:ilvl="5" w:tentative="1">
+      <w:start w:val="1"/>
+      <w:numFmt w:val="bullet"/>
+      <w:lvlText w:val=""/>
+      <w:lvlJc w:val="left"/>
+      <w:pPr>
+        <w:tabs>
+          <w:tab w:val="num" w:pos="4320"/>
+        </w:tabs>
+        <w:ind w:left="4320" w:hanging="360"/>
+      </w:pPr>
+      <w:rPr>
+        <w:rFonts w:ascii="Wingdings" w:hAnsi="Wingdings" w:hint="default"/>
+        <w:sz w:val="20"/>
+      </w:rPr>
+    </w:lvl>
+    <w:lvl w:ilvl="6" w:tentative="1">
+      <w:start w:val="1"/>
+      <w:numFmt w:val="bullet"/>
+      <w:lvlText w:val=""/>
+      <w:lvlJc w:val="left"/>
+      <w:pPr>
+        <w:tabs>
+          <w:tab w:val="num" w:pos="5040"/>
+        </w:tabs>
+        <w:ind w:left="5040" w:hanging="360"/>
+      </w:pPr>
+      <w:rPr>
+        <w:rFonts w:ascii="Wingdings" w:hAnsi="Wingdings" w:hint="default"/>
+        <w:sz w:val="20"/>
+      </w:rPr>
+    </w:lvl>
+    <w:lvl w:ilvl="7" w:tentative="1">
+      <w:start w:val="1"/>
+      <w:numFmt w:val="bullet"/>
+      <w:lvlText w:val=""/>
+      <w:lvlJc w:val="left"/>
+      <w:pPr>
+        <w:tabs>
+          <w:tab w:val="num" w:pos="5760"/>
+        </w:tabs>
+        <w:ind w:left="5760" w:hanging="360"/>
+      </w:pPr>
+      <w:rPr>
+        <w:rFonts w:ascii="Wingdings" w:hAnsi="Wingdings" w:hint="default"/>
+        <w:sz w:val="20"/>
+      </w:rPr>
+    </w:lvl>
+    <w:lvl w:ilvl="8" w:tentative="1">
+      <w:start w:val="1"/>
+      <w:numFmt w:val="bullet"/>
+      <w:lvlText w:val=""/>
+      <w:lvlJc w:val="left"/>
+      <w:pPr>
+        <w:tabs>
+          <w:tab w:val="num" w:pos="6480"/>
+        </w:tabs>
+        <w:ind w:left="6480" w:hanging="360"/>
+      </w:pPr>
+      <w:rPr>
+        <w:rFonts w:ascii="Wingdings" w:hAnsi="Wingdings" w:hint="default"/>
+        <w:sz w:val="20"/>
+      </w:rPr>
+    </w:lvl>
+  </w:abstractNum>
+  <w:abstractNum w:abstractNumId="17" w15:restartNumberingAfterBreak="0">
     <w:nsid w:val="72CB2976"/>
     <w:multiLevelType w:val="hybridMultilevel"/>
     <w:tmpl w:val="A66E651E"/>
@@ -4108,7 +4629,7 @@
       </w:rPr>
     </w:lvl>
   </w:abstractNum>
-  <w:abstractNum w:abstractNumId="15" w15:restartNumberingAfterBreak="0">
+  <w:abstractNum w:abstractNumId="18" w15:restartNumberingAfterBreak="0">
     <w:nsid w:val="72D10656"/>
     <w:multiLevelType w:val="hybridMultilevel"/>
     <w:tmpl w:val="8E5E1430"/>
@@ -4221,53 +4742,62 @@
       </w:rPr>
     </w:lvl>
   </w:abstractNum>
-  <w:num w:numId="1" w16cid:durableId="1590307134">
+  <w:num w:numId="1" w16cid:durableId="318270987">
+    <w:abstractNumId w:val="2"/>
+  </w:num>
+  <w:num w:numId="2" w16cid:durableId="1885871022">
+    <w:abstractNumId w:val="15"/>
+  </w:num>
+  <w:num w:numId="3" w16cid:durableId="404692997">
+    <w:abstractNumId w:val="10"/>
+  </w:num>
+  <w:num w:numId="4" w16cid:durableId="642735638">
+    <w:abstractNumId w:val="6"/>
+  </w:num>
+  <w:num w:numId="5" w16cid:durableId="1154562526">
+    <w:abstractNumId w:val="14"/>
+  </w:num>
+  <w:num w:numId="6" w16cid:durableId="657347967">
+    <w:abstractNumId w:val="12"/>
+  </w:num>
+  <w:num w:numId="7" w16cid:durableId="1039623304">
+    <w:abstractNumId w:val="4"/>
+  </w:num>
+  <w:num w:numId="8" w16cid:durableId="85661261">
+    <w:abstractNumId w:val="13"/>
+  </w:num>
+  <w:num w:numId="9" w16cid:durableId="766734425">
+    <w:abstractNumId w:val="0"/>
+  </w:num>
+  <w:num w:numId="10" w16cid:durableId="1435788112">
+    <w:abstractNumId w:val="7"/>
+  </w:num>
+  <w:num w:numId="11" w16cid:durableId="753481054">
+    <w:abstractNumId w:val="1"/>
+  </w:num>
+  <w:num w:numId="12" w16cid:durableId="425351242">
     <w:abstractNumId w:val="3"/>
   </w:num>
-  <w:num w:numId="2" w16cid:durableId="1511219768">
-    <w:abstractNumId w:val="13"/>
+  <w:num w:numId="13" w16cid:durableId="1590115383">
+    <w:abstractNumId w:val="18"/>
   </w:num>
-  <w:num w:numId="3" w16cid:durableId="926042271">
+  <w:num w:numId="14" w16cid:durableId="1029524962">
     <w:abstractNumId w:val="9"/>
   </w:num>
-  <w:num w:numId="4" w16cid:durableId="1033775021">
-    <w:abstractNumId w:val="6"/>
+  <w:num w:numId="15" w16cid:durableId="469830614">
+    <w:abstractNumId w:val="8"/>
   </w:num>
-  <w:num w:numId="5" w16cid:durableId="1665163208">
-    <w:abstractNumId w:val="12"/>
+  <w:num w:numId="16" w16cid:durableId="1092050510">
+    <w:abstractNumId w:val="16"/>
   </w:num>
-  <w:num w:numId="6" w16cid:durableId="1453478144">
-    <w:abstractNumId w:val="10"/>
+  <w:num w:numId="17" w16cid:durableId="737095062">
+    <w:abstractNumId w:val="11"/>
   </w:num>
-  <w:num w:numId="7" w16cid:durableId="852954265">
+  <w:num w:numId="18" w16cid:durableId="323826417">
     <w:abstractNumId w:val="5"/>
   </w:num>
-  <w:num w:numId="8" w16cid:durableId="17322081">
-    <w:abstractNumId w:val="11"/>
-  </w:num>
-  <w:num w:numId="9" w16cid:durableId="1564677157">
-    <w:abstractNumId w:val="1"/>
-  </w:num>
-  <w:num w:numId="10" w16cid:durableId="198512321">
-    <w:abstractNumId w:val="7"/>
-  </w:num>
-  <w:num w:numId="11" w16cid:durableId="1019085133">
-    <w:abstractNumId w:val="2"/>
-  </w:num>
-  <w:num w:numId="12" w16cid:durableId="627130048">
-    <w:abstractNumId w:val="4"/>
-  </w:num>
-  <w:num w:numId="13" w16cid:durableId="390544354">
-    <w:abstractNumId w:val="15"/>
-  </w:num>
-  <w:num w:numId="14" w16cid:durableId="270555110">
-    <w:abstractNumId w:val="8"/>
-  </w:num>
-  <w:num w:numId="15" w16cid:durableId="1735546557">
-    <w:abstractNumId w:val="14"/>
-  </w:num>
-  <w:num w:numId="16" w16cid:durableId="1623607165">
-    <w:abstractNumId w:val="0"/>
+  <w:num w:numId="19" w16cid:durableId="228153382">
+    <w:abstractNumId w:val="17"/>
   </w:num>
 </w:numbering>
 </file>
@@ -4886,36 +5416,44 @@
       <w:lang w:val="en-US" w:eastAsia="en-US"/>
     </w:rPr>
   </w:style>
+  <w:style w:type="paragraph" w:customStyle="1" w:styleId="TableParagraph">
+    <w:name w:val="Table Paragraph"/>
+    <w:basedOn w:val="Normal"/>
+    <w:uiPriority w:val="1"/>
+    <w:qFormat/>
+    <w:rsid w:val="00FB5F3A"/>
+    <w:pPr>
+      <w:widowControl w:val="0"/>
+      <w:autoSpaceDE w:val="0"/>
+      <w:autoSpaceDN w:val="0"/>
+      <w:spacing w:before="6" w:after="0" w:line="273" w:lineRule="exact"/>
+      <w:ind w:left="468"/>
+    </w:pPr>
+    <w:rPr>
+      <w:rFonts w:eastAsia="Calibri" w:cs="Calibri"/>
+    </w:rPr>
+  </w:style>
   <w:style w:type="paragraph" w:styleId="NormalWeb">
     <w:name w:val="Normal (Web)"/>
+    <w:basedOn w:val="Normal"/>
     <w:uiPriority w:val="99"/>
-    <w:rsid w:val="003A0CF3"/>
+    <w:semiHidden/>
+    <w:unhideWhenUsed/>
+    <w:rsid w:val="0009778E"/>
     <w:pPr>
-      <w:pBdr>
-        <w:top w:val="nil"/>
-        <w:left w:val="nil"/>
-        <w:bottom w:val="nil"/>
-        <w:right w:val="nil"/>
-        <w:between w:val="nil"/>
-        <w:bar w:val="nil"/>
-      </w:pBdr>
-      <w:spacing w:before="100" w:after="100" w:line="276" w:lineRule="auto"/>
+      <w:spacing w:before="100" w:beforeAutospacing="1" w:after="100" w:afterAutospacing="1" w:line="240" w:lineRule="auto"/>
     </w:pPr>
     <w:rPr>
-      <w:rFonts w:ascii="Times New Roman" w:eastAsia="Arial Unicode MS" w:hAnsi="Times New Roman" w:cs="Arial Unicode MS"/>
-      <w:color w:val="000000"/>
+      <w:rFonts w:ascii="Times New Roman" w:hAnsi="Times New Roman"/>
       <w:sz w:val="24"/>
       <w:szCs w:val="24"/>
-      <w:u w:color="000000"/>
-      <w:bdr w:val="nil"/>
-      <w:lang w:eastAsia="en-IN"/>
     </w:rPr>
   </w:style>
   <w:style w:type="character" w:styleId="Strong">
     <w:name w:val="Strong"/>
     <w:uiPriority w:val="22"/>
     <w:qFormat/>
-    <w:rsid w:val="003A0CF3"/>
+    <w:rsid w:val="004D04F2"/>
     <w:rPr>
       <w:b/>
       <w:bCs/>

--- a/public/templates/admin-recruitment/offer-letter.docx
+++ b/public/templates/admin-recruitment/offer-letter.docx
@@ -960,36 +960,6 @@
               <w:t>{{CONVEYANCE_M}}</w:t>
             </w:r>
           </w:p>
-          <w:p>
-            <w:pPr>
-              <w:spacing w:after="0" w:line="240" w:lineRule="auto"/>
-              <w:jc w:val="right"/>
-              <w:rPr>
-                <w:rFonts w:ascii="Aptos Narrow" w:hAnsi="Aptos Narrow"/>
-                <w:color w:val="000000"/>
-                <w:lang w:val="en-IN" w:eastAsia="en-IN"/>
-              </w:rPr>
-            </w:pPr>
-            <w:r>
-              <w:rPr>
-                <w:rFonts w:ascii="Aptos Narrow" w:hAnsi="Aptos Narrow"/>
-                <w:color w:val="000000"/>
-                <w:lang w:val="en-IN" w:eastAsia="en-IN"/>
-              </w:rPr>
-              <w:t>{{CONVEYANCE_PA}}</w:t>
-            </w:r>
-          </w:p>
-          <w:p>
-            <w:pPr>
-              <w:spacing w:after="0" w:line="240" w:lineRule="auto"/>
-              <w:jc w:val="right"/>
-              <w:rPr>
-                <w:rFonts w:ascii="Aptos Narrow" w:hAnsi="Aptos Narrow"/>
-                <w:color w:val="000000"/>
-                <w:lang w:val="en-IN" w:eastAsia="en-IN"/>
-              </w:rPr>
-            </w:pPr>
-          </w:p>
         </w:tc>
         <w:tc>
           <w:tcPr>
@@ -1014,6 +984,14 @@
                 <w:lang w:val="en-IN" w:eastAsia="en-IN"/>
               </w:rPr>
             </w:pPr>
+            <w:r>
+              <w:rPr>
+                <w:rFonts w:ascii="Aptos Narrow" w:hAnsi="Aptos Narrow"/>
+                <w:color w:val="000000"/>
+                <w:lang w:val="en-IN" w:eastAsia="en-IN"/>
+              </w:rPr>
+              <w:t>{{CONVEYANCE_PA}}</w:t>
+            </w:r>
           </w:p>
         </w:tc>
       </w:tr>
@@ -1086,36 +1064,6 @@
               <w:t>{{BONUS_M}}</w:t>
             </w:r>
           </w:p>
-          <w:p>
-            <w:pPr>
-              <w:spacing w:after="0" w:line="240" w:lineRule="auto"/>
-              <w:jc w:val="right"/>
-              <w:rPr>
-                <w:rFonts w:ascii="Aptos Narrow" w:hAnsi="Aptos Narrow"/>
-                <w:color w:val="000000"/>
-                <w:lang w:val="en-IN" w:eastAsia="en-IN"/>
-              </w:rPr>
-            </w:pPr>
-            <w:r>
-              <w:rPr>
-                <w:rFonts w:ascii="Aptos Narrow" w:hAnsi="Aptos Narrow"/>
-                <w:color w:val="000000"/>
-                <w:lang w:val="en-IN" w:eastAsia="en-IN"/>
-              </w:rPr>
-              <w:t>{{BONUS_PA}}</w:t>
-            </w:r>
-          </w:p>
-          <w:p>
-            <w:pPr>
-              <w:spacing w:after="0" w:line="240" w:lineRule="auto"/>
-              <w:jc w:val="right"/>
-              <w:rPr>
-                <w:rFonts w:ascii="Aptos Narrow" w:hAnsi="Aptos Narrow"/>
-                <w:color w:val="000000"/>
-                <w:lang w:val="en-IN" w:eastAsia="en-IN"/>
-              </w:rPr>
-            </w:pPr>
-          </w:p>
         </w:tc>
         <w:tc>
           <w:tcPr>
@@ -1140,6 +1088,14 @@
                 <w:lang w:val="en-IN" w:eastAsia="en-IN"/>
               </w:rPr>
             </w:pPr>
+            <w:r>
+              <w:rPr>
+                <w:rFonts w:ascii="Aptos Narrow" w:hAnsi="Aptos Narrow"/>
+                <w:color w:val="000000"/>
+                <w:lang w:val="en-IN" w:eastAsia="en-IN"/>
+              </w:rPr>
+              <w:t>{{BONUS_PA}}</w:t>
+            </w:r>
           </w:p>
         </w:tc>
       </w:tr>
@@ -1212,36 +1168,6 @@
               <w:t>{{MEDICAL_M}}</w:t>
             </w:r>
           </w:p>
-          <w:p>
-            <w:pPr>
-              <w:spacing w:after="0" w:line="240" w:lineRule="auto"/>
-              <w:jc w:val="right"/>
-              <w:rPr>
-                <w:rFonts w:ascii="Aptos Narrow" w:hAnsi="Aptos Narrow"/>
-                <w:color w:val="000000"/>
-                <w:lang w:val="en-IN" w:eastAsia="en-IN"/>
-              </w:rPr>
-            </w:pPr>
-            <w:r>
-              <w:rPr>
-                <w:rFonts w:ascii="Aptos Narrow" w:hAnsi="Aptos Narrow"/>
-                <w:color w:val="000000"/>
-                <w:lang w:val="en-IN" w:eastAsia="en-IN"/>
-              </w:rPr>
-              <w:t>{{MEDICAL_PA}}</w:t>
-            </w:r>
-          </w:p>
-          <w:p>
-            <w:pPr>
-              <w:spacing w:after="0" w:line="240" w:lineRule="auto"/>
-              <w:jc w:val="right"/>
-              <w:rPr>
-                <w:rFonts w:ascii="Aptos Narrow" w:hAnsi="Aptos Narrow"/>
-                <w:color w:val="000000"/>
-                <w:lang w:val="en-IN" w:eastAsia="en-IN"/>
-              </w:rPr>
-            </w:pPr>
-          </w:p>
         </w:tc>
         <w:tc>
           <w:tcPr>
@@ -1266,6 +1192,14 @@
                 <w:lang w:val="en-IN" w:eastAsia="en-IN"/>
               </w:rPr>
             </w:pPr>
+            <w:r>
+              <w:rPr>
+                <w:rFonts w:ascii="Aptos Narrow" w:hAnsi="Aptos Narrow"/>
+                <w:color w:val="000000"/>
+                <w:lang w:val="en-IN" w:eastAsia="en-IN"/>
+              </w:rPr>
+              <w:t>{{MEDICAL_PA}}</w:t>
+            </w:r>
           </w:p>
         </w:tc>
       </w:tr>
@@ -1663,36 +1597,6 @@
               <w:t>{{EE_ESIC_M}}</w:t>
             </w:r>
           </w:p>
-          <w:p>
-            <w:pPr>
-              <w:spacing w:after="0" w:line="240" w:lineRule="auto"/>
-              <w:jc w:val="right"/>
-              <w:rPr>
-                <w:rFonts w:ascii="Aptos Narrow" w:hAnsi="Aptos Narrow"/>
-                <w:color w:val="000000"/>
-                <w:lang w:val="en-IN" w:eastAsia="en-IN"/>
-              </w:rPr>
-            </w:pPr>
-            <w:r>
-              <w:rPr>
-                <w:rFonts w:ascii="Aptos Narrow" w:hAnsi="Aptos Narrow"/>
-                <w:color w:val="000000"/>
-                <w:lang w:val="en-IN" w:eastAsia="en-IN"/>
-              </w:rPr>
-              <w:t>{{EE_ESIC_PA}}</w:t>
-            </w:r>
-          </w:p>
-          <w:p>
-            <w:pPr>
-              <w:spacing w:after="0" w:line="240" w:lineRule="auto"/>
-              <w:jc w:val="right"/>
-              <w:rPr>
-                <w:rFonts w:ascii="Aptos Narrow" w:hAnsi="Aptos Narrow"/>
-                <w:color w:val="000000"/>
-                <w:lang w:val="en-IN" w:eastAsia="en-IN"/>
-              </w:rPr>
-            </w:pPr>
-          </w:p>
         </w:tc>
         <w:tc>
           <w:tcPr>
@@ -1723,7 +1627,7 @@
                 <w:color w:val="000000"/>
                 <w:lang w:val="en-IN" w:eastAsia="en-IN"/>
               </w:rPr>
-              <w:t> </w:t>
+              <w:t>{{EE_ESIC_PA}}</w:t>
             </w:r>
           </w:p>
         </w:tc>
@@ -2093,33 +1997,6 @@
               <w:t>{{ER_ESIC_M}}</w:t>
             </w:r>
           </w:p>
-          <w:p>
-            <w:pPr>
-              <w:spacing w:after="0" w:line="240" w:lineRule="auto"/>
-              <w:jc w:val="right"/>
-              <w:rPr>
-                <w:rFonts w:ascii="Aptos Narrow" w:hAnsi="Aptos Narrow"/>
-                <w:lang w:val="en-IN" w:eastAsia="en-IN"/>
-              </w:rPr>
-            </w:pPr>
-            <w:r>
-              <w:rPr>
-                <w:rFonts w:ascii="Aptos Narrow" w:hAnsi="Aptos Narrow"/>
-                <w:lang w:val="en-IN" w:eastAsia="en-IN"/>
-              </w:rPr>
-              <w:t>{{ER_ESIC_PA}}</w:t>
-            </w:r>
-          </w:p>
-          <w:p>
-            <w:pPr>
-              <w:spacing w:after="0" w:line="240" w:lineRule="auto"/>
-              <w:jc w:val="right"/>
-              <w:rPr>
-                <w:rFonts w:ascii="Aptos Narrow" w:hAnsi="Aptos Narrow"/>
-                <w:lang w:val="en-IN" w:eastAsia="en-IN"/>
-              </w:rPr>
-            </w:pPr>
-          </w:p>
         </w:tc>
         <w:tc>
           <w:tcPr>
@@ -2140,10 +2017,16 @@
               <w:jc w:val="right"/>
               <w:rPr>
                 <w:rFonts w:ascii="Aptos Narrow" w:hAnsi="Aptos Narrow"/>
-                <w:color w:val="000000"/>
-                <w:lang w:val="en-IN" w:eastAsia="en-IN"/>
-              </w:rPr>
-            </w:pPr>
+                <w:lang w:val="en-IN" w:eastAsia="en-IN"/>
+              </w:rPr>
+            </w:pPr>
+            <w:r>
+              <w:rPr>
+                <w:rFonts w:ascii="Aptos Narrow" w:hAnsi="Aptos Narrow"/>
+                <w:lang w:val="en-IN" w:eastAsia="en-IN"/>
+              </w:rPr>
+              <w:t>{{ER_ESIC_PA}}</w:t>
+            </w:r>
           </w:p>
         </w:tc>
       </w:tr>

--- a/public/templates/admin-recruitment/offer-letter.docx
+++ b/public/templates/admin-recruitment/offer-letter.docx
@@ -287,46 +287,11 @@
     </w:p>
     <w:p>
       <w:r>
-        <w:t xml:space="preserve">Please confirm your acceptance by signing and returning a copy of this letter on or before </w:t>
-      </w:r>
-      <w:r>
         <w:rPr>
           <w:b/>
           <w:bCs/>
         </w:rPr>
-        <w:t>{{VALID_UNTIL}}</w:t>
-      </w:r>
-      <w:r>
-        <w:t xml:space="preserve">. </w:t>
-      </w:r>
-      <w:r>
-        <w:t xml:space="preserve">This offer will lapse if your acceptance is not received on or before </w:t>
-      </w:r>
-      <w:r>
-        <w:rPr>
-          <w:b/>
-          <w:bCs/>
-        </w:rPr>
-        <w:t>{{VALID_UNTIL}}</w:t>
-      </w:r>
-      <w:r>
-        <w:t>, or if you fail to join on the agreed date</w:t>
-      </w:r>
-      <w:r>
-        <w:t xml:space="preserve"> (</w:t>
-      </w:r>
-      <w:r>
-        <w:rPr>
-          <w:b/>
-          <w:bCs/>
-        </w:rPr>
-        <w:t>{{JOINING_DATE_SHORT}}</w:t>
-      </w:r>
-      <w:r>
-        <w:t>)</w:t>
-      </w:r>
-      <w:r>
-        <w:t>.</w:t>
+        <w:t xml:space="preserve">You are requested to accept or decline this offer within 24 hours from the date and time of issuance</w:t>
       </w:r>
     </w:p>
     <w:p>
@@ -455,7 +420,14 @@
         <w:keepLines/>
       </w:pPr>
       <w:r>
-        <w:t>I accept the above offer and confirm that I will join on [DD/MM/YYYY]</w:t>
+        <w:rPr>
+          <w:rFonts w:ascii="Cambria" w:hAnsi="Cambria"/>
+          <w:sz w:val="22"/>
+          <w:szCs w:val="22"/>
+          <w:b/>
+          <w:bCs/>
+        </w:rPr>
+        <w:t xml:space="preserve">I accept the above offer and confirm that I will join on {{JOINING_DATE_DDMMYYYY}}</w:t>
       </w:r>
     </w:p>
     <w:p>

--- a/public/templates/admin-recruitment/offer-letter.docx
+++ b/public/templates/admin-recruitment/offer-letter.docx
@@ -46,7 +46,7 @@
           <w:b/>
           <w:bCs/>
         </w:rPr>
-        <w:t>Subject: Offer of Employment</w:t>
+        <w:t xml:space="preserve">Subject: Letter of Employment</w:t>
       </w:r>
     </w:p>
     <w:p>
@@ -68,35 +68,11 @@
         <w:spacing w:after="160" w:line="278" w:lineRule="auto"/>
       </w:pPr>
       <w:r>
-        <w:t xml:space="preserve">We are pleased to offer you the </w:t>
-      </w:r>
-      <w:r>
-        <w:t>position of {{DESIGNATION}}{{DEPARTMENT_CLAUSE}}</w:t>
-      </w:r>
-      <w:r>
         <w:rPr>
           <w:b/>
           <w:bCs/>
         </w:rPr>
-        <w:t xml:space="preserve"> </w:t>
-      </w:r>
-      <w:r>
-        <w:t>at</w:t>
-      </w:r>
-      <w:r>
-        <w:t xml:space="preserve"> </w:t>
-      </w:r>
-      <w:r>
-        <w:t>{{COMPANY_NAME}}</w:t>
-      </w:r>
-      <w:r>
-        <w:t xml:space="preserve">. Based on your interview and credentials, we believe you will be a valuable addition to our </w:t>
-      </w:r>
-      <w:r>
-        <w:t>organization</w:t>
-      </w:r>
-      <w:r>
-        <w:t>.</w:t>
+        <w:t xml:space="preserve">We are pleased to appoint you to the position of {{DESIGNATION}}{{DEPARTMENT_CLAUSE}} at {{COMPANY_NAME}}. Based on your interview and credentials, we believe you will be a valuable addition to our organization.</w:t>
       </w:r>
     </w:p>
     <w:tbl>
@@ -274,7 +250,12 @@
         <w:spacing w:after="160" w:line="278" w:lineRule="auto"/>
       </w:pPr>
       <w:r>
-        <w:t>This offer is subject to verification of your educational and employment documents, and satisfactory reference checks.</w:t>
+        <w:rPr>
+          <w:rFonts w:ascii="Cambria" w:hAnsi="Cambria"/>
+          <w:sz w:val="22"/>
+          <w:szCs w:val="22"/>
+        </w:rPr>
+        <w:t xml:space="preserve">This letter is subject to verification of your educational and employment documents, and satisfactory reference checks.</w:t>
       </w:r>
     </w:p>
     <w:p>
@@ -291,7 +272,7 @@
           <w:b/>
           <w:bCs/>
         </w:rPr>
-        <w:t xml:space="preserve">You are requested to accept or decline this offer within 24 hours from the date and time of issuance</w:t>
+        <w:t xml:space="preserve">You are requested to accept or decline within 24 hours from the date and time of issuance</w:t>
       </w:r>
     </w:p>
     <w:p>
@@ -427,7 +408,7 @@
           <w:b/>
           <w:bCs/>
         </w:rPr>
-        <w:t xml:space="preserve">I accept the above offer and confirm that I will join on {{JOINING_DATE_DDMMYYYY}}</w:t>
+        <w:t xml:space="preserve">I accept the offer and confirm that I will join on {{JOINING_DATE_DDMMYYYY}}</w:t>
       </w:r>
     </w:p>
     <w:p>

--- a/public/templates/admin-recruitment/offer-letter.docx
+++ b/public/templates/admin-recruitment/offer-letter.docx
@@ -46,7 +46,7 @@
           <w:b/>
           <w:bCs/>
         </w:rPr>
-        <w:t xml:space="preserve">Subject: Letter of Employment</w:t>
+        <w:t>Subject: Offer of Employment</w:t>
       </w:r>
     </w:p>
     <w:p>
@@ -68,11 +68,35 @@
         <w:spacing w:after="160" w:line="278" w:lineRule="auto"/>
       </w:pPr>
       <w:r>
+        <w:t xml:space="preserve">We are pleased to offer you the </w:t>
+      </w:r>
+      <w:r>
+        <w:t>position of {{DESIGNATION}}{{DEPARTMENT_CLAUSE}}</w:t>
+      </w:r>
+      <w:r>
         <w:rPr>
           <w:b/>
           <w:bCs/>
         </w:rPr>
-        <w:t xml:space="preserve">We are pleased to appoint you to the position of {{DESIGNATION}}{{DEPARTMENT_CLAUSE}} at {{COMPANY_NAME}}. Based on your interview and credentials, we believe you will be a valuable addition to our organization.</w:t>
+        <w:t xml:space="preserve"> </w:t>
+      </w:r>
+      <w:r>
+        <w:t>at</w:t>
+      </w:r>
+      <w:r>
+        <w:t xml:space="preserve"> </w:t>
+      </w:r>
+      <w:r>
+        <w:t>{{COMPANY_NAME}}</w:t>
+      </w:r>
+      <w:r>
+        <w:t xml:space="preserve">. Based on your interview and credentials, we believe you will be a valuable addition to our </w:t>
+      </w:r>
+      <w:r>
+        <w:t>organization</w:t>
+      </w:r>
+      <w:r>
+        <w:t>.</w:t>
       </w:r>
     </w:p>
     <w:tbl>
@@ -250,12 +274,7 @@
         <w:spacing w:after="160" w:line="278" w:lineRule="auto"/>
       </w:pPr>
       <w:r>
-        <w:rPr>
-          <w:rFonts w:ascii="Cambria" w:hAnsi="Cambria"/>
-          <w:sz w:val="22"/>
-          <w:szCs w:val="22"/>
-        </w:rPr>
-        <w:t xml:space="preserve">This letter is subject to verification of your educational and employment documents, and satisfactory reference checks.</w:t>
+        <w:t>This offer is subject to verification of your educational and employment documents, and satisfactory reference checks.</w:t>
       </w:r>
     </w:p>
     <w:p>
@@ -272,7 +291,7 @@
           <w:b/>
           <w:bCs/>
         </w:rPr>
-        <w:t xml:space="preserve">You are requested to accept or decline within 24 hours from the date and time of issuance</w:t>
+        <w:t>You are requested to accept or decline within 24 hours from the date and time of issuance</w:t>
       </w:r>
     </w:p>
     <w:p>
@@ -338,7 +357,7 @@
           <w:b/>
           <w:bCs/>
         </w:rPr>
-        <w:pict w14:anchorId="03172A15">
+        <w:pict w14:anchorId="6CB73C61">
           <v:shapetype id="_x0000_t75" coordsize="21600,21600" o:spt="75" o:preferrelative="t" path="m@4@5l@4@11@9@11@9@5xe" filled="f" stroked="f">
             <v:stroke joinstyle="miter"/>
             <v:formulas>
@@ -401,14 +420,7 @@
         <w:keepLines/>
       </w:pPr>
       <w:r>
-        <w:rPr>
-          <w:rFonts w:ascii="Cambria" w:hAnsi="Cambria"/>
-          <w:sz w:val="22"/>
-          <w:szCs w:val="22"/>
-          <w:b/>
-          <w:bCs/>
-        </w:rPr>
-        <w:t xml:space="preserve">I accept the offer and confirm that I will join on {{JOINING_DATE_DDMMYYYY}}</w:t>
+        <w:t>I accept the offer and confirm that I will join on {{JOINING_DATE_DDMMYYYY}}</w:t>
       </w:r>
     </w:p>
     <w:p>
@@ -427,9 +439,12 @@
         <w:t>Date: ____________</w:t>
       </w:r>
     </w:p>
+    <w:p/>
+    <w:p/>
+    <w:p/>
+    <w:p/>
     <w:p>
       <w:pPr>
-        <w:pageBreakBefore/>
         <w:jc w:val="center"/>
         <w:rPr>
           <w:b/>
@@ -469,7 +484,7 @@
       <w:tblGrid>
         <w:gridCol w:w="5191"/>
         <w:gridCol w:w="2356"/>
-        <w:gridCol w:w="1924"/>
+        <w:gridCol w:w="2056"/>
       </w:tblGrid>
       <w:tr>
         <w:trPr>
@@ -1970,12 +1985,14 @@
               <w:jc w:val="right"/>
               <w:rPr>
                 <w:rFonts w:ascii="Aptos Narrow" w:hAnsi="Aptos Narrow"/>
-                <w:lang w:val="en-IN" w:eastAsia="en-IN"/>
-              </w:rPr>
-            </w:pPr>
-            <w:r>
-              <w:rPr>
-                <w:rFonts w:ascii="Aptos Narrow" w:hAnsi="Aptos Narrow"/>
+                <w:color w:val="000000"/>
+                <w:lang w:val="en-IN" w:eastAsia="en-IN"/>
+              </w:rPr>
+            </w:pPr>
+            <w:r>
+              <w:rPr>
+                <w:rFonts w:ascii="Aptos Narrow" w:hAnsi="Aptos Narrow"/>
+                <w:color w:val="000000"/>
                 <w:lang w:val="en-IN" w:eastAsia="en-IN"/>
               </w:rPr>
               <w:t>{{ER_ESIC_PA}}</w:t>
@@ -2544,7 +2561,7 @@
         <w:color w:val="1F497D"/>
         <w:lang w:val="en-IN" w:eastAsia="en-IN"/>
       </w:rPr>
-      <w:pict w14:anchorId="09295BF6">
+      <w:pict w14:anchorId="73485D5C">
         <v:rect id="_x0000_s1032" style="position:absolute;margin-left:-49.2pt;margin-top:38.9pt;width:611.55pt;height:10.4pt;z-index:251658240" fillcolor="#c00000" strokecolor="#c00000"/>
       </w:pict>
     </w:r>
@@ -2554,7 +2571,7 @@
         <w:color w:val="1F497D"/>
         <w:lang w:val="en-IN" w:eastAsia="en-IN"/>
       </w:rPr>
-      <w:pict w14:anchorId="12B9AED5">
+      <w:pict w14:anchorId="3A327E9E">
         <v:shapetype id="_x0000_t32" coordsize="21600,21600" o:spt="32" o:oned="t" path="m,l21600,21600e" filled="f">
           <v:path arrowok="t" fillok="f" o:connecttype="none"/>
           <o:lock v:ext="edit" shapetype="t"/>
@@ -2563,7 +2580,7 @@
       </w:pict>
     </w:r>
     <w:r>
-      <w:pict w14:anchorId="7874D946">
+      <w:pict w14:anchorId="3E305854">
         <v:shapetype id="_x0000_t75" coordsize="21600,21600" o:spt="75" o:preferrelative="t" path="m@4@5l@4@11@9@11@9@5xe" filled="f" stroked="f">
           <v:stroke joinstyle="miter"/>
           <v:formulas>
@@ -2631,7 +2648,7 @@
         <w:sz w:val="24"/>
         <w:szCs w:val="24"/>
       </w:rPr>
-      <w:pict w14:anchorId="059A3D2B">
+      <w:pict w14:anchorId="2862D9C0">
         <v:shapetype id="_x0000_t75" coordsize="21600,21600" o:spt="75" o:preferrelative="t" path="m@4@5l@4@11@9@11@9@5xe" filled="f" stroked="f">
           <v:stroke joinstyle="miter"/>
           <v:formulas>
@@ -4578,61 +4595,61 @@
       </w:rPr>
     </w:lvl>
   </w:abstractNum>
-  <w:num w:numId="1" w16cid:durableId="318270987">
+  <w:num w:numId="1" w16cid:durableId="280380073">
     <w:abstractNumId w:val="2"/>
   </w:num>
-  <w:num w:numId="2" w16cid:durableId="1885871022">
+  <w:num w:numId="2" w16cid:durableId="396821917">
     <w:abstractNumId w:val="15"/>
   </w:num>
-  <w:num w:numId="3" w16cid:durableId="404692997">
+  <w:num w:numId="3" w16cid:durableId="384566907">
     <w:abstractNumId w:val="10"/>
   </w:num>
-  <w:num w:numId="4" w16cid:durableId="642735638">
+  <w:num w:numId="4" w16cid:durableId="1418096120">
     <w:abstractNumId w:val="6"/>
   </w:num>
-  <w:num w:numId="5" w16cid:durableId="1154562526">
+  <w:num w:numId="5" w16cid:durableId="257102531">
     <w:abstractNumId w:val="14"/>
   </w:num>
-  <w:num w:numId="6" w16cid:durableId="657347967">
+  <w:num w:numId="6" w16cid:durableId="92167641">
     <w:abstractNumId w:val="12"/>
   </w:num>
-  <w:num w:numId="7" w16cid:durableId="1039623304">
+  <w:num w:numId="7" w16cid:durableId="176191419">
     <w:abstractNumId w:val="4"/>
   </w:num>
-  <w:num w:numId="8" w16cid:durableId="85661261">
+  <w:num w:numId="8" w16cid:durableId="54857851">
     <w:abstractNumId w:val="13"/>
   </w:num>
-  <w:num w:numId="9" w16cid:durableId="766734425">
+  <w:num w:numId="9" w16cid:durableId="1873690512">
     <w:abstractNumId w:val="0"/>
   </w:num>
-  <w:num w:numId="10" w16cid:durableId="1435788112">
+  <w:num w:numId="10" w16cid:durableId="1198084171">
     <w:abstractNumId w:val="7"/>
   </w:num>
-  <w:num w:numId="11" w16cid:durableId="753481054">
+  <w:num w:numId="11" w16cid:durableId="582035219">
     <w:abstractNumId w:val="1"/>
   </w:num>
-  <w:num w:numId="12" w16cid:durableId="425351242">
+  <w:num w:numId="12" w16cid:durableId="835730636">
     <w:abstractNumId w:val="3"/>
   </w:num>
-  <w:num w:numId="13" w16cid:durableId="1590115383">
+  <w:num w:numId="13" w16cid:durableId="628242326">
     <w:abstractNumId w:val="18"/>
   </w:num>
-  <w:num w:numId="14" w16cid:durableId="1029524962">
+  <w:num w:numId="14" w16cid:durableId="1087535580">
     <w:abstractNumId w:val="9"/>
   </w:num>
-  <w:num w:numId="15" w16cid:durableId="469830614">
+  <w:num w:numId="15" w16cid:durableId="972712766">
     <w:abstractNumId w:val="8"/>
   </w:num>
-  <w:num w:numId="16" w16cid:durableId="1092050510">
+  <w:num w:numId="16" w16cid:durableId="1961758145">
     <w:abstractNumId w:val="16"/>
   </w:num>
-  <w:num w:numId="17" w16cid:durableId="737095062">
+  <w:num w:numId="17" w16cid:durableId="1566336917">
     <w:abstractNumId w:val="11"/>
   </w:num>
-  <w:num w:numId="18" w16cid:durableId="323826417">
+  <w:num w:numId="18" w16cid:durableId="272516322">
     <w:abstractNumId w:val="5"/>
   </w:num>
-  <w:num w:numId="19" w16cid:durableId="228153382">
+  <w:num w:numId="19" w16cid:durableId="1657756851">
     <w:abstractNumId w:val="17"/>
   </w:num>
 </w:numbering>
